--- a/Documentation/Team Charter.docx
+++ b/Documentation/Team Charter.docx
@@ -1,11 +1,11 @@
 
 <file path=word/document.xml><?xml version="1.0" encoding="utf-8"?>
-<w:document xmlns:wpc="http://schemas.microsoft.com/office/word/2010/wordprocessingCanvas" xmlns:cx="http://schemas.microsoft.com/office/drawing/2014/chartex" xmlns:cx1="http://schemas.microsoft.com/office/drawing/2015/9/8/chartex" xmlns:cx2="http://schemas.microsoft.com/office/drawing/2015/10/21/chartex" xmlns:cx3="http://schemas.microsoft.com/office/drawing/2016/5/9/chartex" xmlns:cx4="http://schemas.microsoft.com/office/drawing/2016/5/10/chartex" xmlns:cx5="http://schemas.microsoft.com/office/drawing/2016/5/11/chartex" xmlns:cx6="http://schemas.microsoft.com/office/drawing/2016/5/12/chartex" xmlns:cx7="http://schemas.microsoft.com/office/drawing/2016/5/13/chartex" xmlns:cx8="http://schemas.microsoft.com/office/drawing/2016/5/14/chartex" xmlns:mc="http://schemas.openxmlformats.org/markup-compatibility/2006" xmlns:aink="http://schemas.microsoft.com/office/drawing/2016/ink" xmlns:am3d="http://schemas.microsoft.com/office/drawing/2017/model3d" xmlns:o="urn:schemas-microsoft-com:office:office" xmlns:r="http://schemas.openxmlformats.org/officeDocument/2006/relationships" xmlns:m="http://schemas.openxmlformats.org/officeDocument/2006/math" xmlns:v="urn:schemas-microsoft-com:vml" xmlns:wp14="http://schemas.microsoft.com/office/word/2010/wordprocessingDrawing" xmlns:wp="http://schemas.openxmlformats.org/drawingml/2006/wordprocessingDrawing" xmlns:w10="urn:schemas-microsoft-com:office:word" xmlns:w="http://schemas.openxmlformats.org/wordprocessingml/2006/main" xmlns:w14="http://schemas.microsoft.com/office/word/2010/wordml" xmlns:w15="http://schemas.microsoft.com/office/word/2012/wordml" xmlns:w16cid="http://schemas.microsoft.com/office/word/2016/wordml/cid" xmlns:w16se="http://schemas.microsoft.com/office/word/2015/wordml/symex" xmlns:wpg="http://schemas.microsoft.com/office/word/2010/wordprocessingGroup" xmlns:wpi="http://schemas.microsoft.com/office/word/2010/wordprocessingInk" xmlns:wne="http://schemas.microsoft.com/office/word/2006/wordml" xmlns:wps="http://schemas.microsoft.com/office/word/2010/wordprocessingShape" mc:Ignorable="w14 w15 w16se w16cid wp14">
+<w:document xmlns:wpc="http://schemas.microsoft.com/office/word/2010/wordprocessingCanvas" xmlns:mo="http://schemas.microsoft.com/office/mac/office/2008/main" xmlns:mc="http://schemas.openxmlformats.org/markup-compatibility/2006" xmlns:mv="urn:schemas-microsoft-com:mac:vml" xmlns:o="urn:schemas-microsoft-com:office:office" xmlns:r="http://schemas.openxmlformats.org/officeDocument/2006/relationships" xmlns:m="http://schemas.openxmlformats.org/officeDocument/2006/math" xmlns:v="urn:schemas-microsoft-com:vml" xmlns:wp14="http://schemas.microsoft.com/office/word/2010/wordprocessingDrawing" xmlns:wp="http://schemas.openxmlformats.org/drawingml/2006/wordprocessingDrawing" xmlns:w10="urn:schemas-microsoft-com:office:word" xmlns:w="http://schemas.openxmlformats.org/wordprocessingml/2006/main" xmlns:w14="http://schemas.microsoft.com/office/word/2010/wordml" xmlns:w15="http://schemas.microsoft.com/office/word/2012/wordml" xmlns:wpg="http://schemas.microsoft.com/office/word/2010/wordprocessingGroup" xmlns:wpi="http://schemas.microsoft.com/office/word/2010/wordprocessingInk" xmlns:wne="http://schemas.microsoft.com/office/word/2006/wordml" xmlns:wps="http://schemas.microsoft.com/office/word/2010/wordprocessingShape" mc:Ignorable="w14 w15 wp14">
   <w:body>
     <w:sdt>
       <w:sdtPr>
         <w:rPr>
-          <w:rFonts w:cs="Arial"/>
+          <w:rFonts w:ascii="Arial" w:hAnsi="Arial" w:cs="Arial"/>
         </w:rPr>
         <w:id w:val="779147522"/>
         <w:docPartObj>
@@ -25,18 +25,19 @@
         <w:p>
           <w:pPr>
             <w:rPr>
-              <w:rFonts w:cs="Arial"/>
+              <w:rFonts w:ascii="Arial" w:hAnsi="Arial" w:cs="Arial"/>
             </w:rPr>
           </w:pPr>
           <w:r>
             <w:rPr>
-              <w:rFonts w:cs="Arial"/>
+              <w:rFonts w:ascii="Arial" w:hAnsi="Arial" w:cs="Arial"/>
               <w:noProof/>
+              <w:lang w:eastAsia="en-GB"/>
             </w:rPr>
             <mc:AlternateContent>
               <mc:Choice Requires="wpg">
                 <w:drawing>
-                  <wp:anchor distT="0" distB="0" distL="114300" distR="114300" simplePos="0" relativeHeight="251662336" behindDoc="0" locked="0" layoutInCell="1" allowOverlap="1" wp14:anchorId="66500953" wp14:editId="2782AA44">
+                  <wp:anchor distT="0" distB="0" distL="114300" distR="114300" simplePos="0" relativeHeight="251662336" behindDoc="0" locked="0" layoutInCell="1" allowOverlap="1" wp14:anchorId="69FDC082" wp14:editId="46CF3C1A">
                     <wp:simplePos x="0" y="0"/>
                     <wp:positionH relativeFrom="page">
                       <wp:align>center</wp:align>
@@ -281,7 +282,7 @@
                   </wp:anchor>
                 </w:drawing>
               </mc:Choice>
-              <mc:Fallback>
+              <mc:Fallback xmlns:w16se="http://schemas.microsoft.com/office/word/2015/wordml/symex" xmlns:w16cid="http://schemas.microsoft.com/office/word/2016/wordml/cid" xmlns:am3d="http://schemas.microsoft.com/office/drawing/2017/model3d" xmlns:aink="http://schemas.microsoft.com/office/drawing/2016/ink" xmlns:cx8="http://schemas.microsoft.com/office/drawing/2016/5/14/chartex" xmlns:cx7="http://schemas.microsoft.com/office/drawing/2016/5/13/chartex" xmlns:cx6="http://schemas.microsoft.com/office/drawing/2016/5/12/chartex" xmlns:cx5="http://schemas.microsoft.com/office/drawing/2016/5/11/chartex" xmlns:cx4="http://schemas.microsoft.com/office/drawing/2016/5/10/chartex" xmlns:cx3="http://schemas.microsoft.com/office/drawing/2016/5/9/chartex" xmlns:cx2="http://schemas.microsoft.com/office/drawing/2015/10/21/chartex" xmlns:cx1="http://schemas.microsoft.com/office/drawing/2015/9/8/chartex" xmlns:cx="http://schemas.microsoft.com/office/drawing/2014/chartex">
                 <w:pict>
                   <v:group w14:anchorId="5D018588" id="Group 149" o:spid="_x0000_s1026" style="position:absolute;margin-left:0;margin-top:0;width:8in;height:95.7pt;z-index:251662336;mso-width-percent:941;mso-height-percent:121;mso-top-percent:23;mso-position-horizontal:center;mso-position-horizontal-relative:page;mso-position-vertical-relative:page;mso-width-percent:941;mso-height-percent:121;mso-top-percent:23" coordorigin="" coordsize="73152,12161" o:gfxdata="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">
                     <v:shape id="Rectangle 51" o:spid="_x0000_s1027" style="position:absolute;width:73152;height:11303;visibility:visible;mso-wrap-style:square;v-text-anchor:middle" coordsize="7312660,1129665" o:gfxdata="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" path="m,l7312660,r,1129665l3619500,733425,,1091565,,xe" fillcolor="#4472c4 [3204]" stroked="f" strokeweight="1pt">
@@ -299,13 +300,14 @@
           </w:r>
           <w:r>
             <w:rPr>
-              <w:rFonts w:cs="Arial"/>
+              <w:rFonts w:ascii="Arial" w:hAnsi="Arial" w:cs="Arial"/>
               <w:noProof/>
+              <w:lang w:eastAsia="en-GB"/>
             </w:rPr>
             <mc:AlternateContent>
               <mc:Choice Requires="wps">
                 <w:drawing>
-                  <wp:anchor distT="0" distB="0" distL="114300" distR="114300" simplePos="0" relativeHeight="251659264" behindDoc="0" locked="0" layoutInCell="1" allowOverlap="1" wp14:anchorId="5ACAC8DF" wp14:editId="3088E882">
+                  <wp:anchor distT="0" distB="0" distL="114300" distR="114300" simplePos="0" relativeHeight="251659264" behindDoc="0" locked="0" layoutInCell="1" allowOverlap="1" wp14:anchorId="17419B79" wp14:editId="4AF62542">
                     <wp:simplePos x="0" y="0"/>
                     <wp:positionH relativeFrom="page">
                       <wp:align>center</wp:align>
@@ -415,6 +417,7 @@
                                   <w:dataBinding w:prefixMappings="xmlns:ns0='http://purl.org/dc/elements/1.1/' xmlns:ns1='http://schemas.openxmlformats.org/package/2006/metadata/core-properties' " w:xpath="/ns1:coreProperties[1]/ns0:subject[1]" w:storeItemID="{6C3C8BC8-F283-45AE-878A-BAB7291924A1}"/>
                                   <w:text/>
                                 </w:sdtPr>
+                                <w:sdtEndPr/>
                                 <w:sdtContent>
                                   <w:p>
                                     <w:pPr>
@@ -457,13 +460,13 @@
                   </wp:anchor>
                 </w:drawing>
               </mc:Choice>
-              <mc:Fallback>
+              <mc:Fallback xmlns:w16se="http://schemas.microsoft.com/office/word/2015/wordml/symex" xmlns:w16cid="http://schemas.microsoft.com/office/word/2016/wordml/cid" xmlns:am3d="http://schemas.microsoft.com/office/drawing/2017/model3d" xmlns:aink="http://schemas.microsoft.com/office/drawing/2016/ink" xmlns:cx8="http://schemas.microsoft.com/office/drawing/2016/5/14/chartex" xmlns:cx7="http://schemas.microsoft.com/office/drawing/2016/5/13/chartex" xmlns:cx6="http://schemas.microsoft.com/office/drawing/2016/5/12/chartex" xmlns:cx5="http://schemas.microsoft.com/office/drawing/2016/5/11/chartex" xmlns:cx4="http://schemas.microsoft.com/office/drawing/2016/5/10/chartex" xmlns:cx3="http://schemas.microsoft.com/office/drawing/2016/5/9/chartex" xmlns:cx2="http://schemas.microsoft.com/office/drawing/2015/10/21/chartex" xmlns:cx1="http://schemas.microsoft.com/office/drawing/2015/9/8/chartex" xmlns:cx="http://schemas.microsoft.com/office/drawing/2014/chartex">
                 <w:pict>
-                  <v:shapetype w14:anchorId="5ACAC8DF" id="_x0000_t202" coordsize="21600,21600" o:spt="202" path="m,l,21600r21600,l21600,xe">
+                  <v:shapetype id="_x0000_t202" coordsize="21600,21600" o:spt="202" path="m,l,21600r21600,l21600,xe">
                     <v:stroke joinstyle="miter"/>
                     <v:path gradientshapeok="t" o:connecttype="rect"/>
                   </v:shapetype>
-                  <v:shape id="Text Box 154" o:spid="_x0000_s1026" type="#_x0000_t202" style="position:absolute;margin-left:0;margin-top:0;width:8in;height:286.5pt;z-index:251659264;visibility:visible;mso-wrap-style:square;mso-width-percent:941;mso-height-percent:363;mso-top-percent:300;mso-wrap-distance-left:9pt;mso-wrap-distance-top:0;mso-wrap-distance-right:9pt;mso-wrap-distance-bottom:0;mso-position-horizontal:center;mso-position-horizontal-relative:page;mso-position-vertical-relative:page;mso-width-percent:941;mso-height-percent:363;mso-top-percent:300;mso-width-relative:page;mso-height-relative:page;v-text-anchor:bottom" o:gfxdata="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" filled="f" stroked="f" strokeweight=".5pt">
+                  <v:shape id="Text Box 154" o:spid="_x0000_s1026" type="#_x0000_t202" style="position:absolute;margin-left:0;margin-top:0;width:8in;height:286.5pt;z-index:251659264;visibility:visible;mso-wrap-style:square;mso-width-percent:941;mso-height-percent:363;mso-top-percent:300;mso-wrap-distance-left:9pt;mso-wrap-distance-top:0;mso-wrap-distance-right:9pt;mso-wrap-distance-bottom:0;mso-position-horizontal:center;mso-position-horizontal-relative:page;mso-position-vertical-relative:page;mso-width-percent:941;mso-height-percent:363;mso-top-percent:300;mso-width-relative:page;mso-height-relative:page;v-text-anchor:bottom" o:gfxdata="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" filled="f" stroked="f" strokeweight=".5pt">
                     <v:textbox inset="126pt,0,54pt,0">
                       <w:txbxContent>
                         <w:p>
@@ -552,7 +555,7 @@
           </w:r>
           <w:r>
             <w:rPr>
-              <w:rFonts w:eastAsiaTheme="majorEastAsia" w:cs="Arial"/>
+              <w:rFonts w:ascii="Arial" w:eastAsiaTheme="majorEastAsia" w:hAnsi="Arial" w:cs="Arial"/>
               <w:caps/>
               <w:color w:val="8496B0" w:themeColor="text2" w:themeTint="99"/>
               <w:lang w:val="en-US" w:eastAsia="zh-CN"/>
@@ -589,18 +592,8 @@
         <w:p>
           <w:pPr>
             <w:pStyle w:val="TOCHeading"/>
-            <w:rPr>
-              <w:rFonts w:asciiTheme="minorHAnsi" w:hAnsiTheme="minorHAnsi"/>
-              <w:sz w:val="24"/>
-              <w:szCs w:val="24"/>
-            </w:rPr>
           </w:pPr>
           <w:r>
-            <w:rPr>
-              <w:rFonts w:asciiTheme="minorHAnsi" w:hAnsiTheme="minorHAnsi"/>
-              <w:sz w:val="24"/>
-              <w:szCs w:val="24"/>
-            </w:rPr>
             <w:t>Table of Contents</w:t>
           </w:r>
         </w:p>
@@ -629,7 +622,7 @@
             <w:r>
               <w:rPr>
                 <w:rStyle w:val="Hyperlink"/>
-                <w:rFonts w:cs="Arial"/>
+                <w:rFonts w:ascii="Arial" w:hAnsi="Arial" w:cs="Arial"/>
                 <w:noProof/>
               </w:rPr>
               <w:t>Team Name: Noobs</w:t>
@@ -700,7 +693,7 @@
             <w:r>
               <w:rPr>
                 <w:rStyle w:val="Hyperlink"/>
-                <w:rFonts w:cs="Arial"/>
+                <w:rFonts w:ascii="Arial" w:hAnsi="Arial" w:cs="Arial"/>
                 <w:noProof/>
               </w:rPr>
               <w:t>Contact details:</w:t>
@@ -771,7 +764,7 @@
             <w:r>
               <w:rPr>
                 <w:rStyle w:val="Hyperlink"/>
-                <w:rFonts w:cs="Arial"/>
+                <w:rFonts w:ascii="Arial" w:hAnsi="Arial" w:cs="Arial"/>
                 <w:noProof/>
               </w:rPr>
               <w:t>Team Mission and Objectives or Goals</w:t>
@@ -842,7 +835,7 @@
             <w:r>
               <w:rPr>
                 <w:rStyle w:val="Hyperlink"/>
-                <w:rFonts w:cs="Arial"/>
+                <w:rFonts w:ascii="Arial" w:hAnsi="Arial" w:cs="Arial"/>
                 <w:noProof/>
               </w:rPr>
               <w:t>Team Charter</w:t>
@@ -1192,14 +1185,14 @@
     <w:p>
       <w:pPr>
         <w:rPr>
-          <w:rFonts w:eastAsiaTheme="majorEastAsia" w:cs="Arial"/>
+          <w:rFonts w:ascii="Arial" w:eastAsiaTheme="majorEastAsia" w:hAnsi="Arial" w:cs="Arial"/>
           <w:color w:val="2F5496" w:themeColor="accent1" w:themeShade="BF"/>
           <w:lang w:val="en-US"/>
         </w:rPr>
       </w:pPr>
       <w:r>
         <w:rPr>
-          <w:rFonts w:cs="Arial"/>
+          <w:rFonts w:ascii="Arial" w:hAnsi="Arial" w:cs="Arial"/>
         </w:rPr>
         <w:br w:type="page"/>
       </w:r>
@@ -1208,7 +1201,7 @@
       <w:pPr>
         <w:pStyle w:val="Heading2"/>
         <w:rPr>
-          <w:rFonts w:asciiTheme="minorHAnsi" w:hAnsiTheme="minorHAnsi" w:cs="Arial"/>
+          <w:rFonts w:ascii="Arial" w:hAnsi="Arial" w:cs="Arial"/>
           <w:sz w:val="24"/>
           <w:szCs w:val="24"/>
         </w:rPr>
@@ -1218,35 +1211,33 @@
       <w:pPr>
         <w:pStyle w:val="Heading2"/>
         <w:rPr>
-          <w:rFonts w:asciiTheme="minorHAnsi" w:hAnsiTheme="minorHAnsi" w:cs="Arial"/>
-          <w:sz w:val="40"/>
-          <w:szCs w:val="40"/>
+          <w:rFonts w:ascii="Arial" w:hAnsi="Arial" w:cs="Arial"/>
+          <w:sz w:val="24"/>
+          <w:szCs w:val="24"/>
         </w:rPr>
       </w:pPr>
       <w:bookmarkStart w:id="1" w:name="_Toc507771642"/>
       <w:r>
         <w:rPr>
-          <w:rFonts w:asciiTheme="minorHAnsi" w:hAnsiTheme="minorHAnsi" w:cs="Arial"/>
-          <w:sz w:val="40"/>
-          <w:szCs w:val="40"/>
-        </w:rPr>
-        <w:t>Noobs</w:t>
+          <w:rFonts w:ascii="Arial" w:hAnsi="Arial" w:cs="Arial"/>
+          <w:sz w:val="24"/>
+          <w:szCs w:val="24"/>
+        </w:rPr>
+        <w:t xml:space="preserve">Team </w:t>
+      </w:r>
+      <w:r>
+        <w:rPr>
+          <w:rFonts w:ascii="Arial" w:hAnsi="Arial" w:cs="Arial"/>
+          <w:sz w:val="24"/>
+          <w:szCs w:val="24"/>
+        </w:rPr>
+        <w:t>Name: Noobs</w:t>
       </w:r>
       <w:bookmarkEnd w:id="1"/>
-      <w:r>
-        <w:rPr>
-          <w:rFonts w:asciiTheme="minorHAnsi" w:hAnsiTheme="minorHAnsi" w:cs="Arial"/>
-          <w:sz w:val="40"/>
-          <w:szCs w:val="40"/>
-        </w:rPr>
-        <w:t xml:space="preserve">: Using technology to make doing business easy. </w:t>
-      </w:r>
     </w:p>
     <w:p>
       <w:pPr>
         <w:rPr>
-          <w:sz w:val="28"/>
-          <w:szCs w:val="28"/>
           <w:lang w:val="en-US"/>
         </w:rPr>
       </w:pPr>
@@ -1255,29 +1246,29 @@
       <w:pPr>
         <w:pStyle w:val="Heading2"/>
         <w:rPr>
-          <w:rFonts w:asciiTheme="minorHAnsi" w:hAnsiTheme="minorHAnsi" w:cs="Arial"/>
-          <w:sz w:val="28"/>
-          <w:szCs w:val="28"/>
+          <w:rFonts w:ascii="Arial" w:hAnsi="Arial" w:cs="Arial"/>
+          <w:sz w:val="24"/>
+          <w:szCs w:val="24"/>
         </w:rPr>
       </w:pPr>
       <w:bookmarkStart w:id="2" w:name="_Toc507771643"/>
       <w:r>
         <w:rPr>
-          <w:rFonts w:asciiTheme="minorHAnsi" w:hAnsiTheme="minorHAnsi" w:cs="Arial"/>
-          <w:sz w:val="28"/>
-          <w:szCs w:val="28"/>
-        </w:rPr>
-        <w:t>Team members and c</w:t>
-      </w:r>
-      <w:r>
-        <w:rPr>
-          <w:rFonts w:asciiTheme="minorHAnsi" w:hAnsiTheme="minorHAnsi" w:cs="Arial"/>
-          <w:sz w:val="28"/>
-          <w:szCs w:val="28"/>
-        </w:rPr>
-        <w:t>ontact details</w:t>
+          <w:rFonts w:ascii="Arial" w:hAnsi="Arial" w:cs="Arial"/>
+          <w:sz w:val="24"/>
+          <w:szCs w:val="24"/>
+        </w:rPr>
+        <w:t>Contact details:</w:t>
       </w:r>
       <w:bookmarkEnd w:id="2"/>
+      <w:r>
+        <w:rPr>
+          <w:rFonts w:ascii="Arial" w:hAnsi="Arial" w:cs="Arial"/>
+          <w:sz w:val="24"/>
+          <w:szCs w:val="24"/>
+        </w:rPr>
+        <w:t xml:space="preserve"> </w:t>
+      </w:r>
     </w:p>
     <w:p>
       <w:pPr>
@@ -1298,9 +1289,9 @@
         <w:tblLook w:val="04A0" w:firstRow="1" w:lastRow="0" w:firstColumn="1" w:lastColumn="0" w:noHBand="0" w:noVBand="1"/>
       </w:tblPr>
       <w:tblGrid>
-        <w:gridCol w:w="2704"/>
-        <w:gridCol w:w="2455"/>
-        <w:gridCol w:w="4201"/>
+        <w:gridCol w:w="2632"/>
+        <w:gridCol w:w="2477"/>
+        <w:gridCol w:w="4251"/>
       </w:tblGrid>
       <w:tr>
         <w:tc>
@@ -1325,16 +1316,15 @@
             <w:pPr>
               <w:pStyle w:val="NormalWeb"/>
               <w:spacing w:before="0" w:beforeAutospacing="0" w:after="0" w:afterAutospacing="0"/>
-              <w:rPr>
-                <w:rFonts w:asciiTheme="minorHAnsi" w:hAnsiTheme="minorHAnsi"/>
-              </w:rPr>
             </w:pPr>
             <w:r>
               <w:rPr>
-                <w:rFonts w:asciiTheme="minorHAnsi" w:hAnsiTheme="minorHAnsi" w:cs="Arial"/>
+                <w:rFonts w:ascii="Arial" w:hAnsi="Arial" w:cs="Arial"/>
                 <w:b/>
                 <w:bCs/>
                 <w:color w:val="000000"/>
+                <w:sz w:val="20"/>
+                <w:szCs w:val="20"/>
               </w:rPr>
               <w:t>Name</w:t>
             </w:r>
@@ -1362,16 +1352,15 @@
             <w:pPr>
               <w:pStyle w:val="NormalWeb"/>
               <w:spacing w:before="0" w:beforeAutospacing="0" w:after="0" w:afterAutospacing="0"/>
-              <w:rPr>
-                <w:rFonts w:asciiTheme="minorHAnsi" w:hAnsiTheme="minorHAnsi"/>
-              </w:rPr>
             </w:pPr>
             <w:r>
               <w:rPr>
-                <w:rFonts w:asciiTheme="minorHAnsi" w:hAnsiTheme="minorHAnsi" w:cs="Arial"/>
+                <w:rFonts w:ascii="Arial" w:hAnsi="Arial" w:cs="Arial"/>
                 <w:b/>
                 <w:bCs/>
                 <w:color w:val="000000"/>
+                <w:sz w:val="20"/>
+                <w:szCs w:val="20"/>
               </w:rPr>
               <w:t xml:space="preserve">Phone number </w:t>
             </w:r>
@@ -1399,16 +1388,15 @@
             <w:pPr>
               <w:pStyle w:val="NormalWeb"/>
               <w:spacing w:before="0" w:beforeAutospacing="0" w:after="0" w:afterAutospacing="0"/>
-              <w:rPr>
-                <w:rFonts w:asciiTheme="minorHAnsi" w:hAnsiTheme="minorHAnsi"/>
-              </w:rPr>
             </w:pPr>
             <w:r>
               <w:rPr>
-                <w:rFonts w:asciiTheme="minorHAnsi" w:hAnsiTheme="minorHAnsi" w:cs="Arial"/>
+                <w:rFonts w:ascii="Arial" w:hAnsi="Arial" w:cs="Arial"/>
                 <w:b/>
                 <w:bCs/>
                 <w:color w:val="000000"/>
+                <w:sz w:val="20"/>
+                <w:szCs w:val="20"/>
               </w:rPr>
               <w:t>Email address</w:t>
             </w:r>
@@ -1437,14 +1425,13 @@
             <w:pPr>
               <w:pStyle w:val="NormalWeb"/>
               <w:spacing w:before="0" w:beforeAutospacing="0" w:after="0" w:afterAutospacing="0"/>
-              <w:rPr>
-                <w:rFonts w:asciiTheme="minorHAnsi" w:hAnsiTheme="minorHAnsi"/>
-              </w:rPr>
             </w:pPr>
             <w:r>
               <w:rPr>
-                <w:rFonts w:asciiTheme="minorHAnsi" w:hAnsiTheme="minorHAnsi" w:cs="Arial"/>
+                <w:rFonts w:ascii="Arial" w:hAnsi="Arial" w:cs="Arial"/>
                 <w:color w:val="000000"/>
+                <w:sz w:val="20"/>
+                <w:szCs w:val="20"/>
               </w:rPr>
               <w:t>Hieu Hanh Tran</w:t>
             </w:r>
@@ -1471,14 +1458,13 @@
             <w:pPr>
               <w:pStyle w:val="NormalWeb"/>
               <w:spacing w:before="0" w:beforeAutospacing="0" w:after="0" w:afterAutospacing="0"/>
-              <w:rPr>
-                <w:rFonts w:asciiTheme="minorHAnsi" w:hAnsiTheme="minorHAnsi"/>
-              </w:rPr>
             </w:pPr>
             <w:r>
               <w:rPr>
-                <w:rFonts w:asciiTheme="minorHAnsi" w:hAnsiTheme="minorHAnsi" w:cs="Arial"/>
+                <w:rFonts w:ascii="Arial" w:hAnsi="Arial" w:cs="Arial"/>
                 <w:color w:val="000000"/>
+                <w:sz w:val="20"/>
+                <w:szCs w:val="20"/>
               </w:rPr>
               <w:t>0424886789</w:t>
             </w:r>
@@ -1505,14 +1491,13 @@
             <w:pPr>
               <w:pStyle w:val="NormalWeb"/>
               <w:spacing w:before="0" w:beforeAutospacing="0" w:after="0" w:afterAutospacing="0"/>
-              <w:rPr>
-                <w:rFonts w:asciiTheme="minorHAnsi" w:hAnsiTheme="minorHAnsi"/>
-              </w:rPr>
             </w:pPr>
             <w:r>
               <w:rPr>
-                <w:rFonts w:asciiTheme="minorHAnsi" w:hAnsiTheme="minorHAnsi" w:cs="Arial"/>
+                <w:rFonts w:ascii="Arial" w:hAnsi="Arial" w:cs="Arial"/>
                 <w:color w:val="000000"/>
+                <w:sz w:val="20"/>
+                <w:szCs w:val="20"/>
               </w:rPr>
               <w:t>tran.hanh3012@gmail.com</w:t>
             </w:r>
@@ -1544,14 +1529,13 @@
             <w:pPr>
               <w:pStyle w:val="NormalWeb"/>
               <w:spacing w:before="0" w:beforeAutospacing="0" w:after="0" w:afterAutospacing="0"/>
-              <w:rPr>
-                <w:rFonts w:asciiTheme="minorHAnsi" w:hAnsiTheme="minorHAnsi"/>
-              </w:rPr>
             </w:pPr>
             <w:r>
               <w:rPr>
-                <w:rFonts w:asciiTheme="minorHAnsi" w:hAnsiTheme="minorHAnsi" w:cs="Arial"/>
+                <w:rFonts w:ascii="Arial" w:hAnsi="Arial" w:cs="Arial"/>
                 <w:color w:val="000000"/>
+                <w:sz w:val="20"/>
+                <w:szCs w:val="20"/>
               </w:rPr>
               <w:t>Shirish Maharjan</w:t>
             </w:r>
@@ -1578,14 +1562,13 @@
             <w:pPr>
               <w:pStyle w:val="NormalWeb"/>
               <w:spacing w:before="0" w:beforeAutospacing="0" w:after="0" w:afterAutospacing="0"/>
-              <w:rPr>
-                <w:rFonts w:asciiTheme="minorHAnsi" w:hAnsiTheme="minorHAnsi"/>
-              </w:rPr>
             </w:pPr>
             <w:r>
               <w:rPr>
-                <w:rFonts w:asciiTheme="minorHAnsi" w:hAnsiTheme="minorHAnsi" w:cs="Arial"/>
+                <w:rFonts w:ascii="Arial" w:hAnsi="Arial" w:cs="Arial"/>
                 <w:color w:val="000000"/>
+                <w:sz w:val="20"/>
+                <w:szCs w:val="20"/>
               </w:rPr>
               <w:t>0426708769</w:t>
             </w:r>
@@ -1612,14 +1595,13 @@
             <w:pPr>
               <w:pStyle w:val="NormalWeb"/>
               <w:spacing w:before="0" w:beforeAutospacing="0" w:after="0" w:afterAutospacing="0"/>
-              <w:rPr>
-                <w:rFonts w:asciiTheme="minorHAnsi" w:hAnsiTheme="minorHAnsi"/>
-              </w:rPr>
             </w:pPr>
             <w:r>
               <w:rPr>
-                <w:rFonts w:asciiTheme="minorHAnsi" w:hAnsiTheme="minorHAnsi" w:cs="Arial"/>
+                <w:rFonts w:ascii="Arial" w:hAnsi="Arial" w:cs="Arial"/>
                 <w:color w:val="000000"/>
+                <w:sz w:val="19"/>
+                <w:szCs w:val="19"/>
                 <w:shd w:val="clear" w:color="auto" w:fill="FFFFFF"/>
               </w:rPr>
               <w:t>001shirish@gmail.com</w:t>
@@ -1628,6 +1610,9 @@
         </w:tc>
       </w:tr>
       <w:tr>
+        <w:trPr>
+          <w:trHeight w:val="354"/>
+        </w:trPr>
         <w:tc>
           <w:tcPr>
             <w:tcW w:w="0" w:type="auto"/>
@@ -1649,14 +1634,13 @@
             <w:pPr>
               <w:pStyle w:val="NormalWeb"/>
               <w:spacing w:before="0" w:beforeAutospacing="0" w:after="0" w:afterAutospacing="0"/>
-              <w:rPr>
-                <w:rFonts w:asciiTheme="minorHAnsi" w:hAnsiTheme="minorHAnsi"/>
-              </w:rPr>
             </w:pPr>
             <w:r>
               <w:rPr>
-                <w:rFonts w:asciiTheme="minorHAnsi" w:hAnsiTheme="minorHAnsi" w:cs="Arial"/>
+                <w:rFonts w:ascii="Arial" w:hAnsi="Arial" w:cs="Arial"/>
                 <w:color w:val="000000"/>
+                <w:sz w:val="20"/>
+                <w:szCs w:val="20"/>
               </w:rPr>
               <w:t>Arik Maharjan</w:t>
             </w:r>
@@ -1683,14 +1667,13 @@
             <w:pPr>
               <w:pStyle w:val="NormalWeb"/>
               <w:spacing w:before="0" w:beforeAutospacing="0" w:after="0" w:afterAutospacing="0"/>
-              <w:rPr>
-                <w:rFonts w:asciiTheme="minorHAnsi" w:hAnsiTheme="minorHAnsi"/>
-              </w:rPr>
             </w:pPr>
             <w:r>
               <w:rPr>
-                <w:rFonts w:asciiTheme="minorHAnsi" w:hAnsiTheme="minorHAnsi" w:cs="Arial"/>
+                <w:rFonts w:ascii="Arial" w:hAnsi="Arial" w:cs="Arial"/>
                 <w:color w:val="000000"/>
+                <w:sz w:val="20"/>
+                <w:szCs w:val="20"/>
               </w:rPr>
               <w:t>0416471850</w:t>
             </w:r>
@@ -1717,24 +1700,23 @@
             <w:pPr>
               <w:pStyle w:val="NormalWeb"/>
               <w:spacing w:before="0" w:beforeAutospacing="0" w:after="0" w:afterAutospacing="0"/>
-              <w:rPr>
-                <w:rFonts w:asciiTheme="minorHAnsi" w:hAnsiTheme="minorHAnsi"/>
-              </w:rPr>
             </w:pPr>
             <w:r>
-              <w:rPr>
-                <w:rFonts w:asciiTheme="minorHAnsi" w:hAnsiTheme="minorHAnsi"/>
-              </w:rPr>
               <w:t>arikmaharjan@yahoo.com</w:t>
             </w:r>
+            <w:bookmarkStart w:id="3" w:name="_GoBack"/>
+            <w:bookmarkEnd w:id="3"/>
           </w:p>
         </w:tc>
       </w:tr>
     </w:tbl>
     <w:p>
       <w:pPr>
-        <w:rPr>
-          <w:lang w:val="en-US"/>
+        <w:pStyle w:val="Heading2"/>
+        <w:rPr>
+          <w:rFonts w:ascii="Arial" w:hAnsi="Arial" w:cs="Arial"/>
+          <w:sz w:val="24"/>
+          <w:szCs w:val="24"/>
         </w:rPr>
       </w:pPr>
     </w:p>
@@ -1743,163 +1725,87 @@
         <w:pStyle w:val="Heading2"/>
         <w:jc w:val="both"/>
         <w:rPr>
-          <w:rFonts w:asciiTheme="minorHAnsi" w:hAnsiTheme="minorHAnsi" w:cs="Arial"/>
-          <w:sz w:val="28"/>
-          <w:szCs w:val="28"/>
-        </w:rPr>
-      </w:pPr>
-      <w:bookmarkStart w:id="3" w:name="_Toc507771644"/>
-      <w:r>
-        <w:rPr>
-          <w:rFonts w:asciiTheme="minorHAnsi" w:hAnsiTheme="minorHAnsi" w:cs="Arial"/>
-          <w:sz w:val="28"/>
-          <w:szCs w:val="28"/>
+          <w:rFonts w:ascii="Arial" w:hAnsi="Arial" w:cs="Arial"/>
+          <w:sz w:val="24"/>
+          <w:szCs w:val="24"/>
+        </w:rPr>
+      </w:pPr>
+      <w:bookmarkStart w:id="4" w:name="_Toc507771644"/>
+      <w:r>
+        <w:rPr>
+          <w:rFonts w:ascii="Arial" w:hAnsi="Arial" w:cs="Arial"/>
+          <w:sz w:val="24"/>
+          <w:szCs w:val="24"/>
         </w:rPr>
         <w:t>Team Mission and Objectives or Goals</w:t>
       </w:r>
-      <w:bookmarkEnd w:id="3"/>
+      <w:bookmarkEnd w:id="4"/>
     </w:p>
     <w:p>
       <w:pPr>
-        <w:rPr>
-          <w:lang w:val="en-US"/>
-        </w:rPr>
-      </w:pPr>
+        <w:pStyle w:val="ListParagraph"/>
+        <w:numPr>
+          <w:ilvl w:val="0"/>
+          <w:numId w:val="20"/>
+        </w:numPr>
+        <w:jc w:val="both"/>
+        <w:rPr>
+          <w:rFonts w:ascii="Arial" w:hAnsi="Arial" w:cs="Arial"/>
+          <w:lang w:val="en-US"/>
+        </w:rPr>
+      </w:pPr>
+      <w:r>
+        <w:rPr>
+          <w:rFonts w:ascii="Arial" w:hAnsi="Arial" w:cs="Arial"/>
+          <w:lang w:val="en-US"/>
+        </w:rPr>
+        <w:t>The mission of this team is to develop an application for shopping clothes’ warehouse that supports the trades of products between the warehouse and shops more convenient.</w:t>
+      </w:r>
     </w:p>
     <w:p>
       <w:pPr>
+        <w:pStyle w:val="ListParagraph"/>
+        <w:numPr>
+          <w:ilvl w:val="0"/>
+          <w:numId w:val="20"/>
+        </w:numPr>
         <w:jc w:val="both"/>
         <w:rPr>
-          <w:rFonts w:cs="Arial"/>
-          <w:lang w:val="en-US"/>
-        </w:rPr>
-      </w:pPr>
-      <w:r>
-        <w:rPr>
-          <w:rFonts w:cs="Arial"/>
-          <w:lang w:val="en-US"/>
-        </w:rPr>
-        <w:t xml:space="preserve">Our </w:t>
-      </w:r>
-      <w:r>
-        <w:rPr>
-          <w:rFonts w:cs="Arial"/>
-          <w:lang w:val="en-US"/>
-        </w:rPr>
-        <w:t xml:space="preserve">mission </w:t>
-      </w:r>
-      <w:r>
-        <w:rPr>
-          <w:rFonts w:cs="Arial"/>
-          <w:lang w:val="en-US"/>
-        </w:rPr>
-        <w:t xml:space="preserve">is </w:t>
-      </w:r>
-      <w:r>
-        <w:rPr>
-          <w:rFonts w:cs="Arial"/>
-          <w:lang w:val="en-US"/>
-        </w:rPr>
-        <w:t xml:space="preserve">to </w:t>
-      </w:r>
-      <w:r>
-        <w:rPr>
-          <w:rFonts w:cs="Arial"/>
-          <w:lang w:val="en-US"/>
-        </w:rPr>
-        <w:t xml:space="preserve">save business’ cost and time using technology. In this project we will be </w:t>
-      </w:r>
-      <w:r>
-        <w:rPr>
-          <w:rFonts w:cs="Arial"/>
-          <w:lang w:val="en-US"/>
-        </w:rPr>
-        <w:t>develop</w:t>
-      </w:r>
-      <w:r>
-        <w:rPr>
-          <w:rFonts w:cs="Arial"/>
-          <w:lang w:val="en-US"/>
-        </w:rPr>
-        <w:t>ing</w:t>
-      </w:r>
-      <w:r>
-        <w:rPr>
-          <w:rFonts w:cs="Arial"/>
-          <w:lang w:val="en-US"/>
-        </w:rPr>
-        <w:t xml:space="preserve"> </w:t>
-      </w:r>
-      <w:r>
-        <w:rPr>
-          <w:rFonts w:cs="Arial"/>
-          <w:lang w:val="en-US"/>
-        </w:rPr>
-        <w:t>a system which will make inventory management in stores and warehouse much easier</w:t>
-      </w:r>
-      <w:r>
-        <w:rPr>
-          <w:rFonts w:cs="Arial"/>
-          <w:lang w:val="en-US"/>
-        </w:rPr>
-        <w:t xml:space="preserve"> for ABC</w:t>
-      </w:r>
-      <w:r>
-        <w:rPr>
-          <w:rFonts w:cs="Arial"/>
-          <w:lang w:val="en-US"/>
-        </w:rPr>
-        <w:t xml:space="preserve"> by digitizing it.</w:t>
+          <w:rFonts w:ascii="Arial" w:hAnsi="Arial" w:cs="Arial"/>
+          <w:lang w:val="en-US"/>
+        </w:rPr>
+      </w:pPr>
+      <w:r>
+        <w:rPr>
+          <w:rFonts w:ascii="Arial" w:hAnsi="Arial" w:cs="Arial"/>
+          <w:lang w:val="en-US"/>
+        </w:rPr>
+        <w:t xml:space="preserve">Noobs realised the high level of demands in trading and exchanging the goods between the shops and warehouse but have not utilised the technology, we are established to solve this problem </w:t>
+      </w:r>
+      <w:r>
+        <w:rPr>
+          <w:rFonts w:ascii="Arial" w:hAnsi="Arial" w:cs="Arial"/>
+          <w:lang w:val="en-US"/>
+        </w:rPr>
+        <w:t>as well as improve the convenience, mobility, and flexibility for the company.</w:t>
       </w:r>
     </w:p>
     <w:p>
       <w:pPr>
+        <w:pStyle w:val="ListParagraph"/>
+        <w:numPr>
+          <w:ilvl w:val="0"/>
+          <w:numId w:val="20"/>
+        </w:numPr>
         <w:jc w:val="both"/>
         <w:rPr>
-          <w:rFonts w:cs="Arial"/>
-          <w:lang w:val="en-US"/>
-        </w:rPr>
-      </w:pPr>
-      <w:r>
-        <w:rPr>
-          <w:rFonts w:cs="Arial"/>
-          <w:lang w:val="en-US"/>
-        </w:rPr>
-        <w:t>ABC is a clothing brand selling men’s clothing in NSW.  We have realized</w:t>
-      </w:r>
-      <w:r>
-        <w:rPr>
-          <w:rFonts w:cs="Arial"/>
-          <w:lang w:val="en-US"/>
-        </w:rPr>
-        <w:t xml:space="preserve"> the high level of demands in </w:t>
-      </w:r>
-      <w:r>
-        <w:rPr>
-          <w:rFonts w:cs="Arial"/>
-          <w:lang w:val="en-US"/>
-        </w:rPr>
-        <w:t>managing stock allocation and transfer between stores and warehouse for the company because of it’s growth. Technology has never been used for this and hence the whole system needs to be built from scratch.</w:t>
-      </w:r>
-      <w:r>
-        <w:rPr>
-          <w:rFonts w:cs="Arial"/>
-          <w:lang w:val="en-US"/>
-        </w:rPr>
-        <w:t xml:space="preserve"> </w:t>
-      </w:r>
-    </w:p>
-    <w:p>
-      <w:pPr>
-        <w:jc w:val="both"/>
-        <w:rPr>
-          <w:rFonts w:cs="Arial"/>
-          <w:lang w:val="en-US"/>
-        </w:rPr>
-      </w:pPr>
-      <w:r>
-        <w:rPr>
-          <w:rFonts w:cs="Arial"/>
+          <w:rFonts w:ascii="Arial" w:hAnsi="Arial" w:cs="Arial"/>
+          <w:lang w:val="en-US"/>
+        </w:rPr>
+      </w:pPr>
+      <w:r>
+        <w:rPr>
+          <w:rFonts w:ascii="Arial" w:hAnsi="Arial" w:cs="Arial"/>
           <w:lang w:val="en-US"/>
         </w:rPr>
         <w:t>The specific goals and or outcomes that we are hoping to achieve over the life of the team include:</w:t>
@@ -1914,71 +1820,41 @@
         </w:numPr>
         <w:jc w:val="both"/>
         <w:rPr>
-          <w:rFonts w:cs="Arial"/>
-          <w:lang w:val="en-US"/>
-        </w:rPr>
-      </w:pPr>
-      <w:r>
-        <w:rPr>
-          <w:rFonts w:cs="Arial"/>
-          <w:lang w:val="en-US"/>
-        </w:rPr>
-        <w:t>Interview store managers and warehouse managers to identify the current process of stock allocation and transfers.</w:t>
-      </w:r>
-      <w:r>
-        <w:rPr>
-          <w:rFonts w:cs="Arial"/>
-          <w:lang w:val="en-US"/>
-        </w:rPr>
-        <w:t xml:space="preserve"> More information about the business </w:t>
-      </w:r>
-      <w:proofErr w:type="gramStart"/>
-      <w:r>
-        <w:rPr>
-          <w:rFonts w:cs="Arial"/>
-          <w:lang w:val="en-US"/>
-        </w:rPr>
-        <w:t>as a whole is</w:t>
-      </w:r>
-      <w:proofErr w:type="gramEnd"/>
-      <w:r>
-        <w:rPr>
-          <w:rFonts w:cs="Arial"/>
-          <w:lang w:val="en-US"/>
-        </w:rPr>
-        <w:t xml:space="preserve"> also to be gathered interviewing staffs from various departments. This </w:t>
-      </w:r>
-      <w:r>
-        <w:rPr>
-          <w:rFonts w:cs="Arial"/>
-          <w:lang w:val="en-US"/>
-        </w:rPr>
-        <w:t xml:space="preserve">Survey </w:t>
-      </w:r>
-      <w:r>
-        <w:rPr>
-          <w:rFonts w:cs="Arial"/>
-          <w:lang w:val="en-US"/>
-        </w:rPr>
-        <w:t xml:space="preserve">needs </w:t>
-      </w:r>
-      <w:r>
-        <w:rPr>
-          <w:rFonts w:cs="Arial"/>
-          <w:lang w:val="en-US"/>
-        </w:rPr>
-        <w:t xml:space="preserve">to be completed and presented to the team </w:t>
-      </w:r>
-      <w:r>
-        <w:rPr>
-          <w:rFonts w:cs="Arial"/>
+          <w:rFonts w:ascii="Arial" w:hAnsi="Arial" w:cs="Arial"/>
+          <w:lang w:val="en-US"/>
+        </w:rPr>
+      </w:pPr>
+      <w:r>
+        <w:rPr>
+          <w:rFonts w:ascii="Arial" w:hAnsi="Arial" w:cs="Arial"/>
+          <w:lang w:val="en-US"/>
+        </w:rPr>
+        <w:t xml:space="preserve">To interview the shops’ managers and warehouse’s manager to identify how the trades are running and which are </w:t>
+      </w:r>
+      <w:r>
+        <w:rPr>
+          <w:rFonts w:ascii="Arial" w:hAnsi="Arial" w:cs="Arial"/>
+          <w:lang w:val="en-US"/>
+        </w:rPr>
+        <w:t xml:space="preserve">required for </w:t>
+      </w:r>
+      <w:r>
+        <w:rPr>
+          <w:rFonts w:ascii="Arial" w:hAnsi="Arial" w:cs="Arial"/>
+          <w:lang w:val="en-US"/>
+        </w:rPr>
+        <w:t xml:space="preserve">the important informations. Survey to be completed and presented to the team </w:t>
+      </w:r>
+      <w:r>
+        <w:rPr>
+          <w:rFonts w:ascii="Arial" w:hAnsi="Arial" w:cs="Arial"/>
           <w:lang w:val="en-US"/>
         </w:rPr>
         <w:t>by 5</w:t>
       </w:r>
       <w:r>
         <w:rPr>
-          <w:rFonts w:cs="Arial"/>
+          <w:rFonts w:ascii="Arial" w:hAnsi="Arial" w:cs="Arial"/>
           <w:vertAlign w:val="superscript"/>
           <w:lang w:val="en-US"/>
         </w:rPr>
@@ -1986,24 +1862,10 @@
       </w:r>
       <w:r>
         <w:rPr>
-          <w:rFonts w:cs="Arial"/>
-          <w:lang w:val="en-US"/>
-        </w:rPr>
-        <w:t xml:space="preserve"> March</w:t>
-      </w:r>
-      <w:r>
-        <w:rPr>
-          <w:rFonts w:cs="Arial"/>
-          <w:lang w:val="en-US"/>
-        </w:rPr>
-        <w:t xml:space="preserve"> 2018</w:t>
-      </w:r>
-      <w:r>
-        <w:rPr>
-          <w:rFonts w:cs="Arial"/>
-          <w:lang w:val="en-US"/>
-        </w:rPr>
-        <w:t>.</w:t>
+          <w:rFonts w:ascii="Arial" w:hAnsi="Arial" w:cs="Arial"/>
+          <w:lang w:val="en-US"/>
+        </w:rPr>
+        <w:t xml:space="preserve"> March.</w:t>
       </w:r>
     </w:p>
     <w:p>
@@ -2015,178 +1877,52 @@
         </w:numPr>
         <w:jc w:val="both"/>
         <w:rPr>
-          <w:rFonts w:cs="Arial"/>
-          <w:lang w:val="en-US"/>
-        </w:rPr>
-      </w:pPr>
-      <w:r>
-        <w:rPr>
-          <w:rFonts w:cs="Arial"/>
-          <w:lang w:val="en-US"/>
-        </w:rPr>
-        <w:t>Conduct</w:t>
-      </w:r>
-      <w:r>
-        <w:rPr>
-          <w:rFonts w:cs="Arial"/>
-          <w:lang w:val="en-US"/>
-        </w:rPr>
-        <w:t xml:space="preserve"> </w:t>
-      </w:r>
-      <w:r>
-        <w:rPr>
-          <w:rFonts w:cs="Arial"/>
-          <w:lang w:val="en-US"/>
-        </w:rPr>
-        <w:t>di</w:t>
-      </w:r>
-      <w:r>
-        <w:rPr>
-          <w:rFonts w:cs="Arial"/>
-          <w:lang w:val="en-US"/>
-        </w:rPr>
-        <w:t>scussions and brain storming sessions</w:t>
-      </w:r>
-      <w:r>
-        <w:rPr>
-          <w:rFonts w:cs="Arial"/>
-          <w:lang w:val="en-US"/>
-        </w:rPr>
-        <w:t xml:space="preserve"> </w:t>
-      </w:r>
-      <w:r>
-        <w:rPr>
-          <w:rFonts w:cs="Arial"/>
-          <w:lang w:val="en-US"/>
-        </w:rPr>
-        <w:t>among team</w:t>
-      </w:r>
-      <w:r>
-        <w:rPr>
-          <w:rFonts w:cs="Arial"/>
-          <w:lang w:val="en-US"/>
-        </w:rPr>
-        <w:t xml:space="preserve"> members to </w:t>
-      </w:r>
-      <w:r>
-        <w:rPr>
-          <w:rFonts w:cs="Arial"/>
-          <w:lang w:val="en-US"/>
-        </w:rPr>
-        <w:t>discuss</w:t>
-      </w:r>
-      <w:r>
-        <w:rPr>
-          <w:rFonts w:cs="Arial"/>
-          <w:lang w:val="en-US"/>
-        </w:rPr>
-        <w:t xml:space="preserve"> idea</w:t>
-      </w:r>
-      <w:r>
-        <w:rPr>
-          <w:rFonts w:cs="Arial"/>
-          <w:lang w:val="en-US"/>
-        </w:rPr>
-        <w:t>s, assign tasks during various iterations and</w:t>
-      </w:r>
-      <w:r>
-        <w:rPr>
-          <w:rFonts w:cs="Arial"/>
-          <w:lang w:val="en-US"/>
-        </w:rPr>
-        <w:t xml:space="preserve"> present the results of the research conducted. Various documents including</w:t>
-      </w:r>
-      <w:r>
-        <w:rPr>
-          <w:rFonts w:cs="Arial"/>
-          <w:lang w:val="en-US"/>
-        </w:rPr>
-        <w:t xml:space="preserve"> the </w:t>
-      </w:r>
-      <w:r>
-        <w:rPr>
-          <w:rFonts w:cs="Arial"/>
-          <w:lang w:val="en-US"/>
-        </w:rPr>
-        <w:t>P</w:t>
-      </w:r>
-      <w:r>
-        <w:rPr>
-          <w:rFonts w:cs="Arial"/>
-          <w:lang w:val="en-US"/>
-        </w:rPr>
-        <w:t xml:space="preserve">roject </w:t>
-      </w:r>
-      <w:r>
-        <w:rPr>
-          <w:rFonts w:cs="Arial"/>
-          <w:lang w:val="en-US"/>
-        </w:rPr>
-        <w:t>V</w:t>
-      </w:r>
-      <w:r>
-        <w:rPr>
-          <w:rFonts w:cs="Arial"/>
-          <w:lang w:val="en-US"/>
-        </w:rPr>
-        <w:t xml:space="preserve">ision, Initial Requirement Model, Proposed Architecture, Risk List, Master Test Plan, Initial Project Plan, </w:t>
-      </w:r>
-      <w:r>
-        <w:rPr>
-          <w:rFonts w:cs="Arial"/>
-          <w:lang w:val="en-US"/>
-        </w:rPr>
-        <w:t>Technical</w:t>
-      </w:r>
-      <w:r>
-        <w:rPr>
-          <w:rFonts w:cs="Arial"/>
-          <w:lang w:val="en-US"/>
-        </w:rPr>
-        <w:t xml:space="preserve"> Competency Demonstrator, and the inception Phase Pr</w:t>
-      </w:r>
-      <w:r>
-        <w:rPr>
-          <w:rFonts w:cs="Arial"/>
-          <w:lang w:val="en-US"/>
-        </w:rPr>
-        <w:t xml:space="preserve">oject Status Assessment </w:t>
-      </w:r>
-      <w:r>
-        <w:rPr>
-          <w:rFonts w:cs="Arial"/>
-          <w:lang w:val="en-US"/>
-        </w:rPr>
-        <w:t>should be</w:t>
-      </w:r>
-      <w:r>
-        <w:rPr>
-          <w:rFonts w:cs="Arial"/>
-          <w:lang w:val="en-US"/>
-        </w:rPr>
-        <w:t xml:space="preserve"> </w:t>
-      </w:r>
-      <w:r>
-        <w:rPr>
-          <w:rFonts w:cs="Arial"/>
-          <w:lang w:val="en-US"/>
-        </w:rPr>
-        <w:t>presented to the project manager by 1</w:t>
-      </w:r>
-      <w:r>
-        <w:rPr>
-          <w:rFonts w:cs="Arial"/>
+          <w:rFonts w:ascii="Arial" w:hAnsi="Arial" w:cs="Arial"/>
+          <w:lang w:val="en-US"/>
+        </w:rPr>
+      </w:pPr>
+      <w:r>
+        <w:rPr>
+          <w:rFonts w:ascii="Arial" w:hAnsi="Arial" w:cs="Arial"/>
+          <w:lang w:val="en-US"/>
+        </w:rPr>
+        <w:t>Conducting the researchs and dicussions among the team members through the team meetings to develop and present the Project Vision, Initial Requirement Model, Proposed Architecture, Risk List, Master Test Plan, Initial Project Plan, Techinical Competency Demonstrator, and the inception Phase Pr</w:t>
+      </w:r>
+      <w:r>
+        <w:rPr>
+          <w:rFonts w:ascii="Arial" w:hAnsi="Arial" w:cs="Arial"/>
+          <w:lang w:val="en-US"/>
+        </w:rPr>
+        <w:t>oject Status Assessment to the Project M</w:t>
+      </w:r>
+      <w:r>
+        <w:rPr>
+          <w:rFonts w:ascii="Arial" w:hAnsi="Arial" w:cs="Arial"/>
+          <w:lang w:val="en-US"/>
+        </w:rPr>
+        <w:t xml:space="preserve">anager by </w:t>
+      </w:r>
+      <w:r>
+        <w:rPr>
+          <w:rFonts w:ascii="Arial" w:hAnsi="Arial" w:cs="Arial"/>
+          <w:lang w:val="en-US"/>
+        </w:rPr>
+        <w:t>6</w:t>
+      </w:r>
+      <w:r>
+        <w:rPr>
+          <w:rFonts w:ascii="Arial" w:hAnsi="Arial" w:cs="Arial"/>
           <w:vertAlign w:val="superscript"/>
           <w:lang w:val="en-US"/>
         </w:rPr>
-        <w:t>st</w:t>
-      </w:r>
-      <w:r>
-        <w:rPr>
-          <w:rFonts w:cs="Arial"/>
-          <w:lang w:val="en-US"/>
-        </w:rPr>
-        <w:t xml:space="preserve"> April 2018.</w:t>
+        <w:t>th</w:t>
+      </w:r>
+      <w:r>
+        <w:rPr>
+          <w:rFonts w:ascii="Arial" w:hAnsi="Arial" w:cs="Arial"/>
+          <w:lang w:val="en-US"/>
+        </w:rPr>
+        <w:t xml:space="preserve"> April.</w:t>
       </w:r>
     </w:p>
     <w:p>
@@ -2198,76 +1934,20 @@
         </w:numPr>
         <w:jc w:val="both"/>
         <w:rPr>
-          <w:rFonts w:cs="Arial"/>
-          <w:lang w:val="en-US"/>
-        </w:rPr>
-      </w:pPr>
-      <w:r>
-        <w:rPr>
-          <w:rFonts w:cs="Arial"/>
-          <w:lang w:val="en-US"/>
-        </w:rPr>
-        <w:t>Revisi</w:t>
-      </w:r>
-      <w:r>
-        <w:rPr>
-          <w:rFonts w:cs="Arial"/>
-          <w:lang w:val="en-US"/>
-        </w:rPr>
-        <w:t xml:space="preserve">ons on </w:t>
-      </w:r>
-      <w:r>
-        <w:rPr>
-          <w:rFonts w:cs="Arial"/>
-          <w:lang w:val="en-US"/>
-        </w:rPr>
-        <w:t xml:space="preserve">the </w:t>
-      </w:r>
-      <w:r>
-        <w:rPr>
-          <w:rFonts w:cs="Arial"/>
-          <w:lang w:val="en-US"/>
-        </w:rPr>
-        <w:t>presented documents are to be conducted</w:t>
-      </w:r>
-      <w:r>
-        <w:rPr>
-          <w:rFonts w:cs="Arial"/>
-          <w:lang w:val="en-US"/>
-        </w:rPr>
-        <w:t xml:space="preserve"> </w:t>
-      </w:r>
-      <w:r>
-        <w:rPr>
-          <w:rFonts w:cs="Arial"/>
-          <w:lang w:val="en-US"/>
-        </w:rPr>
-        <w:t xml:space="preserve">on every iteration. </w:t>
-      </w:r>
-      <w:r>
-        <w:rPr>
-          <w:rFonts w:cs="Arial"/>
-          <w:lang w:val="en-US"/>
-        </w:rPr>
-        <w:t xml:space="preserve">Revised Project Vision, Revised Requirement Model, Final Architecture, Revised Risk List, Revise Master Test Plan, Executable Architecture, Evidence of Testing, Revised Project Plan, and Elaboration Phase Project Status Assessment </w:t>
-      </w:r>
-      <w:r>
-        <w:rPr>
-          <w:rFonts w:cs="Arial"/>
-          <w:lang w:val="en-US"/>
-        </w:rPr>
-        <w:t xml:space="preserve">should be presented </w:t>
-      </w:r>
-      <w:r>
-        <w:rPr>
-          <w:rFonts w:cs="Arial"/>
-          <w:lang w:val="en-US"/>
-        </w:rPr>
-        <w:t>to the Project Manager by 1</w:t>
-      </w:r>
-      <w:r>
-        <w:rPr>
-          <w:rFonts w:cs="Arial"/>
+          <w:rFonts w:ascii="Arial" w:hAnsi="Arial" w:cs="Arial"/>
+          <w:lang w:val="en-US"/>
+        </w:rPr>
+      </w:pPr>
+      <w:r>
+        <w:rPr>
+          <w:rFonts w:ascii="Arial" w:hAnsi="Arial" w:cs="Arial"/>
+          <w:lang w:val="en-US"/>
+        </w:rPr>
+        <w:t>Revising the documents which were presented to present the Revised Project Vision, Revised Requirement Model, Final Architecture, Revised Risk List, Revise Master Test Plan, Executable Architecture, Evidence of Testing, Revised Project Plan, and Elaboration Phase Project Status Assessment to the Project Manager by 1</w:t>
+      </w:r>
+      <w:r>
+        <w:rPr>
+          <w:rFonts w:ascii="Arial" w:hAnsi="Arial" w:cs="Arial"/>
           <w:vertAlign w:val="superscript"/>
           <w:lang w:val="en-US"/>
         </w:rPr>
@@ -2275,17 +1955,10 @@
       </w:r>
       <w:r>
         <w:rPr>
-          <w:rFonts w:cs="Arial"/>
-          <w:lang w:val="en-US"/>
-        </w:rPr>
-        <w:t xml:space="preserve"> June</w:t>
-      </w:r>
-      <w:r>
-        <w:rPr>
-          <w:rFonts w:cs="Arial"/>
-          <w:lang w:val="en-US"/>
-        </w:rPr>
-        <w:t xml:space="preserve"> 2018.</w:t>
+          <w:rFonts w:ascii="Arial" w:hAnsi="Arial" w:cs="Arial"/>
+          <w:lang w:val="en-US"/>
+        </w:rPr>
+        <w:t xml:space="preserve"> June.</w:t>
       </w:r>
     </w:p>
     <w:p>
@@ -2297,90 +1970,20 @@
         </w:numPr>
         <w:jc w:val="both"/>
         <w:rPr>
-          <w:rFonts w:cs="Arial"/>
-          <w:lang w:val="en-US"/>
-        </w:rPr>
-      </w:pPr>
-      <w:r>
-        <w:rPr>
-          <w:rFonts w:cs="Arial"/>
-          <w:lang w:val="en-US"/>
-        </w:rPr>
-        <w:t xml:space="preserve">After </w:t>
-      </w:r>
-      <w:r>
-        <w:rPr>
-          <w:rFonts w:cs="Arial"/>
-          <w:lang w:val="en-US"/>
-        </w:rPr>
-        <w:t xml:space="preserve">all the documentations have been reviewed </w:t>
-      </w:r>
-      <w:r>
-        <w:rPr>
-          <w:rFonts w:cs="Arial"/>
-          <w:lang w:val="en-US"/>
-        </w:rPr>
-        <w:t xml:space="preserve">and accepted by the Project Manager, </w:t>
-      </w:r>
-      <w:r>
-        <w:rPr>
-          <w:rFonts w:cs="Arial"/>
-          <w:lang w:val="en-US"/>
-        </w:rPr>
-        <w:t xml:space="preserve">team members are to </w:t>
-      </w:r>
-      <w:r>
-        <w:rPr>
-          <w:rFonts w:cs="Arial"/>
-          <w:lang w:val="en-US"/>
-        </w:rPr>
-        <w:t xml:space="preserve">conduct </w:t>
-      </w:r>
-      <w:r>
-        <w:rPr>
-          <w:rFonts w:cs="Arial"/>
-          <w:lang w:val="en-US"/>
-        </w:rPr>
-        <w:t>the construction phase of the project. This includes development of the system and testing. T</w:t>
-      </w:r>
-      <w:r>
-        <w:rPr>
-          <w:rFonts w:cs="Arial"/>
-          <w:lang w:val="en-US"/>
-        </w:rPr>
-        <w:t>he final product need</w:t>
-      </w:r>
-      <w:r>
-        <w:rPr>
-          <w:rFonts w:cs="Arial"/>
-          <w:lang w:val="en-US"/>
-        </w:rPr>
-        <w:t>s</w:t>
-      </w:r>
-      <w:r>
-        <w:rPr>
-          <w:rFonts w:cs="Arial"/>
-          <w:lang w:val="en-US"/>
-        </w:rPr>
-        <w:t xml:space="preserve"> to be present</w:t>
-      </w:r>
-      <w:r>
-        <w:rPr>
-          <w:rFonts w:cs="Arial"/>
-          <w:lang w:val="en-US"/>
-        </w:rPr>
-        <w:t>ed</w:t>
-      </w:r>
-      <w:r>
-        <w:rPr>
-          <w:rFonts w:cs="Arial"/>
-          <w:lang w:val="en-US"/>
-        </w:rPr>
-        <w:t xml:space="preserve"> to the Project Manager by 1</w:t>
-      </w:r>
-      <w:r>
-        <w:rPr>
-          <w:rFonts w:cs="Arial"/>
+          <w:rFonts w:ascii="Arial" w:hAnsi="Arial" w:cs="Arial"/>
+          <w:lang w:val="en-US"/>
+        </w:rPr>
+      </w:pPr>
+      <w:r>
+        <w:rPr>
+          <w:rFonts w:ascii="Arial" w:hAnsi="Arial" w:cs="Arial"/>
+          <w:lang w:val="en-US"/>
+        </w:rPr>
+        <w:t>After reviewed and accepted by the Project Manager, the team assigned the tasks to conduct the application, the final product need to be present to the Project Manager by 1</w:t>
+      </w:r>
+      <w:r>
+        <w:rPr>
+          <w:rFonts w:ascii="Arial" w:hAnsi="Arial" w:cs="Arial"/>
           <w:vertAlign w:val="superscript"/>
           <w:lang w:val="en-US"/>
         </w:rPr>
@@ -2388,24 +1991,10 @@
       </w:r>
       <w:r>
         <w:rPr>
-          <w:rFonts w:cs="Arial"/>
-          <w:lang w:val="en-US"/>
-        </w:rPr>
-        <w:t xml:space="preserve"> Nov</w:t>
-      </w:r>
-      <w:r>
-        <w:rPr>
-          <w:rFonts w:cs="Arial"/>
-          <w:lang w:val="en-US"/>
-        </w:rPr>
-        <w:t xml:space="preserve"> 2018</w:t>
-      </w:r>
-      <w:r>
-        <w:rPr>
-          <w:rFonts w:cs="Arial"/>
-          <w:lang w:val="en-US"/>
-        </w:rPr>
-        <w:t>.</w:t>
+          <w:rFonts w:ascii="Arial" w:hAnsi="Arial" w:cs="Arial"/>
+          <w:lang w:val="en-US"/>
+        </w:rPr>
+        <w:t xml:space="preserve"> Nov.</w:t>
       </w:r>
     </w:p>
     <w:p>
@@ -2417,38 +2006,122 @@
         </w:numPr>
         <w:jc w:val="both"/>
         <w:rPr>
-          <w:rFonts w:cs="Arial"/>
-          <w:lang w:val="en-US"/>
-        </w:rPr>
-      </w:pPr>
-      <w:r>
-        <w:rPr>
-          <w:rFonts w:cs="Arial"/>
-          <w:lang w:val="en-US"/>
-        </w:rPr>
-        <w:t xml:space="preserve">The final product after getting tested and approved by the project manager is to be presented to the sponsor </w:t>
-      </w:r>
-      <w:r>
-        <w:rPr>
-          <w:rFonts w:cs="Arial"/>
-          <w:lang w:val="en-US"/>
-        </w:rPr>
-        <w:t>by 6</w:t>
-      </w:r>
-      <w:r>
-        <w:rPr>
-          <w:rFonts w:cs="Arial"/>
-          <w:vertAlign w:val="superscript"/>
-          <w:lang w:val="en-US"/>
-        </w:rPr>
-        <w:t>th</w:t>
-      </w:r>
-      <w:r>
-        <w:rPr>
-          <w:rFonts w:cs="Arial"/>
-          <w:lang w:val="en-US"/>
-        </w:rPr>
-        <w:t xml:space="preserve"> November 2018. </w:t>
+          <w:rFonts w:ascii="Arial" w:hAnsi="Arial" w:cs="Arial"/>
+          <w:lang w:val="en-US"/>
+        </w:rPr>
+      </w:pPr>
+      <w:r>
+        <w:rPr>
+          <w:rFonts w:ascii="Arial" w:hAnsi="Arial" w:cs="Arial"/>
+          <w:lang w:val="en-US"/>
+        </w:rPr>
+        <w:t>Helping the team members improve the technical knowledge as well as the professional knowledge from other subjects (coding, database’s management, analysys, etc.).</w:t>
+      </w:r>
+    </w:p>
+    <w:p>
+      <w:pPr>
+        <w:jc w:val="both"/>
+        <w:rPr>
+          <w:rFonts w:ascii="Arial" w:hAnsi="Arial" w:cs="Arial"/>
+          <w:lang w:val="en-US"/>
+        </w:rPr>
+      </w:pPr>
+    </w:p>
+    <w:p>
+      <w:pPr>
+        <w:jc w:val="both"/>
+        <w:rPr>
+          <w:rFonts w:ascii="Arial" w:hAnsi="Arial" w:cs="Arial"/>
+          <w:lang w:val="en-US"/>
+        </w:rPr>
+      </w:pPr>
+    </w:p>
+    <w:p>
+      <w:pPr>
+        <w:jc w:val="both"/>
+        <w:rPr>
+          <w:rFonts w:ascii="Arial" w:hAnsi="Arial" w:cs="Arial"/>
+          <w:lang w:val="en-US"/>
+        </w:rPr>
+      </w:pPr>
+    </w:p>
+    <w:p>
+      <w:pPr>
+        <w:jc w:val="both"/>
+        <w:rPr>
+          <w:rFonts w:ascii="Arial" w:hAnsi="Arial" w:cs="Arial"/>
+          <w:lang w:val="en-US"/>
+        </w:rPr>
+      </w:pPr>
+    </w:p>
+    <w:p>
+      <w:pPr>
+        <w:jc w:val="both"/>
+        <w:rPr>
+          <w:rFonts w:ascii="Arial" w:hAnsi="Arial" w:cs="Arial"/>
+          <w:lang w:val="en-US"/>
+        </w:rPr>
+      </w:pPr>
+    </w:p>
+    <w:p>
+      <w:pPr>
+        <w:jc w:val="both"/>
+        <w:rPr>
+          <w:rFonts w:ascii="Arial" w:hAnsi="Arial" w:cs="Arial"/>
+          <w:lang w:val="en-US"/>
+        </w:rPr>
+      </w:pPr>
+    </w:p>
+    <w:p>
+      <w:pPr>
+        <w:jc w:val="both"/>
+        <w:rPr>
+          <w:rFonts w:ascii="Arial" w:hAnsi="Arial" w:cs="Arial"/>
+          <w:lang w:val="en-US"/>
+        </w:rPr>
+      </w:pPr>
+    </w:p>
+    <w:p>
+      <w:pPr>
+        <w:pStyle w:val="ListParagraph"/>
+        <w:numPr>
+          <w:ilvl w:val="0"/>
+          <w:numId w:val="20"/>
+        </w:numPr>
+        <w:jc w:val="both"/>
+        <w:rPr>
+          <w:rFonts w:ascii="Arial" w:hAnsi="Arial" w:cs="Arial"/>
+          <w:color w:val="000000"/>
+        </w:rPr>
+      </w:pPr>
+      <w:r>
+        <w:rPr>
+          <w:rFonts w:ascii="Arial" w:hAnsi="Arial" w:cs="Arial"/>
+          <w:color w:val="000000"/>
+        </w:rPr>
+        <w:lastRenderedPageBreak/>
+        <w:t xml:space="preserve">What are potential barriers to the </w:t>
+      </w:r>
+      <w:r>
+        <w:rPr>
+          <w:rFonts w:ascii="Arial" w:hAnsi="Arial" w:cs="Arial"/>
+          <w:color w:val="000000"/>
+        </w:rPr>
+        <w:t>achieve</w:t>
+      </w:r>
+      <w:r>
+        <w:rPr>
+          <w:rFonts w:ascii="Arial" w:hAnsi="Arial" w:cs="Arial"/>
+          <w:color w:val="000000"/>
+        </w:rPr>
+        <w:t>ment</w:t>
+      </w:r>
+      <w:r>
+        <w:rPr>
+          <w:rFonts w:ascii="Arial" w:hAnsi="Arial" w:cs="Arial"/>
+          <w:color w:val="000000"/>
+        </w:rPr>
+        <w:t xml:space="preserve"> of those goals?</w:t>
       </w:r>
     </w:p>
     <w:p>
@@ -2460,16 +2133,16 @@
         </w:numPr>
         <w:jc w:val="both"/>
         <w:rPr>
-          <w:rFonts w:cs="Arial"/>
-          <w:lang w:val="en-US"/>
-        </w:rPr>
-      </w:pPr>
-      <w:r>
-        <w:rPr>
-          <w:rFonts w:cs="Arial"/>
-          <w:lang w:val="en-US"/>
-        </w:rPr>
-        <w:t>Complete all task with high standards and within the timeframe.</w:t>
+          <w:rFonts w:ascii="Arial" w:hAnsi="Arial" w:cs="Arial"/>
+          <w:color w:val="000000"/>
+        </w:rPr>
+      </w:pPr>
+      <w:r>
+        <w:rPr>
+          <w:rFonts w:ascii="Arial" w:hAnsi="Arial" w:cs="Arial"/>
+          <w:color w:val="000000"/>
+        </w:rPr>
+        <w:t>Disorganization of the members.</w:t>
       </w:r>
     </w:p>
     <w:p>
@@ -2481,17 +2154,16 @@
         </w:numPr>
         <w:jc w:val="both"/>
         <w:rPr>
-          <w:rFonts w:cs="Arial"/>
-          <w:lang w:val="en-US"/>
-        </w:rPr>
-      </w:pPr>
-      <w:r>
-        <w:rPr>
-          <w:rFonts w:cs="Arial"/>
-          <w:lang w:val="en-US"/>
-        </w:rPr>
-        <w:lastRenderedPageBreak/>
-        <w:t>Develop outstanding communication skills.</w:t>
+          <w:rFonts w:ascii="Arial" w:hAnsi="Arial" w:cs="Arial"/>
+          <w:color w:val="000000"/>
+        </w:rPr>
+      </w:pPr>
+      <w:r>
+        <w:rPr>
+          <w:rFonts w:ascii="Arial" w:hAnsi="Arial" w:cs="Arial"/>
+          <w:color w:val="000000"/>
+        </w:rPr>
+        <w:t>Members not meeting deadlines.</w:t>
       </w:r>
     </w:p>
     <w:p>
@@ -2503,16 +2175,16 @@
         </w:numPr>
         <w:jc w:val="both"/>
         <w:rPr>
-          <w:rFonts w:cs="Arial"/>
-          <w:lang w:val="en-US"/>
-        </w:rPr>
-      </w:pPr>
-      <w:r>
-        <w:rPr>
-          <w:rFonts w:cs="Arial"/>
-          <w:lang w:val="en-US"/>
-        </w:rPr>
-        <w:t xml:space="preserve">Conduct the project as a team and understand the value of teamwork. </w:t>
+          <w:rFonts w:ascii="Arial" w:hAnsi="Arial" w:cs="Arial"/>
+          <w:color w:val="000000"/>
+        </w:rPr>
+      </w:pPr>
+      <w:r>
+        <w:rPr>
+          <w:rFonts w:ascii="Arial" w:hAnsi="Arial" w:cs="Arial"/>
+          <w:color w:val="000000"/>
+        </w:rPr>
+        <w:t>Life, time constraints, technological problems.</w:t>
       </w:r>
     </w:p>
     <w:p>
@@ -2524,109 +2196,17 @@
         </w:numPr>
         <w:jc w:val="both"/>
         <w:rPr>
-          <w:rFonts w:cs="Arial"/>
-          <w:lang w:val="en-US"/>
-        </w:rPr>
-      </w:pPr>
-      <w:r>
-        <w:rPr>
-          <w:rFonts w:cs="Arial"/>
-          <w:lang w:val="en-US"/>
-        </w:rPr>
-        <w:t>Help</w:t>
-      </w:r>
-      <w:r>
-        <w:rPr>
-          <w:rFonts w:cs="Arial"/>
-          <w:lang w:val="en-US"/>
-        </w:rPr>
-        <w:t xml:space="preserve"> </w:t>
-      </w:r>
-      <w:r>
-        <w:rPr>
-          <w:rFonts w:cs="Arial"/>
-          <w:lang w:val="en-US"/>
-        </w:rPr>
-        <w:t>team members</w:t>
-      </w:r>
-      <w:r>
-        <w:rPr>
-          <w:rFonts w:cs="Arial"/>
-          <w:lang w:val="en-US"/>
-        </w:rPr>
-        <w:t xml:space="preserve"> and learn from them to</w:t>
-      </w:r>
-      <w:r>
-        <w:rPr>
-          <w:rFonts w:cs="Arial"/>
-          <w:lang w:val="en-US"/>
-        </w:rPr>
-        <w:t xml:space="preserve"> improve technical </w:t>
-      </w:r>
-      <w:r>
-        <w:rPr>
-          <w:rFonts w:cs="Arial"/>
-          <w:lang w:val="en-US"/>
-        </w:rPr>
-        <w:t>skills</w:t>
-      </w:r>
-      <w:r>
-        <w:rPr>
-          <w:rFonts w:cs="Arial"/>
-          <w:lang w:val="en-US"/>
-        </w:rPr>
-        <w:t xml:space="preserve"> as well as professional knowledge </w:t>
-      </w:r>
-      <w:proofErr w:type="gramStart"/>
-      <w:r>
-        <w:rPr>
-          <w:rFonts w:cs="Arial"/>
-          <w:lang w:val="en-US"/>
-        </w:rPr>
-        <w:t>during the course of</w:t>
-      </w:r>
-      <w:proofErr w:type="gramEnd"/>
-      <w:r>
-        <w:rPr>
-          <w:rFonts w:cs="Arial"/>
-          <w:lang w:val="en-US"/>
-        </w:rPr>
-        <w:t xml:space="preserve"> the project.</w:t>
-      </w:r>
-    </w:p>
-    <w:p>
-      <w:pPr>
-        <w:jc w:val="both"/>
-        <w:rPr>
-          <w:rFonts w:cs="Arial"/>
-          <w:lang w:val="en-US"/>
-        </w:rPr>
-      </w:pPr>
-    </w:p>
-    <w:p>
-      <w:pPr>
-        <w:pStyle w:val="Heading2"/>
-        <w:rPr>
-          <w:rFonts w:asciiTheme="minorHAnsi" w:hAnsiTheme="minorHAnsi"/>
-          <w:sz w:val="28"/>
-          <w:szCs w:val="28"/>
-        </w:rPr>
-      </w:pPr>
-      <w:r>
-        <w:rPr>
-          <w:rFonts w:asciiTheme="minorHAnsi" w:hAnsiTheme="minorHAnsi"/>
-          <w:sz w:val="28"/>
-          <w:szCs w:val="28"/>
-        </w:rPr>
-        <w:t>Potential Barriers</w:t>
-      </w:r>
-    </w:p>
-    <w:p>
-      <w:pPr>
-        <w:rPr>
-          <w:lang w:val="en-US"/>
-        </w:rPr>
-      </w:pPr>
+          <w:rFonts w:ascii="Arial" w:hAnsi="Arial" w:cs="Arial"/>
+          <w:color w:val="000000"/>
+        </w:rPr>
+      </w:pPr>
+      <w:r>
+        <w:rPr>
+          <w:rFonts w:ascii="Arial" w:hAnsi="Arial" w:cs="Arial"/>
+          <w:color w:val="000000"/>
+        </w:rPr>
+        <w:t>Poor communication within the team</w:t>
+      </w:r>
     </w:p>
     <w:p>
       <w:pPr>
@@ -2637,221 +2217,87 @@
         </w:numPr>
         <w:jc w:val="both"/>
         <w:rPr>
-          <w:rFonts w:cs="Arial"/>
+          <w:rFonts w:ascii="Arial" w:hAnsi="Arial" w:cs="Arial"/>
           <w:color w:val="000000"/>
         </w:rPr>
       </w:pPr>
       <w:r>
         <w:rPr>
-          <w:rFonts w:cs="Arial"/>
+          <w:rFonts w:ascii="Arial" w:hAnsi="Arial" w:cs="Arial"/>
           <w:color w:val="000000"/>
         </w:rPr>
-        <w:t xml:space="preserve">Disorganization of </w:t>
-      </w:r>
-      <w:r>
-        <w:rPr>
-          <w:rFonts w:cs="Arial"/>
+        <w:t xml:space="preserve">Team members not checking in </w:t>
+      </w:r>
+      <w:r>
+        <w:rPr>
+          <w:rFonts w:ascii="Arial" w:hAnsi="Arial" w:cs="Arial"/>
           <w:color w:val="000000"/>
         </w:rPr>
-        <w:t xml:space="preserve">team </w:t>
-      </w:r>
-      <w:r>
-        <w:rPr>
-          <w:rFonts w:cs="Arial"/>
+        <w:t>fr</w:t>
+      </w:r>
+      <w:r>
+        <w:rPr>
+          <w:rFonts w:ascii="Arial" w:hAnsi="Arial" w:cs="Arial"/>
           <w:color w:val="000000"/>
         </w:rPr>
-        <w:t>members.</w:t>
+        <w:t>e</w:t>
+      </w:r>
+      <w:r>
+        <w:rPr>
+          <w:rFonts w:ascii="Arial" w:hAnsi="Arial" w:cs="Arial"/>
+          <w:color w:val="000000"/>
+        </w:rPr>
+        <w:t>quently</w:t>
+      </w:r>
+      <w:r>
+        <w:rPr>
+          <w:rFonts w:ascii="Arial" w:hAnsi="Arial" w:cs="Arial"/>
+          <w:color w:val="000000"/>
+        </w:rPr>
+        <w:t xml:space="preserve"> or missing deadlines</w:t>
       </w:r>
     </w:p>
     <w:p>
       <w:pPr>
-        <w:pStyle w:val="ListParagraph"/>
-        <w:numPr>
-          <w:ilvl w:val="1"/>
-          <w:numId w:val="20"/>
-        </w:numPr>
-        <w:jc w:val="both"/>
-        <w:rPr>
-          <w:rFonts w:cs="Arial"/>
-          <w:color w:val="000000"/>
-        </w:rPr>
-      </w:pPr>
-      <w:r>
-        <w:rPr>
-          <w:rFonts w:cs="Arial"/>
-          <w:color w:val="000000"/>
-        </w:rPr>
-        <w:t>Members not meeting deadlines.</w:t>
-      </w:r>
+        <w:pStyle w:val="Heading2"/>
+        <w:rPr>
+          <w:rFonts w:ascii="Arial" w:hAnsi="Arial" w:cs="Arial"/>
+          <w:sz w:val="24"/>
+          <w:szCs w:val="24"/>
+        </w:rPr>
+      </w:pPr>
     </w:p>
     <w:p>
       <w:pPr>
-        <w:pStyle w:val="ListParagraph"/>
-        <w:numPr>
-          <w:ilvl w:val="1"/>
-          <w:numId w:val="20"/>
-        </w:numPr>
-        <w:jc w:val="both"/>
-        <w:rPr>
-          <w:rFonts w:cs="Arial"/>
-          <w:color w:val="000000"/>
-        </w:rPr>
-      </w:pPr>
-      <w:r>
-        <w:rPr>
-          <w:rFonts w:cs="Arial"/>
-          <w:color w:val="000000"/>
-        </w:rPr>
-        <w:t xml:space="preserve">Inefficient task scheduling and delegation. </w:t>
-      </w:r>
+        <w:pStyle w:val="Heading2"/>
+        <w:rPr>
+          <w:rFonts w:ascii="Arial" w:hAnsi="Arial" w:cs="Arial"/>
+          <w:sz w:val="24"/>
+          <w:szCs w:val="24"/>
+        </w:rPr>
+      </w:pPr>
+      <w:bookmarkStart w:id="5" w:name="_Toc507771645"/>
+      <w:r>
+        <w:rPr>
+          <w:rFonts w:ascii="Arial" w:hAnsi="Arial" w:cs="Arial"/>
+          <w:sz w:val="24"/>
+          <w:szCs w:val="24"/>
+        </w:rPr>
+        <w:t>Team Charter</w:t>
+      </w:r>
+      <w:bookmarkEnd w:id="0"/>
+      <w:bookmarkEnd w:id="5"/>
     </w:p>
     <w:p>
       <w:pPr>
-        <w:pStyle w:val="ListParagraph"/>
-        <w:numPr>
-          <w:ilvl w:val="1"/>
-          <w:numId w:val="20"/>
-        </w:numPr>
-        <w:jc w:val="both"/>
-        <w:rPr>
-          <w:rFonts w:cs="Arial"/>
-          <w:color w:val="000000"/>
-        </w:rPr>
-      </w:pPr>
-      <w:r>
-        <w:rPr>
-          <w:rFonts w:cs="Arial"/>
-          <w:color w:val="000000"/>
-        </w:rPr>
-        <w:t>Personal</w:t>
-      </w:r>
-      <w:r>
-        <w:rPr>
-          <w:rFonts w:cs="Arial"/>
-          <w:color w:val="000000"/>
-        </w:rPr>
-        <w:t>, time constraints, technological problems.</w:t>
-      </w:r>
-    </w:p>
-    <w:p>
-      <w:pPr>
-        <w:pStyle w:val="ListParagraph"/>
-        <w:numPr>
-          <w:ilvl w:val="1"/>
-          <w:numId w:val="20"/>
-        </w:numPr>
-        <w:jc w:val="both"/>
-        <w:rPr>
-          <w:rFonts w:cs="Arial"/>
-          <w:color w:val="000000"/>
-        </w:rPr>
-      </w:pPr>
-      <w:r>
-        <w:rPr>
-          <w:rFonts w:cs="Arial"/>
-          <w:color w:val="000000"/>
-        </w:rPr>
-        <w:t>Poor communication within the team</w:t>
-      </w:r>
-      <w:r>
-        <w:rPr>
-          <w:rFonts w:cs="Arial"/>
-          <w:color w:val="000000"/>
-        </w:rPr>
-        <w:t>.</w:t>
-      </w:r>
-    </w:p>
-    <w:p>
-      <w:pPr>
-        <w:pStyle w:val="ListParagraph"/>
-        <w:numPr>
-          <w:ilvl w:val="1"/>
-          <w:numId w:val="20"/>
-        </w:numPr>
-        <w:jc w:val="both"/>
-        <w:rPr>
-          <w:rFonts w:cs="Arial"/>
-          <w:color w:val="000000"/>
-        </w:rPr>
-      </w:pPr>
-      <w:r>
-        <w:rPr>
-          <w:rFonts w:cs="Arial"/>
-          <w:color w:val="000000"/>
-        </w:rPr>
-        <w:t xml:space="preserve">Insufficient business and technical knowledge. </w:t>
-      </w:r>
-    </w:p>
-    <w:p>
-      <w:pPr>
-        <w:pStyle w:val="ListParagraph"/>
-        <w:numPr>
-          <w:ilvl w:val="1"/>
-          <w:numId w:val="20"/>
-        </w:numPr>
-        <w:jc w:val="both"/>
-        <w:rPr>
-          <w:rFonts w:cs="Arial"/>
-          <w:color w:val="000000"/>
-        </w:rPr>
-      </w:pPr>
-      <w:r>
-        <w:rPr>
-          <w:rFonts w:cs="Arial"/>
-          <w:color w:val="000000"/>
-        </w:rPr>
-        <w:t>Conflict of ideas between team members.</w:t>
-      </w:r>
-    </w:p>
-    <w:p>
-      <w:pPr>
-        <w:pStyle w:val="Heading2"/>
-        <w:rPr>
-          <w:rFonts w:asciiTheme="minorHAnsi" w:hAnsiTheme="minorHAnsi" w:cs="Arial"/>
-          <w:sz w:val="24"/>
-          <w:szCs w:val="24"/>
-        </w:rPr>
-      </w:pPr>
-    </w:p>
-    <w:p>
-      <w:pPr>
-        <w:pStyle w:val="Heading2"/>
-        <w:rPr>
-          <w:rFonts w:asciiTheme="minorHAnsi" w:hAnsiTheme="minorHAnsi" w:cs="Arial"/>
-          <w:sz w:val="28"/>
-          <w:szCs w:val="28"/>
-        </w:rPr>
-      </w:pPr>
-      <w:bookmarkStart w:id="4" w:name="_Toc507771645"/>
-      <w:r>
-        <w:rPr>
-          <w:rFonts w:asciiTheme="minorHAnsi" w:hAnsiTheme="minorHAnsi" w:cs="Arial"/>
-          <w:sz w:val="28"/>
-          <w:szCs w:val="28"/>
-        </w:rPr>
-        <w:t xml:space="preserve">Team </w:t>
-      </w:r>
-      <w:bookmarkEnd w:id="0"/>
-      <w:bookmarkEnd w:id="4"/>
-      <w:r>
-        <w:rPr>
-          <w:rFonts w:asciiTheme="minorHAnsi" w:hAnsiTheme="minorHAnsi" w:cs="Arial"/>
-          <w:sz w:val="28"/>
-          <w:szCs w:val="28"/>
-        </w:rPr>
-        <w:t xml:space="preserve">Member Skill Inventory </w:t>
-      </w:r>
-    </w:p>
-    <w:p>
-      <w:pPr>
-        <w:rPr>
-          <w:rFonts w:eastAsia="Times New Roman" w:cs="Arial"/>
+        <w:rPr>
+          <w:rFonts w:ascii="Arial" w:eastAsia="Times New Roman" w:hAnsi="Arial" w:cs="Arial"/>
         </w:rPr>
       </w:pPr>
     </w:p>
     <w:tbl>
       <w:tblPr>
-        <w:tblW w:w="10430" w:type="dxa"/>
+        <w:tblW w:w="9510" w:type="dxa"/>
         <w:tblCellMar>
           <w:top w:w="15" w:type="dxa"/>
           <w:left w:w="15" w:type="dxa"/>
@@ -2861,15 +2307,14 @@
         <w:tblLook w:val="04A0" w:firstRow="1" w:lastRow="0" w:firstColumn="1" w:lastColumn="0" w:noHBand="0" w:noVBand="1"/>
       </w:tblPr>
       <w:tblGrid>
-        <w:gridCol w:w="1284"/>
-        <w:gridCol w:w="2769"/>
-        <w:gridCol w:w="3563"/>
-        <w:gridCol w:w="2814"/>
+        <w:gridCol w:w="1475"/>
+        <w:gridCol w:w="3106"/>
+        <w:gridCol w:w="4929"/>
       </w:tblGrid>
       <w:tr>
         <w:tc>
           <w:tcPr>
-            <w:tcW w:w="1284" w:type="dxa"/>
+            <w:tcW w:w="1475" w:type="dxa"/>
             <w:tcBorders>
               <w:top w:val="single" w:sz="8" w:space="0" w:color="000000"/>
               <w:left w:val="single" w:sz="8" w:space="0" w:color="000000"/>
@@ -2890,14 +2335,14 @@
               <w:pStyle w:val="NormalWeb"/>
               <w:spacing w:before="0" w:beforeAutospacing="0" w:after="0" w:afterAutospacing="0"/>
               <w:rPr>
-                <w:rFonts w:asciiTheme="minorHAnsi" w:hAnsiTheme="minorHAnsi" w:cs="Arial"/>
+                <w:rFonts w:ascii="Arial" w:hAnsi="Arial" w:cs="Arial"/>
               </w:rPr>
             </w:pPr>
-            <w:bookmarkStart w:id="5" w:name="OLE_LINK1"/>
-            <w:bookmarkStart w:id="6" w:name="OLE_LINK2"/>
-            <w:r>
-              <w:rPr>
-                <w:rFonts w:asciiTheme="minorHAnsi" w:hAnsiTheme="minorHAnsi" w:cs="Arial"/>
+            <w:bookmarkStart w:id="6" w:name="OLE_LINK1"/>
+            <w:bookmarkStart w:id="7" w:name="OLE_LINK2"/>
+            <w:r>
+              <w:rPr>
+                <w:rFonts w:ascii="Arial" w:hAnsi="Arial" w:cs="Arial"/>
                 <w:b/>
                 <w:bCs/>
                 <w:color w:val="000000"/>
@@ -2908,7 +2353,7 @@
         </w:tc>
         <w:tc>
           <w:tcPr>
-            <w:tcW w:w="2769" w:type="dxa"/>
+            <w:tcW w:w="3106" w:type="dxa"/>
             <w:tcBorders>
               <w:top w:val="single" w:sz="8" w:space="0" w:color="000000"/>
               <w:left w:val="single" w:sz="8" w:space="0" w:color="000000"/>
@@ -2929,12 +2374,12 @@
               <w:pStyle w:val="NormalWeb"/>
               <w:spacing w:before="0" w:beforeAutospacing="0" w:after="0" w:afterAutospacing="0"/>
               <w:rPr>
-                <w:rFonts w:asciiTheme="minorHAnsi" w:hAnsiTheme="minorHAnsi" w:cs="Arial"/>
+                <w:rFonts w:ascii="Arial" w:hAnsi="Arial" w:cs="Arial"/>
               </w:rPr>
             </w:pPr>
             <w:r>
               <w:rPr>
-                <w:rFonts w:asciiTheme="minorHAnsi" w:hAnsiTheme="minorHAnsi" w:cs="Arial"/>
+                <w:rFonts w:ascii="Arial" w:hAnsi="Arial" w:cs="Arial"/>
                 <w:b/>
                 <w:bCs/>
                 <w:color w:val="000000"/>
@@ -2945,7 +2390,7 @@
         </w:tc>
         <w:tc>
           <w:tcPr>
-            <w:tcW w:w="3563" w:type="dxa"/>
+            <w:tcW w:w="4929" w:type="dxa"/>
             <w:tcBorders>
               <w:top w:val="single" w:sz="8" w:space="0" w:color="000000"/>
               <w:left w:val="single" w:sz="8" w:space="0" w:color="000000"/>
@@ -2966,50 +2411,17 @@
               <w:pStyle w:val="NormalWeb"/>
               <w:spacing w:before="0" w:beforeAutospacing="0" w:after="0" w:afterAutospacing="0"/>
               <w:rPr>
-                <w:rFonts w:asciiTheme="minorHAnsi" w:hAnsiTheme="minorHAnsi" w:cs="Arial"/>
+                <w:rFonts w:ascii="Arial" w:hAnsi="Arial" w:cs="Arial"/>
               </w:rPr>
             </w:pPr>
             <w:r>
               <w:rPr>
-                <w:rFonts w:asciiTheme="minorHAnsi" w:hAnsiTheme="minorHAnsi" w:cs="Arial"/>
+                <w:rFonts w:ascii="Arial" w:hAnsi="Arial" w:cs="Arial"/>
                 <w:b/>
                 <w:bCs/>
                 <w:color w:val="000000"/>
               </w:rPr>
               <w:t>Roles and Responsibilities</w:t>
-            </w:r>
-          </w:p>
-        </w:tc>
-        <w:tc>
-          <w:tcPr>
-            <w:tcW w:w="2814" w:type="dxa"/>
-            <w:tcBorders>
-              <w:top w:val="single" w:sz="8" w:space="0" w:color="000000"/>
-              <w:left w:val="single" w:sz="8" w:space="0" w:color="000000"/>
-              <w:bottom w:val="single" w:sz="8" w:space="0" w:color="000000"/>
-              <w:right w:val="single" w:sz="8" w:space="0" w:color="000000"/>
-            </w:tcBorders>
-            <w:shd w:val="clear" w:color="auto" w:fill="CCCCCC"/>
-          </w:tcPr>
-          <w:p>
-            <w:pPr>
-              <w:pStyle w:val="NormalWeb"/>
-              <w:spacing w:before="0" w:beforeAutospacing="0" w:after="0" w:afterAutospacing="0"/>
-              <w:rPr>
-                <w:rFonts w:asciiTheme="minorHAnsi" w:hAnsiTheme="minorHAnsi" w:cs="Arial"/>
-                <w:b/>
-                <w:bCs/>
-                <w:color w:val="000000"/>
-              </w:rPr>
-            </w:pPr>
-            <w:r>
-              <w:rPr>
-                <w:rFonts w:asciiTheme="minorHAnsi" w:hAnsiTheme="minorHAnsi" w:cs="Arial"/>
-                <w:b/>
-                <w:bCs/>
-                <w:color w:val="000000"/>
-              </w:rPr>
-              <w:t>What skill do I want to improve?</w:t>
             </w:r>
           </w:p>
         </w:tc>
@@ -3017,7 +2429,7 @@
       <w:tr>
         <w:tc>
           <w:tcPr>
-            <w:tcW w:w="1284" w:type="dxa"/>
+            <w:tcW w:w="1475" w:type="dxa"/>
             <w:tcBorders>
               <w:top w:val="single" w:sz="8" w:space="0" w:color="000000"/>
               <w:left w:val="single" w:sz="8" w:space="0" w:color="000000"/>
@@ -3037,12 +2449,12 @@
               <w:pStyle w:val="NormalWeb"/>
               <w:spacing w:before="0" w:beforeAutospacing="0" w:after="0" w:afterAutospacing="0"/>
               <w:rPr>
-                <w:rFonts w:asciiTheme="minorHAnsi" w:hAnsiTheme="minorHAnsi" w:cs="Arial"/>
+                <w:rFonts w:ascii="Arial" w:hAnsi="Arial" w:cs="Arial"/>
               </w:rPr>
             </w:pPr>
             <w:r>
               <w:rPr>
-                <w:rFonts w:asciiTheme="minorHAnsi" w:hAnsiTheme="minorHAnsi" w:cs="Arial"/>
+                <w:rFonts w:ascii="Arial" w:hAnsi="Arial" w:cs="Arial"/>
                 <w:color w:val="000000"/>
               </w:rPr>
               <w:t>Shirish Maharjan</w:t>
@@ -3051,7 +2463,7 @@
         </w:tc>
         <w:tc>
           <w:tcPr>
-            <w:tcW w:w="2769" w:type="dxa"/>
+            <w:tcW w:w="3106" w:type="dxa"/>
             <w:tcBorders>
               <w:top w:val="single" w:sz="8" w:space="0" w:color="000000"/>
               <w:left w:val="single" w:sz="8" w:space="0" w:color="000000"/>
@@ -3076,16 +2488,16 @@
               <w:spacing w:before="0" w:beforeAutospacing="0" w:after="0" w:afterAutospacing="0"/>
               <w:textAlignment w:val="baseline"/>
               <w:rPr>
-                <w:rFonts w:asciiTheme="minorHAnsi" w:hAnsiTheme="minorHAnsi" w:cs="Arial"/>
+                <w:rFonts w:ascii="Arial" w:hAnsi="Arial" w:cs="Arial"/>
                 <w:color w:val="000000"/>
               </w:rPr>
             </w:pPr>
             <w:r>
               <w:rPr>
-                <w:rFonts w:asciiTheme="minorHAnsi" w:hAnsiTheme="minorHAnsi" w:cs="Arial"/>
+                <w:rFonts w:ascii="Arial" w:hAnsi="Arial" w:cs="Arial"/>
                 <w:color w:val="000000"/>
               </w:rPr>
-              <w:t>Interpersonal skills</w:t>
+              <w:t>Building bonds skill</w:t>
             </w:r>
           </w:p>
           <w:p>
@@ -3098,16 +2510,16 @@
               <w:spacing w:before="0" w:beforeAutospacing="0" w:after="0" w:afterAutospacing="0"/>
               <w:textAlignment w:val="baseline"/>
               <w:rPr>
-                <w:rFonts w:asciiTheme="minorHAnsi" w:hAnsiTheme="minorHAnsi" w:cs="Arial"/>
+                <w:rFonts w:ascii="Arial" w:hAnsi="Arial" w:cs="Arial"/>
                 <w:color w:val="000000"/>
               </w:rPr>
             </w:pPr>
             <w:r>
               <w:rPr>
-                <w:rFonts w:asciiTheme="minorHAnsi" w:hAnsiTheme="minorHAnsi" w:cs="Arial"/>
+                <w:rFonts w:ascii="Arial" w:hAnsi="Arial" w:cs="Arial"/>
                 <w:color w:val="000000"/>
               </w:rPr>
-              <w:t xml:space="preserve">Social intelligence </w:t>
+              <w:t>Open-mindedness skill</w:t>
             </w:r>
           </w:p>
           <w:p>
@@ -3120,16 +2532,16 @@
               <w:spacing w:before="0" w:beforeAutospacing="0" w:after="0" w:afterAutospacing="0"/>
               <w:textAlignment w:val="baseline"/>
               <w:rPr>
-                <w:rFonts w:asciiTheme="minorHAnsi" w:hAnsiTheme="minorHAnsi" w:cs="Arial"/>
+                <w:rFonts w:ascii="Arial" w:hAnsi="Arial" w:cs="Arial"/>
                 <w:color w:val="000000"/>
               </w:rPr>
             </w:pPr>
             <w:r>
               <w:rPr>
-                <w:rFonts w:asciiTheme="minorHAnsi" w:hAnsiTheme="minorHAnsi" w:cs="Arial"/>
+                <w:rFonts w:ascii="Arial" w:hAnsi="Arial" w:cs="Arial"/>
                 <w:color w:val="000000"/>
               </w:rPr>
-              <w:t>Open-mindedness</w:t>
+              <w:t>Motivational skill</w:t>
             </w:r>
           </w:p>
           <w:p>
@@ -3142,16 +2554,16 @@
               <w:spacing w:before="0" w:beforeAutospacing="0" w:after="0" w:afterAutospacing="0"/>
               <w:textAlignment w:val="baseline"/>
               <w:rPr>
-                <w:rFonts w:asciiTheme="minorHAnsi" w:hAnsiTheme="minorHAnsi" w:cs="Arial"/>
+                <w:rFonts w:ascii="Arial" w:hAnsi="Arial" w:cs="Arial"/>
                 <w:color w:val="000000"/>
               </w:rPr>
             </w:pPr>
             <w:r>
               <w:rPr>
-                <w:rFonts w:asciiTheme="minorHAnsi" w:hAnsiTheme="minorHAnsi" w:cs="Arial"/>
+                <w:rFonts w:ascii="Arial" w:hAnsi="Arial" w:cs="Arial"/>
                 <w:color w:val="000000"/>
               </w:rPr>
-              <w:t xml:space="preserve">Motivational </w:t>
+              <w:t>Presentation skills</w:t>
             </w:r>
           </w:p>
           <w:p>
@@ -3164,16 +2576,16 @@
               <w:spacing w:before="0" w:beforeAutospacing="0" w:after="0" w:afterAutospacing="0"/>
               <w:textAlignment w:val="baseline"/>
               <w:rPr>
-                <w:rFonts w:asciiTheme="minorHAnsi" w:hAnsiTheme="minorHAnsi" w:cs="Arial"/>
+                <w:rFonts w:ascii="Arial" w:hAnsi="Arial" w:cs="Arial"/>
                 <w:color w:val="000000"/>
               </w:rPr>
             </w:pPr>
             <w:r>
               <w:rPr>
-                <w:rFonts w:asciiTheme="minorHAnsi" w:hAnsiTheme="minorHAnsi" w:cs="Arial"/>
+                <w:rFonts w:ascii="Arial" w:hAnsi="Arial" w:cs="Arial"/>
                 <w:color w:val="000000"/>
               </w:rPr>
-              <w:t>Presentation skills</w:t>
+              <w:t xml:space="preserve">Problem solving skill </w:t>
             </w:r>
           </w:p>
           <w:p>
@@ -3186,110 +2598,22 @@
               <w:spacing w:before="0" w:beforeAutospacing="0" w:after="0" w:afterAutospacing="0"/>
               <w:textAlignment w:val="baseline"/>
               <w:rPr>
-                <w:rFonts w:asciiTheme="minorHAnsi" w:hAnsiTheme="minorHAnsi" w:cs="Arial"/>
+                <w:rFonts w:ascii="Arial" w:hAnsi="Arial" w:cs="Arial"/>
                 <w:color w:val="000000"/>
               </w:rPr>
             </w:pPr>
             <w:r>
               <w:rPr>
-                <w:rFonts w:asciiTheme="minorHAnsi" w:hAnsiTheme="minorHAnsi" w:cs="Arial"/>
+                <w:rFonts w:ascii="Arial" w:hAnsi="Arial" w:cs="Arial"/>
                 <w:color w:val="000000"/>
               </w:rPr>
-              <w:t xml:space="preserve">Problem solving </w:t>
-            </w:r>
-          </w:p>
-          <w:p>
-            <w:pPr>
-              <w:pStyle w:val="NormalWeb"/>
-              <w:numPr>
-                <w:ilvl w:val="0"/>
-                <w:numId w:val="5"/>
-              </w:numPr>
-              <w:spacing w:before="0" w:beforeAutospacing="0" w:after="0" w:afterAutospacing="0"/>
-              <w:textAlignment w:val="baseline"/>
-              <w:rPr>
-                <w:rFonts w:asciiTheme="minorHAnsi" w:hAnsiTheme="minorHAnsi" w:cs="Arial"/>
-                <w:color w:val="000000"/>
-              </w:rPr>
-            </w:pPr>
-            <w:r>
-              <w:rPr>
-                <w:rFonts w:asciiTheme="minorHAnsi" w:hAnsiTheme="minorHAnsi" w:cs="Arial"/>
-                <w:color w:val="000000"/>
-              </w:rPr>
-              <w:t xml:space="preserve">Data Analytics </w:t>
-            </w:r>
-          </w:p>
-          <w:p>
-            <w:pPr>
-              <w:pStyle w:val="NormalWeb"/>
-              <w:numPr>
-                <w:ilvl w:val="0"/>
-                <w:numId w:val="5"/>
-              </w:numPr>
-              <w:spacing w:before="0" w:beforeAutospacing="0" w:after="0" w:afterAutospacing="0"/>
-              <w:textAlignment w:val="baseline"/>
-              <w:rPr>
-                <w:rFonts w:asciiTheme="minorHAnsi" w:hAnsiTheme="minorHAnsi" w:cs="Arial"/>
-                <w:color w:val="000000"/>
-              </w:rPr>
-            </w:pPr>
-            <w:r>
-              <w:rPr>
-                <w:rFonts w:asciiTheme="minorHAnsi" w:hAnsiTheme="minorHAnsi" w:cs="Arial"/>
-                <w:color w:val="000000"/>
-              </w:rPr>
-              <w:t xml:space="preserve">Delegation </w:t>
-            </w:r>
-          </w:p>
-          <w:p>
-            <w:pPr>
-              <w:pStyle w:val="NormalWeb"/>
-              <w:numPr>
-                <w:ilvl w:val="0"/>
-                <w:numId w:val="5"/>
-              </w:numPr>
-              <w:spacing w:before="0" w:beforeAutospacing="0" w:after="0" w:afterAutospacing="0"/>
-              <w:textAlignment w:val="baseline"/>
-              <w:rPr>
-                <w:rFonts w:asciiTheme="minorHAnsi" w:hAnsiTheme="minorHAnsi" w:cs="Arial"/>
-                <w:color w:val="000000"/>
-              </w:rPr>
-            </w:pPr>
-            <w:r>
-              <w:rPr>
-                <w:rFonts w:asciiTheme="minorHAnsi" w:hAnsiTheme="minorHAnsi" w:cs="Arial"/>
-                <w:color w:val="000000"/>
-              </w:rPr>
-              <w:t>Programming</w:t>
-            </w:r>
-          </w:p>
-          <w:p>
-            <w:pPr>
-              <w:pStyle w:val="NormalWeb"/>
-              <w:numPr>
-                <w:ilvl w:val="0"/>
-                <w:numId w:val="5"/>
-              </w:numPr>
-              <w:spacing w:before="0" w:beforeAutospacing="0" w:after="0" w:afterAutospacing="0"/>
-              <w:textAlignment w:val="baseline"/>
-              <w:rPr>
-                <w:rFonts w:asciiTheme="minorHAnsi" w:hAnsiTheme="minorHAnsi" w:cs="Arial"/>
-                <w:color w:val="000000"/>
-              </w:rPr>
-            </w:pPr>
-            <w:r>
-              <w:rPr>
-                <w:rFonts w:asciiTheme="minorHAnsi" w:hAnsiTheme="minorHAnsi" w:cs="Arial"/>
-                <w:color w:val="000000"/>
-              </w:rPr>
-              <w:t>Software design</w:t>
+              <w:t>Data Analytics skill</w:t>
             </w:r>
           </w:p>
         </w:tc>
         <w:tc>
           <w:tcPr>
-            <w:tcW w:w="3563" w:type="dxa"/>
+            <w:tcW w:w="4929" w:type="dxa"/>
             <w:tcBorders>
               <w:top w:val="single" w:sz="8" w:space="0" w:color="000000"/>
               <w:left w:val="single" w:sz="8" w:space="0" w:color="000000"/>
@@ -3314,16 +2638,16 @@
               <w:spacing w:before="0" w:beforeAutospacing="0" w:after="0" w:afterAutospacing="0"/>
               <w:textAlignment w:val="baseline"/>
               <w:rPr>
-                <w:rFonts w:asciiTheme="minorHAnsi" w:hAnsiTheme="minorHAnsi" w:cs="Arial"/>
+                <w:rFonts w:ascii="Arial" w:hAnsi="Arial" w:cs="Arial"/>
                 <w:color w:val="000000"/>
               </w:rPr>
             </w:pPr>
             <w:r>
               <w:rPr>
-                <w:rFonts w:asciiTheme="minorHAnsi" w:hAnsiTheme="minorHAnsi" w:cs="Arial"/>
+                <w:rFonts w:ascii="Arial" w:hAnsi="Arial" w:cs="Arial"/>
                 <w:color w:val="000000"/>
               </w:rPr>
-              <w:t>Manages the project and team members. (Project Manager)</w:t>
+              <w:t>Manages the project and the employees. (HRM)</w:t>
             </w:r>
           </w:p>
           <w:p>
@@ -3336,49 +2660,16 @@
               <w:spacing w:before="0" w:beforeAutospacing="0" w:after="0" w:afterAutospacing="0"/>
               <w:textAlignment w:val="baseline"/>
               <w:rPr>
-                <w:rFonts w:asciiTheme="minorHAnsi" w:hAnsiTheme="minorHAnsi" w:cs="Arial"/>
+                <w:rFonts w:ascii="Arial" w:hAnsi="Arial" w:cs="Arial"/>
                 <w:color w:val="000000"/>
               </w:rPr>
             </w:pPr>
             <w:r>
               <w:rPr>
-                <w:rFonts w:asciiTheme="minorHAnsi" w:hAnsiTheme="minorHAnsi" w:cs="Arial"/>
+                <w:rFonts w:ascii="Arial" w:hAnsi="Arial" w:cs="Arial"/>
                 <w:color w:val="000000"/>
               </w:rPr>
-              <w:t>Collect data and analyse the problem to develop the system. (System Analyst)</w:t>
-            </w:r>
-          </w:p>
-        </w:tc>
-        <w:tc>
-          <w:tcPr>
-            <w:tcW w:w="2814" w:type="dxa"/>
-            <w:tcBorders>
-              <w:top w:val="single" w:sz="8" w:space="0" w:color="000000"/>
-              <w:left w:val="single" w:sz="8" w:space="0" w:color="000000"/>
-              <w:bottom w:val="single" w:sz="8" w:space="0" w:color="000000"/>
-              <w:right w:val="single" w:sz="8" w:space="0" w:color="000000"/>
-            </w:tcBorders>
-          </w:tcPr>
-          <w:p>
-            <w:pPr>
-              <w:pStyle w:val="NormalWeb"/>
-              <w:numPr>
-                <w:ilvl w:val="0"/>
-                <w:numId w:val="6"/>
-              </w:numPr>
-              <w:spacing w:before="0" w:beforeAutospacing="0" w:after="0" w:afterAutospacing="0"/>
-              <w:textAlignment w:val="baseline"/>
-              <w:rPr>
-                <w:rFonts w:asciiTheme="minorHAnsi" w:hAnsiTheme="minorHAnsi" w:cs="Arial"/>
-                <w:color w:val="000000"/>
-              </w:rPr>
-            </w:pPr>
-            <w:r>
-              <w:rPr>
-                <w:rFonts w:asciiTheme="minorHAnsi" w:hAnsiTheme="minorHAnsi" w:cs="Arial"/>
-                <w:color w:val="000000"/>
-              </w:rPr>
-              <w:t xml:space="preserve">Technical skills like programming, software design and project management. </w:t>
+              <w:t>Analysing/ troubleshooting the system(System Analyst)</w:t>
             </w:r>
           </w:p>
         </w:tc>
@@ -3386,7 +2677,7 @@
       <w:tr>
         <w:tc>
           <w:tcPr>
-            <w:tcW w:w="1284" w:type="dxa"/>
+            <w:tcW w:w="1475" w:type="dxa"/>
             <w:tcBorders>
               <w:top w:val="single" w:sz="8" w:space="0" w:color="000000"/>
               <w:left w:val="single" w:sz="8" w:space="0" w:color="000000"/>
@@ -3406,12 +2697,12 @@
               <w:pStyle w:val="NormalWeb"/>
               <w:spacing w:before="0" w:beforeAutospacing="0" w:after="0" w:afterAutospacing="0"/>
               <w:rPr>
-                <w:rFonts w:asciiTheme="minorHAnsi" w:hAnsiTheme="minorHAnsi" w:cs="Arial"/>
+                <w:rFonts w:ascii="Arial" w:hAnsi="Arial" w:cs="Arial"/>
               </w:rPr>
             </w:pPr>
             <w:r>
               <w:rPr>
-                <w:rFonts w:asciiTheme="minorHAnsi" w:hAnsiTheme="minorHAnsi" w:cs="Arial"/>
+                <w:rFonts w:ascii="Arial" w:hAnsi="Arial" w:cs="Arial"/>
                 <w:color w:val="000000"/>
               </w:rPr>
               <w:t>Hieu Hanh Tran</w:t>
@@ -3420,7 +2711,7 @@
         </w:tc>
         <w:tc>
           <w:tcPr>
-            <w:tcW w:w="2769" w:type="dxa"/>
+            <w:tcW w:w="3106" w:type="dxa"/>
             <w:tcBorders>
               <w:top w:val="single" w:sz="8" w:space="0" w:color="000000"/>
               <w:left w:val="single" w:sz="8" w:space="0" w:color="000000"/>
@@ -3445,16 +2736,16 @@
               <w:spacing w:before="0" w:beforeAutospacing="0" w:after="0" w:afterAutospacing="0"/>
               <w:textAlignment w:val="baseline"/>
               <w:rPr>
-                <w:rFonts w:asciiTheme="minorHAnsi" w:hAnsiTheme="minorHAnsi" w:cs="Arial"/>
+                <w:rFonts w:ascii="Arial" w:hAnsi="Arial" w:cs="Arial"/>
                 <w:color w:val="000000"/>
               </w:rPr>
             </w:pPr>
             <w:r>
               <w:rPr>
-                <w:rFonts w:asciiTheme="minorHAnsi" w:hAnsiTheme="minorHAnsi" w:cs="Arial"/>
+                <w:rFonts w:ascii="Arial" w:hAnsi="Arial" w:cs="Arial"/>
                 <w:color w:val="000000"/>
               </w:rPr>
-              <w:t>Programming</w:t>
+              <w:t>Coding and Programming skill</w:t>
             </w:r>
           </w:p>
           <w:p>
@@ -3467,16 +2758,16 @@
               <w:spacing w:before="0" w:beforeAutospacing="0" w:after="0" w:afterAutospacing="0"/>
               <w:textAlignment w:val="baseline"/>
               <w:rPr>
-                <w:rFonts w:asciiTheme="minorHAnsi" w:hAnsiTheme="minorHAnsi" w:cs="Arial"/>
+                <w:rFonts w:ascii="Arial" w:hAnsi="Arial" w:cs="Arial"/>
                 <w:color w:val="000000"/>
               </w:rPr>
             </w:pPr>
             <w:r>
               <w:rPr>
-                <w:rFonts w:asciiTheme="minorHAnsi" w:hAnsiTheme="minorHAnsi" w:cs="Arial"/>
+                <w:rFonts w:ascii="Arial" w:hAnsi="Arial" w:cs="Arial"/>
                 <w:color w:val="000000"/>
               </w:rPr>
-              <w:t>Software design</w:t>
+              <w:t>Design skill</w:t>
             </w:r>
           </w:p>
           <w:p>
@@ -3489,16 +2780,16 @@
               <w:spacing w:before="0" w:beforeAutospacing="0" w:after="0" w:afterAutospacing="0"/>
               <w:textAlignment w:val="baseline"/>
               <w:rPr>
-                <w:rFonts w:asciiTheme="minorHAnsi" w:hAnsiTheme="minorHAnsi" w:cs="Arial"/>
+                <w:rFonts w:ascii="Arial" w:hAnsi="Arial" w:cs="Arial"/>
                 <w:color w:val="000000"/>
               </w:rPr>
             </w:pPr>
             <w:r>
               <w:rPr>
-                <w:rFonts w:asciiTheme="minorHAnsi" w:hAnsiTheme="minorHAnsi" w:cs="Arial"/>
+                <w:rFonts w:ascii="Arial" w:hAnsi="Arial" w:cs="Arial"/>
                 <w:color w:val="000000"/>
               </w:rPr>
-              <w:t xml:space="preserve">Debugging </w:t>
+              <w:t>Computing skill</w:t>
             </w:r>
           </w:p>
           <w:p>
@@ -3511,16 +2802,16 @@
               <w:spacing w:before="0" w:beforeAutospacing="0" w:after="0" w:afterAutospacing="0"/>
               <w:textAlignment w:val="baseline"/>
               <w:rPr>
-                <w:rFonts w:asciiTheme="minorHAnsi" w:hAnsiTheme="minorHAnsi" w:cs="Arial"/>
+                <w:rFonts w:ascii="Arial" w:hAnsi="Arial" w:cs="Arial"/>
                 <w:color w:val="000000"/>
               </w:rPr>
             </w:pPr>
             <w:r>
               <w:rPr>
-                <w:rFonts w:asciiTheme="minorHAnsi" w:hAnsiTheme="minorHAnsi" w:cs="Arial"/>
+                <w:rFonts w:ascii="Arial" w:hAnsi="Arial" w:cs="Arial"/>
                 <w:color w:val="000000"/>
               </w:rPr>
-              <w:t xml:space="preserve">Data Analytics </w:t>
+              <w:t>Debugging skill</w:t>
             </w:r>
           </w:p>
           <w:p>
@@ -3533,16 +2824,16 @@
               <w:spacing w:before="0" w:beforeAutospacing="0" w:after="0" w:afterAutospacing="0"/>
               <w:textAlignment w:val="baseline"/>
               <w:rPr>
-                <w:rFonts w:asciiTheme="minorHAnsi" w:hAnsiTheme="minorHAnsi" w:cs="Arial"/>
+                <w:rFonts w:ascii="Arial" w:hAnsi="Arial" w:cs="Arial"/>
                 <w:color w:val="000000"/>
               </w:rPr>
             </w:pPr>
             <w:r>
               <w:rPr>
-                <w:rFonts w:asciiTheme="minorHAnsi" w:hAnsiTheme="minorHAnsi" w:cs="Arial"/>
+                <w:rFonts w:ascii="Arial" w:hAnsi="Arial" w:cs="Arial"/>
                 <w:color w:val="000000"/>
               </w:rPr>
-              <w:t>Database design and management</w:t>
+              <w:t>Data Analytics skill</w:t>
             </w:r>
           </w:p>
           <w:p>
@@ -3555,44 +2846,22 @@
               <w:spacing w:before="0" w:beforeAutospacing="0" w:after="0" w:afterAutospacing="0"/>
               <w:textAlignment w:val="baseline"/>
               <w:rPr>
-                <w:rFonts w:asciiTheme="minorHAnsi" w:hAnsiTheme="minorHAnsi" w:cs="Arial"/>
+                <w:rFonts w:ascii="Arial" w:hAnsi="Arial" w:cs="Arial"/>
                 <w:color w:val="000000"/>
               </w:rPr>
             </w:pPr>
             <w:r>
               <w:rPr>
-                <w:rFonts w:asciiTheme="minorHAnsi" w:hAnsiTheme="minorHAnsi" w:cs="Arial"/>
+                <w:rFonts w:ascii="Arial" w:hAnsi="Arial" w:cs="Arial"/>
                 <w:color w:val="000000"/>
               </w:rPr>
-              <w:t>Network design</w:t>
-            </w:r>
-          </w:p>
-          <w:p>
-            <w:pPr>
-              <w:pStyle w:val="NormalWeb"/>
-              <w:numPr>
-                <w:ilvl w:val="0"/>
-                <w:numId w:val="7"/>
-              </w:numPr>
-              <w:spacing w:before="0" w:beforeAutospacing="0" w:after="0" w:afterAutospacing="0"/>
-              <w:textAlignment w:val="baseline"/>
-              <w:rPr>
-                <w:rFonts w:asciiTheme="minorHAnsi" w:hAnsiTheme="minorHAnsi" w:cs="Arial"/>
-                <w:color w:val="000000"/>
-              </w:rPr>
-            </w:pPr>
-            <w:r>
-              <w:rPr>
-                <w:rFonts w:asciiTheme="minorHAnsi" w:hAnsiTheme="minorHAnsi" w:cs="Arial"/>
-                <w:color w:val="000000"/>
-              </w:rPr>
-              <w:t>Data security</w:t>
+              <w:t>Database management</w:t>
             </w:r>
           </w:p>
         </w:tc>
         <w:tc>
           <w:tcPr>
-            <w:tcW w:w="3563" w:type="dxa"/>
+            <w:tcW w:w="4929" w:type="dxa"/>
             <w:tcBorders>
               <w:top w:val="single" w:sz="8" w:space="0" w:color="000000"/>
               <w:left w:val="single" w:sz="8" w:space="0" w:color="000000"/>
@@ -3617,16 +2886,16 @@
               <w:spacing w:before="0" w:beforeAutospacing="0" w:after="0" w:afterAutospacing="0"/>
               <w:textAlignment w:val="baseline"/>
               <w:rPr>
-                <w:rFonts w:asciiTheme="minorHAnsi" w:hAnsiTheme="minorHAnsi" w:cs="Arial"/>
+                <w:rFonts w:ascii="Arial" w:hAnsi="Arial" w:cs="Arial"/>
                 <w:color w:val="000000"/>
               </w:rPr>
             </w:pPr>
             <w:r>
               <w:rPr>
-                <w:rFonts w:asciiTheme="minorHAnsi" w:hAnsiTheme="minorHAnsi" w:cs="Arial"/>
+                <w:rFonts w:ascii="Arial" w:hAnsi="Arial" w:cs="Arial"/>
                 <w:color w:val="000000"/>
               </w:rPr>
-              <w:t>Developing and coding the system. (Lead Software Developer)</w:t>
+              <w:t>Developing and coding the system. (Systems Development Manager)</w:t>
             </w:r>
           </w:p>
           <w:p>
@@ -3639,69 +2908,24 @@
               <w:spacing w:before="0" w:beforeAutospacing="0" w:after="0" w:afterAutospacing="0"/>
               <w:textAlignment w:val="baseline"/>
               <w:rPr>
-                <w:rFonts w:asciiTheme="minorHAnsi" w:hAnsiTheme="minorHAnsi" w:cs="Arial"/>
+                <w:rFonts w:ascii="Arial" w:hAnsi="Arial" w:cs="Arial"/>
                 <w:color w:val="000000"/>
               </w:rPr>
             </w:pPr>
             <w:r>
               <w:rPr>
-                <w:rFonts w:asciiTheme="minorHAnsi" w:hAnsiTheme="minorHAnsi" w:cs="Arial"/>
+                <w:rFonts w:ascii="Arial" w:hAnsi="Arial" w:cs="Arial"/>
                 <w:color w:val="000000"/>
               </w:rPr>
-              <w:t>Database design representative.</w:t>
-            </w:r>
-          </w:p>
-          <w:p>
-            <w:pPr>
-              <w:pStyle w:val="NormalWeb"/>
-              <w:spacing w:before="0" w:beforeAutospacing="0" w:after="0" w:afterAutospacing="0"/>
-              <w:ind w:left="720"/>
-              <w:textAlignment w:val="baseline"/>
-              <w:rPr>
-                <w:rFonts w:asciiTheme="minorHAnsi" w:hAnsiTheme="minorHAnsi" w:cs="Arial"/>
-                <w:color w:val="000000"/>
-              </w:rPr>
-            </w:pPr>
-            <w:r>
-              <w:rPr>
-                <w:rFonts w:asciiTheme="minorHAnsi" w:hAnsiTheme="minorHAnsi" w:cs="Arial"/>
-                <w:color w:val="000000"/>
-              </w:rPr>
-              <w:t>(Database and Security Expert)</w:t>
-            </w:r>
-          </w:p>
-        </w:tc>
-        <w:tc>
-          <w:tcPr>
-            <w:tcW w:w="2814" w:type="dxa"/>
-            <w:tcBorders>
-              <w:top w:val="single" w:sz="8" w:space="0" w:color="000000"/>
-              <w:left w:val="single" w:sz="8" w:space="0" w:color="000000"/>
-              <w:bottom w:val="single" w:sz="8" w:space="0" w:color="000000"/>
-              <w:right w:val="single" w:sz="8" w:space="0" w:color="000000"/>
-            </w:tcBorders>
-          </w:tcPr>
-          <w:p>
-            <w:pPr>
-              <w:pStyle w:val="NormalWeb"/>
-              <w:numPr>
-                <w:ilvl w:val="0"/>
-                <w:numId w:val="8"/>
-              </w:numPr>
-              <w:spacing w:before="0" w:beforeAutospacing="0" w:after="0" w:afterAutospacing="0"/>
-              <w:textAlignment w:val="baseline"/>
-              <w:rPr>
-                <w:rFonts w:asciiTheme="minorHAnsi" w:hAnsiTheme="minorHAnsi" w:cs="Arial"/>
-                <w:color w:val="000000"/>
-              </w:rPr>
-            </w:pPr>
+              <w:t>Database design representative(Database and Security Expert)</w:t>
+            </w:r>
           </w:p>
         </w:tc>
       </w:tr>
       <w:tr>
         <w:tc>
           <w:tcPr>
-            <w:tcW w:w="1284" w:type="dxa"/>
+            <w:tcW w:w="1475" w:type="dxa"/>
             <w:tcBorders>
               <w:top w:val="single" w:sz="8" w:space="0" w:color="000000"/>
               <w:left w:val="single" w:sz="8" w:space="0" w:color="000000"/>
@@ -3721,12 +2945,12 @@
               <w:pStyle w:val="NormalWeb"/>
               <w:spacing w:before="0" w:beforeAutospacing="0" w:after="0" w:afterAutospacing="0"/>
               <w:rPr>
-                <w:rFonts w:asciiTheme="minorHAnsi" w:hAnsiTheme="minorHAnsi" w:cs="Arial"/>
+                <w:rFonts w:ascii="Arial" w:hAnsi="Arial" w:cs="Arial"/>
               </w:rPr>
             </w:pPr>
             <w:r>
               <w:rPr>
-                <w:rFonts w:asciiTheme="minorHAnsi" w:hAnsiTheme="minorHAnsi" w:cs="Arial"/>
+                <w:rFonts w:ascii="Arial" w:hAnsi="Arial" w:cs="Arial"/>
                 <w:color w:val="000000"/>
               </w:rPr>
               <w:t>Arik Maharjan</w:t>
@@ -3735,7 +2959,7 @@
         </w:tc>
         <w:tc>
           <w:tcPr>
-            <w:tcW w:w="2769" w:type="dxa"/>
+            <w:tcW w:w="3106" w:type="dxa"/>
             <w:tcBorders>
               <w:top w:val="single" w:sz="8" w:space="0" w:color="000000"/>
               <w:left w:val="single" w:sz="8" w:space="0" w:color="000000"/>
@@ -3760,13 +2984,13 @@
               <w:spacing w:before="0" w:beforeAutospacing="0" w:after="0" w:afterAutospacing="0"/>
               <w:textAlignment w:val="baseline"/>
               <w:rPr>
-                <w:rFonts w:asciiTheme="minorHAnsi" w:hAnsiTheme="minorHAnsi" w:cs="Arial"/>
+                <w:rFonts w:ascii="Arial" w:hAnsi="Arial" w:cs="Arial"/>
                 <w:color w:val="000000"/>
               </w:rPr>
             </w:pPr>
             <w:r>
               <w:rPr>
-                <w:rFonts w:asciiTheme="minorHAnsi" w:hAnsiTheme="minorHAnsi" w:cs="Arial"/>
+                <w:rFonts w:ascii="Arial" w:hAnsi="Arial" w:cs="Arial"/>
                 <w:color w:val="000000"/>
               </w:rPr>
               <w:t>Communication skill</w:t>
@@ -3782,13 +3006,13 @@
               <w:spacing w:before="0" w:beforeAutospacing="0" w:after="0" w:afterAutospacing="0"/>
               <w:textAlignment w:val="baseline"/>
               <w:rPr>
-                <w:rFonts w:asciiTheme="minorHAnsi" w:hAnsiTheme="minorHAnsi" w:cs="Arial"/>
+                <w:rFonts w:ascii="Arial" w:hAnsi="Arial" w:cs="Arial"/>
                 <w:color w:val="000000"/>
               </w:rPr>
             </w:pPr>
             <w:r>
               <w:rPr>
-                <w:rFonts w:asciiTheme="minorHAnsi" w:hAnsiTheme="minorHAnsi" w:cs="Arial"/>
+                <w:rFonts w:ascii="Arial" w:hAnsi="Arial" w:cs="Arial"/>
                 <w:color w:val="000000"/>
               </w:rPr>
               <w:t>Social media experience</w:t>
@@ -3804,13 +3028,13 @@
               <w:spacing w:before="0" w:beforeAutospacing="0" w:after="0" w:afterAutospacing="0"/>
               <w:textAlignment w:val="baseline"/>
               <w:rPr>
-                <w:rFonts w:asciiTheme="minorHAnsi" w:hAnsiTheme="minorHAnsi" w:cs="Arial"/>
+                <w:rFonts w:ascii="Arial" w:hAnsi="Arial" w:cs="Arial"/>
                 <w:color w:val="000000"/>
               </w:rPr>
             </w:pPr>
             <w:r>
               <w:rPr>
-                <w:rFonts w:asciiTheme="minorHAnsi" w:hAnsiTheme="minorHAnsi" w:cs="Arial"/>
+                <w:rFonts w:ascii="Arial" w:hAnsi="Arial" w:cs="Arial"/>
                 <w:color w:val="000000"/>
               </w:rPr>
               <w:t>Interpersonal skill</w:t>
@@ -3826,13 +3050,13 @@
               <w:spacing w:before="0" w:beforeAutospacing="0" w:after="0" w:afterAutospacing="0"/>
               <w:textAlignment w:val="baseline"/>
               <w:rPr>
-                <w:rFonts w:asciiTheme="minorHAnsi" w:hAnsiTheme="minorHAnsi" w:cs="Arial"/>
+                <w:rFonts w:ascii="Arial" w:hAnsi="Arial" w:cs="Arial"/>
                 <w:color w:val="000000"/>
               </w:rPr>
             </w:pPr>
             <w:r>
               <w:rPr>
-                <w:rFonts w:asciiTheme="minorHAnsi" w:hAnsiTheme="minorHAnsi" w:cs="Arial"/>
+                <w:rFonts w:ascii="Arial" w:hAnsi="Arial" w:cs="Arial"/>
                 <w:color w:val="000000"/>
               </w:rPr>
               <w:t>Customer support</w:t>
@@ -3848,17 +3072,16 @@
               <w:spacing w:before="0" w:beforeAutospacing="0" w:after="0" w:afterAutospacing="0"/>
               <w:textAlignment w:val="baseline"/>
               <w:rPr>
-                <w:rFonts w:asciiTheme="minorHAnsi" w:hAnsiTheme="minorHAnsi" w:cs="Arial"/>
+                <w:rFonts w:ascii="Arial" w:hAnsi="Arial" w:cs="Arial"/>
                 <w:color w:val="000000"/>
               </w:rPr>
             </w:pPr>
             <w:r>
               <w:rPr>
-                <w:rFonts w:asciiTheme="minorHAnsi" w:hAnsiTheme="minorHAnsi" w:cs="Arial"/>
+                <w:rFonts w:ascii="Arial" w:hAnsi="Arial" w:cs="Arial"/>
                 <w:color w:val="000000"/>
               </w:rPr>
-              <w:lastRenderedPageBreak/>
-              <w:t xml:space="preserve">Troubleshooting </w:t>
+              <w:t>Troubleshooting skill</w:t>
             </w:r>
           </w:p>
           <w:p>
@@ -3871,66 +3094,22 @@
               <w:spacing w:before="0" w:beforeAutospacing="0" w:after="0" w:afterAutospacing="0"/>
               <w:textAlignment w:val="baseline"/>
               <w:rPr>
-                <w:rFonts w:asciiTheme="minorHAnsi" w:hAnsiTheme="minorHAnsi" w:cs="Arial"/>
+                <w:rFonts w:ascii="Arial" w:hAnsi="Arial" w:cs="Arial"/>
                 <w:color w:val="000000"/>
               </w:rPr>
             </w:pPr>
             <w:r>
               <w:rPr>
-                <w:rFonts w:asciiTheme="minorHAnsi" w:hAnsiTheme="minorHAnsi" w:cs="Arial"/>
+                <w:rFonts w:ascii="Arial" w:hAnsi="Arial" w:cs="Arial"/>
                 <w:color w:val="000000"/>
               </w:rPr>
-              <w:t xml:space="preserve">Documentation </w:t>
-            </w:r>
-          </w:p>
-          <w:p>
-            <w:pPr>
-              <w:pStyle w:val="NormalWeb"/>
-              <w:numPr>
-                <w:ilvl w:val="0"/>
-                <w:numId w:val="9"/>
-              </w:numPr>
-              <w:spacing w:before="0" w:beforeAutospacing="0" w:after="0" w:afterAutospacing="0"/>
-              <w:textAlignment w:val="baseline"/>
-              <w:rPr>
-                <w:rFonts w:asciiTheme="minorHAnsi" w:hAnsiTheme="minorHAnsi" w:cs="Arial"/>
-                <w:color w:val="000000"/>
-              </w:rPr>
-            </w:pPr>
-            <w:r>
-              <w:rPr>
-                <w:rFonts w:asciiTheme="minorHAnsi" w:hAnsiTheme="minorHAnsi" w:cs="Arial"/>
-                <w:color w:val="000000"/>
-              </w:rPr>
-              <w:t xml:space="preserve">Programming </w:t>
-            </w:r>
-          </w:p>
-          <w:p>
-            <w:pPr>
-              <w:pStyle w:val="NormalWeb"/>
-              <w:numPr>
-                <w:ilvl w:val="0"/>
-                <w:numId w:val="9"/>
-              </w:numPr>
-              <w:spacing w:before="0" w:beforeAutospacing="0" w:after="0" w:afterAutospacing="0"/>
-              <w:textAlignment w:val="baseline"/>
-              <w:rPr>
-                <w:rFonts w:asciiTheme="minorHAnsi" w:hAnsiTheme="minorHAnsi" w:cs="Arial"/>
-                <w:color w:val="000000"/>
-              </w:rPr>
-            </w:pPr>
-            <w:r>
-              <w:rPr>
-                <w:rFonts w:asciiTheme="minorHAnsi" w:hAnsiTheme="minorHAnsi" w:cs="Arial"/>
-                <w:color w:val="000000"/>
-              </w:rPr>
-              <w:t>Software Design</w:t>
+              <w:t>Documentation skill</w:t>
             </w:r>
           </w:p>
         </w:tc>
         <w:tc>
           <w:tcPr>
-            <w:tcW w:w="3563" w:type="dxa"/>
+            <w:tcW w:w="4929" w:type="dxa"/>
             <w:tcBorders>
               <w:top w:val="single" w:sz="8" w:space="0" w:color="000000"/>
               <w:left w:val="single" w:sz="8" w:space="0" w:color="000000"/>
@@ -3955,17 +3134,23 @@
               <w:spacing w:before="0" w:beforeAutospacing="0" w:after="0" w:afterAutospacing="0"/>
               <w:textAlignment w:val="baseline"/>
               <w:rPr>
-                <w:rFonts w:asciiTheme="minorHAnsi" w:hAnsiTheme="minorHAnsi" w:cs="Arial"/>
+                <w:rFonts w:ascii="Arial" w:hAnsi="Arial" w:cs="Arial"/>
                 <w:color w:val="000000"/>
               </w:rPr>
             </w:pPr>
             <w:r>
               <w:rPr>
-                <w:rFonts w:asciiTheme="minorHAnsi" w:hAnsiTheme="minorHAnsi" w:cs="Arial"/>
+                <w:rFonts w:ascii="Arial" w:hAnsi="Arial" w:cs="Arial"/>
                 <w:color w:val="000000"/>
               </w:rPr>
-              <w:lastRenderedPageBreak/>
-              <w:t>Communications coordinator (Marketing Manager)</w:t>
+              <w:t>Communication</w:t>
+            </w:r>
+            <w:r>
+              <w:rPr>
+                <w:rFonts w:ascii="Arial" w:hAnsi="Arial" w:cs="Arial"/>
+                <w:color w:val="000000"/>
+              </w:rPr>
+              <w:t>s coordinator</w:t>
             </w:r>
           </w:p>
           <w:p>
@@ -3978,13 +3163,13 @@
               <w:spacing w:before="0" w:beforeAutospacing="0" w:after="0" w:afterAutospacing="0"/>
               <w:textAlignment w:val="baseline"/>
               <w:rPr>
-                <w:rFonts w:asciiTheme="minorHAnsi" w:hAnsiTheme="minorHAnsi" w:cs="Arial"/>
+                <w:rFonts w:ascii="Arial" w:hAnsi="Arial" w:cs="Arial"/>
                 <w:color w:val="000000"/>
               </w:rPr>
             </w:pPr>
             <w:r>
               <w:rPr>
-                <w:rFonts w:asciiTheme="minorHAnsi" w:hAnsiTheme="minorHAnsi" w:cs="Arial"/>
+                <w:rFonts w:ascii="Arial" w:hAnsi="Arial" w:cs="Arial"/>
                 <w:color w:val="000000"/>
               </w:rPr>
               <w:t>Editor</w:t>
@@ -4000,106 +3185,61 @@
               <w:spacing w:before="0" w:beforeAutospacing="0" w:after="0" w:afterAutospacing="0"/>
               <w:textAlignment w:val="baseline"/>
               <w:rPr>
-                <w:rFonts w:asciiTheme="minorHAnsi" w:hAnsiTheme="minorHAnsi" w:cs="Arial"/>
+                <w:rFonts w:ascii="Arial" w:hAnsi="Arial" w:cs="Arial"/>
                 <w:color w:val="000000"/>
               </w:rPr>
             </w:pPr>
             <w:r>
               <w:rPr>
-                <w:rFonts w:asciiTheme="minorHAnsi" w:hAnsiTheme="minorHAnsi" w:cs="Arial"/>
+                <w:rFonts w:ascii="Arial" w:hAnsi="Arial" w:cs="Arial"/>
                 <w:color w:val="000000"/>
               </w:rPr>
-              <w:t xml:space="preserve">Software Developer </w:t>
-            </w:r>
-          </w:p>
-        </w:tc>
-        <w:tc>
-          <w:tcPr>
-            <w:tcW w:w="2814" w:type="dxa"/>
-            <w:tcBorders>
-              <w:top w:val="single" w:sz="8" w:space="0" w:color="000000"/>
-              <w:left w:val="single" w:sz="8" w:space="0" w:color="000000"/>
-              <w:bottom w:val="single" w:sz="8" w:space="0" w:color="000000"/>
-              <w:right w:val="single" w:sz="8" w:space="0" w:color="000000"/>
-            </w:tcBorders>
-          </w:tcPr>
-          <w:p>
-            <w:pPr>
-              <w:pStyle w:val="NormalWeb"/>
-              <w:numPr>
-                <w:ilvl w:val="0"/>
-                <w:numId w:val="10"/>
-              </w:numPr>
-              <w:spacing w:before="0" w:beforeAutospacing="0" w:after="0" w:afterAutospacing="0"/>
-              <w:textAlignment w:val="baseline"/>
-              <w:rPr>
-                <w:rFonts w:asciiTheme="minorHAnsi" w:hAnsiTheme="minorHAnsi" w:cs="Arial"/>
-                <w:color w:val="000000"/>
-              </w:rPr>
-            </w:pPr>
+              <w:t>Testing and technical consultant (Business Analyst)</w:t>
+            </w:r>
           </w:p>
         </w:tc>
       </w:tr>
     </w:tbl>
     <w:p>
-      <w:bookmarkStart w:id="7" w:name="_Toc492669957"/>
-      <w:bookmarkEnd w:id="5"/>
+      <w:bookmarkStart w:id="8" w:name="_Toc492669957"/>
       <w:bookmarkEnd w:id="6"/>
+      <w:bookmarkEnd w:id="7"/>
     </w:p>
     <w:p>
       <w:pPr>
         <w:pStyle w:val="Heading2"/>
         <w:rPr>
-          <w:rFonts w:asciiTheme="minorHAnsi" w:hAnsiTheme="minorHAnsi"/>
-          <w:sz w:val="28"/>
-          <w:szCs w:val="28"/>
-        </w:rPr>
-      </w:pPr>
-      <w:bookmarkStart w:id="8" w:name="_Toc507771646"/>
-      <w:r>
-        <w:rPr>
-          <w:rFonts w:asciiTheme="minorHAnsi" w:hAnsiTheme="minorHAnsi"/>
-          <w:sz w:val="28"/>
-          <w:szCs w:val="28"/>
-        </w:rPr>
+          <w:rFonts w:eastAsiaTheme="minorHAnsi"/>
+        </w:rPr>
+      </w:pPr>
+      <w:bookmarkStart w:id="9" w:name="_Toc507771646"/>
+      <w:r>
         <w:t>Team Communications</w:t>
       </w:r>
-      <w:bookmarkEnd w:id="7"/>
       <w:bookmarkEnd w:id="8"/>
+      <w:bookmarkEnd w:id="9"/>
     </w:p>
     <w:p>
       <w:pPr>
-        <w:rPr>
-          <w:lang w:val="en-US"/>
-        </w:rPr>
-      </w:pPr>
-    </w:p>
-    <w:p>
-      <w:pPr>
         <w:pStyle w:val="NormalWeb"/>
+        <w:numPr>
+          <w:ilvl w:val="1"/>
+          <w:numId w:val="14"/>
+        </w:numPr>
         <w:spacing w:before="0" w:beforeAutospacing="0" w:after="0" w:afterAutospacing="0"/>
         <w:jc w:val="both"/>
         <w:textAlignment w:val="baseline"/>
         <w:rPr>
-          <w:rFonts w:asciiTheme="minorHAnsi" w:hAnsiTheme="minorHAnsi" w:cs="Arial"/>
+          <w:rFonts w:ascii="Arial" w:hAnsi="Arial" w:cs="Arial"/>
           <w:lang w:val="en-US" w:eastAsia="en-US"/>
         </w:rPr>
       </w:pPr>
       <w:r>
         <w:rPr>
-          <w:rFonts w:asciiTheme="minorHAnsi" w:hAnsiTheme="minorHAnsi" w:cs="Arial"/>
-          <w:b/>
-          <w:i/>
+          <w:rFonts w:ascii="Arial" w:hAnsi="Arial" w:cs="Arial"/>
           <w:lang w:val="en-US" w:eastAsia="en-US"/>
         </w:rPr>
-        <w:t>Meeting Times &amp; Location</w:t>
-      </w:r>
-      <w:r>
-        <w:rPr>
-          <w:rFonts w:asciiTheme="minorHAnsi" w:hAnsiTheme="minorHAnsi" w:cs="Arial"/>
-          <w:lang w:val="en-US" w:eastAsia="en-US"/>
-        </w:rPr>
-        <w:t xml:space="preserve"> Excellent communication between team members is one of the important factors to a successful project. What better way to communicate ideas and views than face to face meetings and online meetings. The following are the meeting times that have been agreed upon:</w:t>
+        <w:t>Meeting Times &amp; Location – Agree on mutually convenient times and location to convene to work on the case assignments.</w:t>
       </w:r>
     </w:p>
     <w:p>
@@ -4113,23 +3253,16 @@
         <w:jc w:val="both"/>
         <w:textAlignment w:val="baseline"/>
         <w:rPr>
-          <w:rFonts w:asciiTheme="minorHAnsi" w:hAnsiTheme="minorHAnsi" w:cs="Arial"/>
+          <w:rFonts w:ascii="Arial" w:hAnsi="Arial" w:cs="Arial"/>
           <w:color w:val="000000"/>
         </w:rPr>
       </w:pPr>
       <w:r>
         <w:rPr>
-          <w:rFonts w:asciiTheme="minorHAnsi" w:hAnsiTheme="minorHAnsi" w:cs="Arial"/>
+          <w:rFonts w:ascii="Arial" w:hAnsi="Arial" w:cs="Arial"/>
           <w:color w:val="000000"/>
         </w:rPr>
-        <w:t xml:space="preserve">9:00PM - 12:00PM every Wednesday </w:t>
-      </w:r>
-      <w:r>
-        <w:rPr>
-          <w:rFonts w:asciiTheme="minorHAnsi" w:hAnsiTheme="minorHAnsi" w:cs="Arial"/>
-          <w:color w:val="000000"/>
-        </w:rPr>
-        <w:t>on campus.</w:t>
+        <w:t>9:00PM - 12:00PM every Wednesday at University</w:t>
       </w:r>
     </w:p>
     <w:p>
@@ -4143,23 +3276,16 @@
         <w:jc w:val="both"/>
         <w:textAlignment w:val="baseline"/>
         <w:rPr>
-          <w:rFonts w:asciiTheme="minorHAnsi" w:hAnsiTheme="minorHAnsi" w:cs="Arial"/>
+          <w:rFonts w:ascii="Arial" w:hAnsi="Arial" w:cs="Arial"/>
           <w:color w:val="000000"/>
         </w:rPr>
       </w:pPr>
       <w:r>
         <w:rPr>
-          <w:rFonts w:asciiTheme="minorHAnsi" w:hAnsiTheme="minorHAnsi" w:cs="Arial"/>
+          <w:rFonts w:ascii="Arial" w:hAnsi="Arial" w:cs="Arial"/>
           <w:color w:val="000000"/>
         </w:rPr>
-        <w:t xml:space="preserve">12:30PM - 5PM every Thursday </w:t>
-      </w:r>
-      <w:r>
-        <w:rPr>
-          <w:rFonts w:asciiTheme="minorHAnsi" w:hAnsiTheme="minorHAnsi" w:cs="Arial"/>
-          <w:color w:val="000000"/>
-        </w:rPr>
-        <w:t>on campus.</w:t>
+        <w:t>12:30PM - 5PM every Thursday at University</w:t>
       </w:r>
     </w:p>
     <w:p>
@@ -4173,62 +3299,39 @@
         <w:jc w:val="both"/>
         <w:textAlignment w:val="baseline"/>
         <w:rPr>
-          <w:rFonts w:asciiTheme="minorHAnsi" w:hAnsiTheme="minorHAnsi" w:cs="Arial"/>
+          <w:rFonts w:ascii="Arial" w:hAnsi="Arial" w:cs="Arial"/>
           <w:color w:val="000000"/>
         </w:rPr>
       </w:pPr>
       <w:r>
         <w:rPr>
-          <w:rFonts w:asciiTheme="minorHAnsi" w:hAnsiTheme="minorHAnsi" w:cs="Arial"/>
+          <w:rFonts w:ascii="Arial" w:hAnsi="Arial" w:cs="Arial"/>
           <w:color w:val="000000"/>
         </w:rPr>
-        <w:t xml:space="preserve">7:00PM - 10:00PM every </w:t>
-      </w:r>
-      <w:r>
-        <w:rPr>
-          <w:rFonts w:asciiTheme="minorHAnsi" w:hAnsiTheme="minorHAnsi" w:cs="Arial"/>
-          <w:color w:val="000000"/>
-        </w:rPr>
-        <w:t>Monday online.</w:t>
+        <w:t>7:00PM - 10:00PM every Monday: Online meeting</w:t>
       </w:r>
     </w:p>
     <w:p>
       <w:pPr>
         <w:pStyle w:val="NormalWeb"/>
-        <w:spacing w:before="0" w:beforeAutospacing="0" w:after="0" w:afterAutospacing="0"/>
-        <w:ind w:left="1494"/>
-        <w:jc w:val="both"/>
-        <w:textAlignment w:val="baseline"/>
-        <w:rPr>
-          <w:rFonts w:asciiTheme="minorHAnsi" w:hAnsiTheme="minorHAnsi" w:cs="Arial"/>
-          <w:color w:val="000000"/>
-        </w:rPr>
-      </w:pPr>
-    </w:p>
-    <w:p>
-      <w:pPr>
-        <w:pStyle w:val="NormalWeb"/>
+        <w:numPr>
+          <w:ilvl w:val="1"/>
+          <w:numId w:val="14"/>
+        </w:numPr>
         <w:spacing w:before="0" w:beforeAutospacing="0" w:after="0" w:afterAutospacing="0"/>
         <w:jc w:val="both"/>
         <w:textAlignment w:val="baseline"/>
         <w:rPr>
-          <w:rFonts w:asciiTheme="minorHAnsi" w:hAnsiTheme="minorHAnsi" w:cs="Arial"/>
+          <w:rFonts w:ascii="Arial" w:hAnsi="Arial" w:cs="Arial"/>
           <w:lang w:val="en-US" w:eastAsia="en-US"/>
         </w:rPr>
       </w:pPr>
       <w:r>
         <w:rPr>
-          <w:rFonts w:asciiTheme="minorHAnsi" w:hAnsiTheme="minorHAnsi" w:cs="Arial"/>
+          <w:rFonts w:ascii="Arial" w:hAnsi="Arial" w:cs="Arial"/>
           <w:lang w:val="en-US" w:eastAsia="en-US"/>
         </w:rPr>
-        <w:t xml:space="preserve">The following are the </w:t>
-      </w:r>
-      <w:r>
-        <w:rPr>
-          <w:rFonts w:asciiTheme="minorHAnsi" w:hAnsiTheme="minorHAnsi" w:cs="Arial"/>
-          <w:lang w:val="en-US" w:eastAsia="en-US"/>
-        </w:rPr>
-        <w:t>communication methods and version control method for the project:</w:t>
+        <w:t>Define how the team will communicate with each other and share information. Also specify how meetings will be documented and where subsequent resources will be stored for ease of access.</w:t>
       </w:r>
     </w:p>
     <w:p>
@@ -4242,23 +3345,16 @@
         <w:jc w:val="both"/>
         <w:textAlignment w:val="baseline"/>
         <w:rPr>
-          <w:rFonts w:asciiTheme="minorHAnsi" w:hAnsiTheme="minorHAnsi" w:cs="Arial"/>
+          <w:rFonts w:ascii="Arial" w:hAnsi="Arial" w:cs="Arial"/>
           <w:color w:val="000000"/>
         </w:rPr>
       </w:pPr>
       <w:r>
         <w:rPr>
-          <w:rFonts w:asciiTheme="minorHAnsi" w:hAnsiTheme="minorHAnsi" w:cs="Arial"/>
+          <w:rFonts w:ascii="Arial" w:hAnsi="Arial" w:cs="Arial"/>
           <w:color w:val="000000"/>
         </w:rPr>
-        <w:t>F</w:t>
-      </w:r>
-      <w:r>
-        <w:rPr>
-          <w:rFonts w:asciiTheme="minorHAnsi" w:hAnsiTheme="minorHAnsi" w:cs="Arial"/>
-          <w:color w:val="000000"/>
-        </w:rPr>
-        <w:t>ace to face discussion in team meetings.</w:t>
+        <w:t>Using face to face discussion in the team meetings.</w:t>
       </w:r>
     </w:p>
     <w:p>
@@ -4272,30 +3368,30 @@
         <w:jc w:val="both"/>
         <w:textAlignment w:val="baseline"/>
         <w:rPr>
-          <w:rFonts w:asciiTheme="minorHAnsi" w:hAnsiTheme="minorHAnsi" w:cs="Arial"/>
+          <w:rFonts w:ascii="Arial" w:hAnsi="Arial" w:cs="Arial"/>
           <w:color w:val="000000"/>
         </w:rPr>
       </w:pPr>
       <w:r>
         <w:rPr>
-          <w:rFonts w:asciiTheme="minorHAnsi" w:hAnsiTheme="minorHAnsi" w:cs="Arial"/>
+          <w:rFonts w:ascii="Arial" w:hAnsi="Arial" w:cs="Arial"/>
           <w:color w:val="000000"/>
         </w:rPr>
+        <w:t xml:space="preserve">Using </w:t>
+      </w:r>
+      <w:r>
+        <w:rPr>
+          <w:rFonts w:ascii="Arial" w:hAnsi="Arial" w:cs="Arial"/>
+          <w:color w:val="000000"/>
+        </w:rPr>
         <w:t>Telegram</w:t>
       </w:r>
       <w:r>
         <w:rPr>
-          <w:rFonts w:asciiTheme="minorHAnsi" w:hAnsiTheme="minorHAnsi" w:cs="Arial"/>
+          <w:rFonts w:ascii="Arial" w:hAnsi="Arial" w:cs="Arial"/>
           <w:color w:val="000000"/>
         </w:rPr>
         <w:t xml:space="preserve"> application for updates and quick messaging</w:t>
-      </w:r>
-      <w:r>
-        <w:rPr>
-          <w:rFonts w:asciiTheme="minorHAnsi" w:hAnsiTheme="minorHAnsi" w:cs="Arial"/>
-          <w:color w:val="000000"/>
-        </w:rPr>
-        <w:t>.</w:t>
       </w:r>
     </w:p>
     <w:p>
@@ -4309,16 +3405,30 @@
         <w:jc w:val="both"/>
         <w:textAlignment w:val="baseline"/>
         <w:rPr>
-          <w:rFonts w:asciiTheme="minorHAnsi" w:hAnsiTheme="minorHAnsi" w:cs="Arial"/>
+          <w:rFonts w:ascii="Arial" w:hAnsi="Arial" w:cs="Arial"/>
           <w:color w:val="000000"/>
         </w:rPr>
       </w:pPr>
       <w:r>
         <w:rPr>
-          <w:rFonts w:asciiTheme="minorHAnsi" w:hAnsiTheme="minorHAnsi" w:cs="Arial"/>
+          <w:rFonts w:ascii="Arial" w:hAnsi="Arial" w:cs="Arial"/>
           <w:color w:val="000000"/>
         </w:rPr>
-        <w:t xml:space="preserve">Gmail and yahoo for email. </w:t>
+        <w:t xml:space="preserve">Using </w:t>
+      </w:r>
+      <w:r>
+        <w:rPr>
+          <w:rFonts w:ascii="Arial" w:hAnsi="Arial" w:cs="Arial"/>
+          <w:color w:val="000000"/>
+        </w:rPr>
+        <w:t xml:space="preserve">Github </w:t>
+      </w:r>
+      <w:r>
+        <w:rPr>
+          <w:rFonts w:ascii="Arial" w:hAnsi="Arial" w:cs="Arial"/>
+          <w:color w:val="000000"/>
+        </w:rPr>
+        <w:t>for storing/sharing the subsequent resources</w:t>
       </w:r>
     </w:p>
     <w:p>
@@ -4332,109 +3442,45 @@
         <w:jc w:val="both"/>
         <w:textAlignment w:val="baseline"/>
         <w:rPr>
-          <w:rFonts w:asciiTheme="minorHAnsi" w:hAnsiTheme="minorHAnsi" w:cs="Arial"/>
+          <w:rFonts w:ascii="Arial" w:hAnsi="Arial" w:cs="Arial"/>
           <w:color w:val="000000"/>
         </w:rPr>
       </w:pPr>
       <w:r>
         <w:rPr>
-          <w:rFonts w:asciiTheme="minorHAnsi" w:hAnsiTheme="minorHAnsi" w:cs="Arial"/>
+          <w:rFonts w:ascii="Arial" w:hAnsi="Arial" w:cs="Arial"/>
           <w:color w:val="000000"/>
         </w:rPr>
-        <w:t>GitHub</w:t>
-      </w:r>
-      <w:r>
-        <w:rPr>
-          <w:rFonts w:asciiTheme="minorHAnsi" w:hAnsiTheme="minorHAnsi" w:cs="Arial"/>
+        <w:lastRenderedPageBreak/>
+        <w:t xml:space="preserve">Using </w:t>
+      </w:r>
+      <w:r>
+        <w:rPr>
+          <w:rFonts w:ascii="Arial" w:hAnsi="Arial" w:cs="Arial"/>
           <w:color w:val="000000"/>
         </w:rPr>
-        <w:t xml:space="preserve"> </w:t>
-      </w:r>
-      <w:r>
-        <w:rPr>
-          <w:rFonts w:asciiTheme="minorHAnsi" w:hAnsiTheme="minorHAnsi" w:cs="Arial"/>
+        <w:t>Charles Sturt Video Conferences</w:t>
+      </w:r>
+      <w:r>
+        <w:rPr>
+          <w:rFonts w:ascii="Arial" w:hAnsi="Arial" w:cs="Arial"/>
           <w:color w:val="000000"/>
         </w:rPr>
-        <w:t xml:space="preserve">for </w:t>
-      </w:r>
-      <w:r>
-        <w:rPr>
-          <w:rFonts w:asciiTheme="minorHAnsi" w:hAnsiTheme="minorHAnsi" w:cs="Arial"/>
+        <w:t xml:space="preserve"> for</w:t>
+      </w:r>
+      <w:r>
+        <w:rPr>
+          <w:rFonts w:ascii="Arial" w:hAnsi="Arial" w:cs="Arial"/>
           <w:color w:val="000000"/>
         </w:rPr>
-        <w:t xml:space="preserve">version control and one drive for documentation back up. </w:t>
-      </w:r>
-    </w:p>
-    <w:p>
-      <w:pPr>
-        <w:pStyle w:val="NormalWeb"/>
-        <w:numPr>
-          <w:ilvl w:val="2"/>
-          <w:numId w:val="14"/>
-        </w:numPr>
-        <w:spacing w:before="0" w:beforeAutospacing="0" w:after="0" w:afterAutospacing="0"/>
-        <w:jc w:val="both"/>
-        <w:textAlignment w:val="baseline"/>
-        <w:rPr>
-          <w:rFonts w:asciiTheme="minorHAnsi" w:hAnsiTheme="minorHAnsi" w:cs="Arial"/>
+        <w:t xml:space="preserve"> online</w:t>
+      </w:r>
+      <w:r>
+        <w:rPr>
+          <w:rFonts w:ascii="Arial" w:hAnsi="Arial" w:cs="Arial"/>
           <w:color w:val="000000"/>
         </w:rPr>
-      </w:pPr>
-      <w:r>
-        <w:rPr>
-          <w:rFonts w:asciiTheme="minorHAnsi" w:hAnsiTheme="minorHAnsi" w:cs="Arial"/>
-          <w:color w:val="000000"/>
-        </w:rPr>
-        <w:t xml:space="preserve">Using </w:t>
-      </w:r>
-      <w:r>
-        <w:rPr>
-          <w:rFonts w:asciiTheme="minorHAnsi" w:hAnsiTheme="minorHAnsi" w:cs="Arial"/>
-          <w:color w:val="000000"/>
-        </w:rPr>
-        <w:t>Charles Sturt Video Conferenc</w:t>
-      </w:r>
-      <w:r>
-        <w:rPr>
-          <w:rFonts w:asciiTheme="minorHAnsi" w:hAnsiTheme="minorHAnsi" w:cs="Arial"/>
-          <w:color w:val="000000"/>
-        </w:rPr>
-        <w:t xml:space="preserve">ing tool </w:t>
-      </w:r>
-      <w:r>
-        <w:rPr>
-          <w:rFonts w:asciiTheme="minorHAnsi" w:hAnsiTheme="minorHAnsi" w:cs="Arial"/>
-          <w:color w:val="000000"/>
-        </w:rPr>
-        <w:t>for</w:t>
-      </w:r>
-      <w:r>
-        <w:rPr>
-          <w:rFonts w:asciiTheme="minorHAnsi" w:hAnsiTheme="minorHAnsi" w:cs="Arial"/>
-          <w:color w:val="000000"/>
-        </w:rPr>
-        <w:t xml:space="preserve"> onlin</w:t>
-      </w:r>
-      <w:r>
-        <w:rPr>
-          <w:rFonts w:asciiTheme="minorHAnsi" w:hAnsiTheme="minorHAnsi" w:cs="Arial"/>
-          <w:color w:val="000000"/>
-        </w:rPr>
-        <w:t>e</w:t>
-      </w:r>
-      <w:r>
-        <w:rPr>
-          <w:rFonts w:asciiTheme="minorHAnsi" w:hAnsiTheme="minorHAnsi" w:cs="Arial"/>
-          <w:color w:val="000000"/>
-        </w:rPr>
-        <w:t xml:space="preserve"> meetings</w:t>
-      </w:r>
-      <w:r>
-        <w:rPr>
-          <w:rFonts w:asciiTheme="minorHAnsi" w:hAnsiTheme="minorHAnsi" w:cs="Arial"/>
-          <w:color w:val="000000"/>
-        </w:rPr>
-        <w:t>.</w:t>
+        <w:t xml:space="preserve"> conference meetings </w:t>
       </w:r>
     </w:p>
     <w:p>
@@ -4445,7 +3491,7 @@
         <w:jc w:val="both"/>
         <w:textAlignment w:val="baseline"/>
         <w:rPr>
-          <w:rFonts w:asciiTheme="minorHAnsi" w:hAnsiTheme="minorHAnsi" w:cs="Arial"/>
+          <w:rFonts w:ascii="Arial" w:hAnsi="Arial" w:cs="Arial"/>
           <w:color w:val="000000"/>
         </w:rPr>
       </w:pPr>
@@ -4453,65 +3499,16 @@
     <w:p>
       <w:pPr>
         <w:pStyle w:val="Heading2"/>
-        <w:rPr>
-          <w:rFonts w:asciiTheme="minorHAnsi" w:hAnsiTheme="minorHAnsi"/>
-          <w:sz w:val="28"/>
-          <w:szCs w:val="28"/>
-        </w:rPr>
-      </w:pPr>
-      <w:bookmarkStart w:id="9" w:name="_Toc492669958"/>
-      <w:bookmarkStart w:id="10" w:name="_Toc507771647"/>
-      <w:r>
-        <w:rPr>
-          <w:rFonts w:asciiTheme="minorHAnsi" w:hAnsiTheme="minorHAnsi"/>
-          <w:sz w:val="28"/>
-          <w:szCs w:val="28"/>
-        </w:rPr>
+      </w:pPr>
+      <w:bookmarkStart w:id="10" w:name="_Toc492669958"/>
+      <w:bookmarkStart w:id="11" w:name="_Toc507771647"/>
+      <w:r>
         <w:t>Team Rules &amp; Expectations</w:t>
       </w:r>
-      <w:bookmarkEnd w:id="9"/>
       <w:bookmarkEnd w:id="10"/>
-      <w:r>
-        <w:rPr>
-          <w:rFonts w:asciiTheme="minorHAnsi" w:hAnsiTheme="minorHAnsi"/>
-          <w:sz w:val="28"/>
-          <w:szCs w:val="28"/>
-        </w:rPr>
+      <w:bookmarkEnd w:id="11"/>
+      <w:r>
         <w:t xml:space="preserve"> </w:t>
-      </w:r>
-    </w:p>
-    <w:p>
-      <w:pPr>
-        <w:rPr>
-          <w:lang w:val="en-US"/>
-        </w:rPr>
-      </w:pPr>
-    </w:p>
-    <w:p>
-      <w:pPr>
-        <w:rPr>
-          <w:lang w:val="en-US"/>
-        </w:rPr>
-      </w:pPr>
-      <w:r>
-        <w:rPr>
-          <w:lang w:val="en-US"/>
-        </w:rPr>
-        <w:t xml:space="preserve">The following are the rules and regulation that will strictly be followed throughout the duration of the project (New rules may be added </w:t>
-      </w:r>
-      <w:proofErr w:type="gramStart"/>
-      <w:r>
-        <w:rPr>
-          <w:lang w:val="en-US"/>
-        </w:rPr>
-        <w:t>later on</w:t>
-      </w:r>
-      <w:proofErr w:type="gramEnd"/>
-      <w:r>
-        <w:rPr>
-          <w:lang w:val="en-US"/>
-        </w:rPr>
-        <w:t xml:space="preserve"> if necessary):</w:t>
       </w:r>
     </w:p>
     <w:p>
@@ -4523,79 +3520,30 @@
         </w:numPr>
         <w:jc w:val="both"/>
         <w:rPr>
-          <w:rFonts w:cs="Arial"/>
-          <w:lang w:val="en-US"/>
-        </w:rPr>
-      </w:pPr>
-      <w:r>
-        <w:rPr>
-          <w:rFonts w:cs="Arial"/>
-          <w:lang w:val="en-US"/>
-        </w:rPr>
-        <w:t xml:space="preserve">If </w:t>
-      </w:r>
-      <w:r>
-        <w:rPr>
-          <w:rFonts w:cs="Arial"/>
-          <w:lang w:val="en-US"/>
-        </w:rPr>
-        <w:t>a</w:t>
-      </w:r>
-      <w:r>
-        <w:rPr>
-          <w:rFonts w:cs="Arial"/>
-          <w:lang w:val="en-US"/>
-        </w:rPr>
-        <w:t xml:space="preserve"> team member does not contribute to a team assignment or does not finish the assigned tasks </w:t>
-      </w:r>
-      <w:r>
-        <w:rPr>
-          <w:rFonts w:cs="Arial"/>
-          <w:lang w:val="en-US"/>
-        </w:rPr>
-        <w:t>within the</w:t>
-      </w:r>
-      <w:r>
-        <w:rPr>
-          <w:rFonts w:cs="Arial"/>
-          <w:lang w:val="en-US"/>
-        </w:rPr>
-        <w:t xml:space="preserve"> due date</w:t>
-      </w:r>
-      <w:r>
-        <w:rPr>
-          <w:rFonts w:cs="Arial"/>
-          <w:lang w:val="en-US"/>
-        </w:rPr>
-        <w:t xml:space="preserve"> without genuine reason</w:t>
-      </w:r>
-      <w:r>
-        <w:rPr>
-          <w:rFonts w:cs="Arial"/>
-          <w:lang w:val="en-US"/>
-        </w:rPr>
-        <w:t xml:space="preserve">, their </w:t>
-      </w:r>
-      <w:r>
-        <w:rPr>
-          <w:rFonts w:cs="Arial"/>
-          <w:lang w:val="en-US"/>
-        </w:rPr>
-        <w:t xml:space="preserve">position in the team will be discussed and if worse comes to worse their </w:t>
-      </w:r>
-      <w:r>
-        <w:rPr>
-          <w:rFonts w:cs="Arial"/>
-          <w:lang w:val="en-US"/>
-        </w:rPr>
-        <w:t xml:space="preserve">name will be left off the final posting </w:t>
-      </w:r>
-      <w:r>
-        <w:rPr>
-          <w:rFonts w:cs="Arial"/>
-          <w:lang w:val="en-US"/>
-        </w:rPr>
-        <w:t>of the project.</w:t>
+          <w:rFonts w:ascii="Arial" w:hAnsi="Arial" w:cs="Arial"/>
+          <w:lang w:val="en-US"/>
+        </w:rPr>
+      </w:pPr>
+      <w:r>
+        <w:rPr>
+          <w:rFonts w:ascii="Arial" w:hAnsi="Arial" w:cs="Arial"/>
+          <w:lang w:val="en-US"/>
+        </w:rPr>
+        <w:t xml:space="preserve">If the team member does not contribute to a team assignment or does not finish the assigned tasks on due date, their name will be left off the final posting as </w:t>
+      </w:r>
+      <w:r>
+        <w:rPr>
+          <w:rFonts w:ascii="Arial" w:hAnsi="Arial" w:cs="Arial"/>
+          <w:lang w:val="en-US"/>
+        </w:rPr>
+        <w:t>contributing</w:t>
+      </w:r>
+      <w:r>
+        <w:rPr>
+          <w:rFonts w:ascii="Arial" w:hAnsi="Arial" w:cs="Arial"/>
+          <w:lang w:val="en-US"/>
+        </w:rPr>
+        <w:t xml:space="preserve"> to the assignment.</w:t>
       </w:r>
     </w:p>
     <w:p>
@@ -4607,30 +3555,16 @@
         </w:numPr>
         <w:jc w:val="both"/>
         <w:rPr>
-          <w:rFonts w:cs="Arial"/>
-          <w:lang w:val="en-US"/>
-        </w:rPr>
-      </w:pPr>
-      <w:r>
-        <w:rPr>
-          <w:rFonts w:cs="Arial"/>
-          <w:lang w:val="en-US"/>
-        </w:rPr>
-        <w:t xml:space="preserve">The deadline for the tasks will be assigned every Wednesday and will be due </w:t>
-      </w:r>
-      <w:r>
-        <w:rPr>
-          <w:rFonts w:cs="Arial"/>
-          <w:lang w:val="en-US"/>
-        </w:rPr>
-        <w:t>the next</w:t>
-      </w:r>
-      <w:r>
-        <w:rPr>
-          <w:rFonts w:cs="Arial"/>
-          <w:lang w:val="en-US"/>
-        </w:rPr>
-        <w:t xml:space="preserve"> Monday.</w:t>
+          <w:rFonts w:ascii="Arial" w:hAnsi="Arial" w:cs="Arial"/>
+          <w:lang w:val="en-US"/>
+        </w:rPr>
+      </w:pPr>
+      <w:r>
+        <w:rPr>
+          <w:rFonts w:ascii="Arial" w:hAnsi="Arial" w:cs="Arial"/>
+          <w:lang w:val="en-US"/>
+        </w:rPr>
+        <w:t>The deadline for the tasks will be assigned every Wednesday and will be due next every Monday.</w:t>
       </w:r>
     </w:p>
     <w:p>
@@ -4642,65 +3576,16 @@
         </w:numPr>
         <w:jc w:val="both"/>
         <w:rPr>
-          <w:rFonts w:cs="Arial"/>
-          <w:lang w:val="en-US"/>
-        </w:rPr>
-      </w:pPr>
-      <w:r>
-        <w:rPr>
-          <w:rFonts w:cs="Arial"/>
-          <w:lang w:val="en-US"/>
-        </w:rPr>
-        <w:t xml:space="preserve">Team members </w:t>
-      </w:r>
-      <w:r>
-        <w:rPr>
-          <w:rFonts w:cs="Arial"/>
-          <w:lang w:val="en-US"/>
-        </w:rPr>
-        <w:t xml:space="preserve">must </w:t>
-      </w:r>
-      <w:r>
-        <w:rPr>
-          <w:rFonts w:cs="Arial"/>
-          <w:lang w:val="en-US"/>
-        </w:rPr>
-        <w:t>check in with the team</w:t>
-      </w:r>
-      <w:r>
-        <w:rPr>
-          <w:rFonts w:cs="Arial"/>
-          <w:lang w:val="en-US"/>
-        </w:rPr>
-        <w:t xml:space="preserve"> and the team GitHub repository</w:t>
-      </w:r>
-      <w:r>
-        <w:rPr>
-          <w:rFonts w:cs="Arial"/>
-          <w:lang w:val="en-US"/>
-        </w:rPr>
-        <w:t xml:space="preserve"> every day or every other day, so </w:t>
-      </w:r>
-      <w:r>
-        <w:rPr>
-          <w:rFonts w:cs="Arial"/>
-          <w:lang w:val="en-US"/>
-        </w:rPr>
-        <w:t xml:space="preserve">that </w:t>
-      </w:r>
-      <w:r>
-        <w:rPr>
-          <w:rFonts w:cs="Arial"/>
-          <w:lang w:val="en-US"/>
-        </w:rPr>
-        <w:t xml:space="preserve">everyone stays </w:t>
-      </w:r>
-      <w:r>
-        <w:rPr>
-          <w:rFonts w:cs="Arial"/>
-          <w:lang w:val="en-US"/>
-        </w:rPr>
-        <w:t>up to date on the project.</w:t>
+          <w:rFonts w:ascii="Arial" w:hAnsi="Arial" w:cs="Arial"/>
+          <w:lang w:val="en-US"/>
+        </w:rPr>
+      </w:pPr>
+      <w:r>
+        <w:rPr>
+          <w:rFonts w:ascii="Arial" w:hAnsi="Arial" w:cs="Arial"/>
+          <w:lang w:val="en-US"/>
+        </w:rPr>
+        <w:t>Team members check in with the team every check in team folder every day or every other day, so everyone stays caught up on the conversations.</w:t>
       </w:r>
     </w:p>
     <w:p>
@@ -4712,51 +3597,16 @@
         </w:numPr>
         <w:jc w:val="both"/>
         <w:rPr>
-          <w:rFonts w:cs="Arial"/>
-          <w:lang w:val="en-US"/>
-        </w:rPr>
-      </w:pPr>
-      <w:r>
-        <w:rPr>
-          <w:rFonts w:cs="Arial"/>
-          <w:lang w:val="en-US"/>
-        </w:rPr>
-        <w:t xml:space="preserve">Every team member </w:t>
-      </w:r>
-      <w:r>
-        <w:rPr>
-          <w:rFonts w:cs="Arial"/>
-          <w:lang w:val="en-US"/>
-        </w:rPr>
-        <w:t>must</w:t>
-      </w:r>
-      <w:r>
-        <w:rPr>
-          <w:rFonts w:cs="Arial"/>
-          <w:lang w:val="en-US"/>
-        </w:rPr>
-        <w:t xml:space="preserve"> clarify </w:t>
-      </w:r>
-      <w:r>
-        <w:rPr>
-          <w:rFonts w:cs="Arial"/>
-          <w:lang w:val="en-US"/>
-        </w:rPr>
-        <w:t>their</w:t>
-      </w:r>
-      <w:r>
-        <w:rPr>
-          <w:rFonts w:cs="Arial"/>
-          <w:lang w:val="en-US"/>
-        </w:rPr>
-        <w:t xml:space="preserve"> issues with conducting their task </w:t>
-      </w:r>
-      <w:r>
-        <w:rPr>
-          <w:rFonts w:cs="Arial"/>
-          <w:lang w:val="en-US"/>
-        </w:rPr>
-        <w:t xml:space="preserve">before the acceptable date so that enough time is on hand to solve the issue. </w:t>
+          <w:rFonts w:ascii="Arial" w:hAnsi="Arial" w:cs="Arial"/>
+          <w:lang w:val="en-US"/>
+        </w:rPr>
+      </w:pPr>
+      <w:r>
+        <w:rPr>
+          <w:rFonts w:ascii="Arial" w:hAnsi="Arial" w:cs="Arial"/>
+          <w:lang w:val="en-US"/>
+        </w:rPr>
+        <w:t>Before attending the online meeting every Monday, team members need to finish completely all the tasks for discussing and fixing the issues.</w:t>
       </w:r>
     </w:p>
     <w:p>
@@ -4768,58 +3618,16 @@
         </w:numPr>
         <w:jc w:val="both"/>
         <w:rPr>
-          <w:rFonts w:cs="Arial"/>
-          <w:lang w:val="en-US"/>
-        </w:rPr>
-      </w:pPr>
-      <w:r>
-        <w:rPr>
-          <w:rFonts w:cs="Arial"/>
-          <w:lang w:val="en-US"/>
-        </w:rPr>
-        <w:t xml:space="preserve">Before attending the online meeting every Monday, team members </w:t>
-      </w:r>
-      <w:r>
-        <w:rPr>
-          <w:rFonts w:cs="Arial"/>
-          <w:lang w:val="en-US"/>
-        </w:rPr>
-        <w:t xml:space="preserve">must </w:t>
-      </w:r>
-      <w:r>
-        <w:rPr>
-          <w:rFonts w:cs="Arial"/>
-          <w:lang w:val="en-US"/>
-        </w:rPr>
-        <w:t xml:space="preserve">finish </w:t>
-      </w:r>
-      <w:r>
-        <w:rPr>
-          <w:rFonts w:cs="Arial"/>
-          <w:lang w:val="en-US"/>
-        </w:rPr>
-        <w:t xml:space="preserve">their tasks </w:t>
-      </w:r>
-      <w:r>
-        <w:rPr>
-          <w:rFonts w:cs="Arial"/>
-          <w:lang w:val="en-US"/>
-        </w:rPr>
-        <w:t xml:space="preserve">completely </w:t>
-      </w:r>
-      <w:r>
-        <w:rPr>
-          <w:rFonts w:cs="Arial"/>
-          <w:lang w:val="en-US"/>
-        </w:rPr>
-        <w:t>so that the works can be reviewed and changed if necessary</w:t>
-      </w:r>
-      <w:r>
-        <w:rPr>
-          <w:rFonts w:cs="Arial"/>
-          <w:lang w:val="en-US"/>
-        </w:rPr>
-        <w:t>.</w:t>
+          <w:rFonts w:ascii="Arial" w:hAnsi="Arial" w:cs="Arial"/>
+          <w:lang w:val="en-US"/>
+        </w:rPr>
+      </w:pPr>
+      <w:r>
+        <w:rPr>
+          <w:rFonts w:ascii="Arial" w:hAnsi="Arial" w:cs="Arial"/>
+          <w:lang w:val="en-US"/>
+        </w:rPr>
+        <w:t>After each meeting session, the hand-writing records will be uploaded on Github for reviewing.</w:t>
       </w:r>
     </w:p>
     <w:p>
@@ -4831,16 +3639,16 @@
         </w:numPr>
         <w:jc w:val="both"/>
         <w:rPr>
-          <w:rFonts w:cs="Arial"/>
-          <w:lang w:val="en-US"/>
-        </w:rPr>
-      </w:pPr>
-      <w:r>
-        <w:rPr>
-          <w:rFonts w:cs="Arial"/>
-          <w:lang w:val="en-US"/>
-        </w:rPr>
-        <w:t xml:space="preserve">Every team member must upload their work and work in progress on GitHub so that their work can be assessed and reviewed while on progress. </w:t>
+          <w:rFonts w:ascii="Arial" w:hAnsi="Arial" w:cs="Arial"/>
+          <w:lang w:val="en-US"/>
+        </w:rPr>
+      </w:pPr>
+      <w:r>
+        <w:rPr>
+          <w:rFonts w:ascii="Arial" w:hAnsi="Arial" w:cs="Arial"/>
+          <w:lang w:val="en-US"/>
+        </w:rPr>
+        <w:t>All members should do their best to comply with the rules and expectations that we as a team create.</w:t>
       </w:r>
     </w:p>
     <w:p>
@@ -4852,30 +3660,23 @@
         </w:numPr>
         <w:jc w:val="both"/>
         <w:rPr>
-          <w:rFonts w:cs="Arial"/>
-          <w:lang w:val="en-US"/>
-        </w:rPr>
-      </w:pPr>
-      <w:r>
-        <w:rPr>
-          <w:rFonts w:cs="Arial"/>
-          <w:lang w:val="en-US"/>
-        </w:rPr>
-        <w:t>Meeting minutes must be written during every meeting session and must be uploaded on the GitHub repository for future reference</w:t>
-      </w:r>
-      <w:r>
-        <w:rPr>
-          <w:rFonts w:cs="Arial"/>
-          <w:lang w:val="en-US"/>
-        </w:rPr>
-        <w:t>.</w:t>
-      </w:r>
-      <w:r>
-        <w:rPr>
-          <w:rFonts w:cs="Arial"/>
-          <w:lang w:val="en-US"/>
-        </w:rPr>
-        <w:t xml:space="preserve"> </w:t>
+          <w:rFonts w:ascii="Arial" w:hAnsi="Arial" w:cs="Arial"/>
+          <w:lang w:val="en-US"/>
+        </w:rPr>
+      </w:pPr>
+      <w:r>
+        <w:rPr>
+          <w:rFonts w:ascii="Arial" w:hAnsi="Arial" w:cs="Arial"/>
+          <w:lang w:val="en-US"/>
+        </w:rPr>
+        <w:t>Team members will stay throughout duration of the team assignment and give feedback about the assignment. Posting such as “this is fine – fix whatever you want then feel free to post the final”</w:t>
+      </w:r>
+      <w:r>
+        <w:rPr>
+          <w:rFonts w:ascii="Arial" w:hAnsi="Arial" w:cs="Arial"/>
+          <w:lang w:val="en-US"/>
+        </w:rPr>
+        <w:t xml:space="preserve"> is not acceptable if this is posted Sunday and the final posting is due Monday, for example. Team members should sign off on the assignment the day the assignment is due.</w:t>
       </w:r>
     </w:p>
     <w:p>
@@ -4887,16 +3688,30 @@
         </w:numPr>
         <w:jc w:val="both"/>
         <w:rPr>
-          <w:rFonts w:cs="Arial"/>
-          <w:lang w:val="en-US"/>
-        </w:rPr>
-      </w:pPr>
-      <w:r>
-        <w:rPr>
-          <w:rFonts w:cs="Arial"/>
-          <w:lang w:val="en-US"/>
-        </w:rPr>
-        <w:t xml:space="preserve">Team member must attend every meeting session unless they present a genuine reason for not being able to attend the meeting. </w:t>
+          <w:rFonts w:ascii="Arial" w:hAnsi="Arial" w:cs="Arial"/>
+          <w:lang w:val="en-US"/>
+        </w:rPr>
+      </w:pPr>
+      <w:r>
+        <w:rPr>
+          <w:rFonts w:ascii="Arial" w:hAnsi="Arial" w:cs="Arial"/>
+          <w:lang w:val="en-US"/>
+        </w:rPr>
+        <w:t xml:space="preserve">Keep positive strong </w:t>
+      </w:r>
+      <w:r>
+        <w:rPr>
+          <w:rFonts w:ascii="Arial" w:hAnsi="Arial" w:cs="Arial"/>
+          <w:lang w:val="en-US"/>
+        </w:rPr>
+        <w:t>communication</w:t>
+      </w:r>
+      <w:r>
+        <w:rPr>
+          <w:rFonts w:ascii="Arial" w:hAnsi="Arial" w:cs="Arial"/>
+          <w:lang w:val="en-US"/>
+        </w:rPr>
+        <w:t xml:space="preserve"> between everyone; have set times when we all should meet as a team so everyone is on the same page.</w:t>
       </w:r>
     </w:p>
     <w:p>
@@ -4908,171 +3723,16 @@
         </w:numPr>
         <w:jc w:val="both"/>
         <w:rPr>
-          <w:rFonts w:cs="Arial"/>
-          <w:lang w:val="en-US"/>
-        </w:rPr>
-      </w:pPr>
-      <w:r>
-        <w:rPr>
-          <w:rFonts w:cs="Arial"/>
-          <w:lang w:val="en-US"/>
-        </w:rPr>
-        <w:t>Team members</w:t>
-      </w:r>
-      <w:r>
-        <w:rPr>
-          <w:rFonts w:cs="Arial"/>
-          <w:lang w:val="en-US"/>
-        </w:rPr>
-        <w:t xml:space="preserve"> must</w:t>
-      </w:r>
-      <w:r>
-        <w:rPr>
-          <w:rFonts w:cs="Arial"/>
-          <w:lang w:val="en-US"/>
-        </w:rPr>
-        <w:t xml:space="preserve"> stay </w:t>
-      </w:r>
-      <w:r>
-        <w:rPr>
-          <w:rFonts w:cs="Arial"/>
-          <w:lang w:val="en-US"/>
-        </w:rPr>
-        <w:t xml:space="preserve">committed </w:t>
-      </w:r>
-      <w:r>
-        <w:rPr>
-          <w:rFonts w:cs="Arial"/>
-          <w:lang w:val="en-US"/>
-        </w:rPr>
-        <w:t xml:space="preserve">throughout </w:t>
-      </w:r>
-      <w:r>
-        <w:rPr>
-          <w:rFonts w:cs="Arial"/>
-          <w:lang w:val="en-US"/>
-        </w:rPr>
-        <w:t xml:space="preserve">the </w:t>
-      </w:r>
-      <w:r>
-        <w:rPr>
-          <w:rFonts w:cs="Arial"/>
-          <w:lang w:val="en-US"/>
-        </w:rPr>
-        <w:t xml:space="preserve">duration of the team assignment and </w:t>
-      </w:r>
-      <w:r>
-        <w:rPr>
-          <w:rFonts w:cs="Arial"/>
-          <w:lang w:val="en-US"/>
-        </w:rPr>
-        <w:t>provide genuine</w:t>
-      </w:r>
-      <w:r>
-        <w:rPr>
-          <w:rFonts w:cs="Arial"/>
-          <w:lang w:val="en-US"/>
-        </w:rPr>
-        <w:t xml:space="preserve"> feedback about the assignment. Posting such as “</w:t>
-      </w:r>
-      <w:r>
-        <w:rPr>
-          <w:rFonts w:cs="Arial"/>
-          <w:lang w:val="en-US"/>
-        </w:rPr>
-        <w:t>I don’t have time to review. T</w:t>
-      </w:r>
-      <w:r>
-        <w:rPr>
-          <w:rFonts w:cs="Arial"/>
-          <w:lang w:val="en-US"/>
-        </w:rPr>
-        <w:t>his is fine – fix whatever you want then feel free to post the final”</w:t>
-      </w:r>
-      <w:r>
-        <w:rPr>
-          <w:rFonts w:cs="Arial"/>
-          <w:lang w:val="en-US"/>
-        </w:rPr>
-        <w:t xml:space="preserve"> is not acceptable</w:t>
-      </w:r>
-      <w:r>
-        <w:rPr>
-          <w:rFonts w:cs="Arial"/>
-          <w:lang w:val="en-US"/>
-        </w:rPr>
-        <w:t>.</w:t>
-      </w:r>
-      <w:r>
-        <w:rPr>
-          <w:rFonts w:cs="Arial"/>
-          <w:lang w:val="en-US"/>
-        </w:rPr>
-        <w:t xml:space="preserve"> </w:t>
-      </w:r>
-      <w:r>
-        <w:rPr>
-          <w:rFonts w:cs="Arial"/>
-          <w:lang w:val="en-US"/>
-        </w:rPr>
-        <w:t>Late reviews such as posting reviews on</w:t>
-      </w:r>
-      <w:r>
-        <w:rPr>
-          <w:rFonts w:cs="Arial"/>
-          <w:lang w:val="en-US"/>
-        </w:rPr>
-        <w:t xml:space="preserve"> Sunday</w:t>
-      </w:r>
-      <w:r>
-        <w:rPr>
-          <w:rFonts w:cs="Arial"/>
-          <w:lang w:val="en-US"/>
-        </w:rPr>
-        <w:t xml:space="preserve">s when </w:t>
-      </w:r>
-      <w:r>
-        <w:rPr>
-          <w:rFonts w:cs="Arial"/>
-          <w:lang w:val="en-US"/>
-        </w:rPr>
-        <w:t>final posting is due Monday</w:t>
-      </w:r>
-      <w:r>
-        <w:rPr>
-          <w:rFonts w:cs="Arial"/>
-          <w:lang w:val="en-US"/>
-        </w:rPr>
-        <w:t xml:space="preserve"> is not </w:t>
-      </w:r>
-      <w:r>
-        <w:rPr>
-          <w:rFonts w:cs="Arial"/>
-          <w:lang w:val="en-US"/>
-        </w:rPr>
-        <w:lastRenderedPageBreak/>
-        <w:t>acceptable</w:t>
-      </w:r>
-      <w:r>
-        <w:rPr>
-          <w:rFonts w:cs="Arial"/>
-          <w:lang w:val="en-US"/>
-        </w:rPr>
-        <w:t>.</w:t>
-      </w:r>
-      <w:r>
-        <w:rPr>
-          <w:rFonts w:cs="Arial"/>
-          <w:lang w:val="en-US"/>
-        </w:rPr>
-        <w:t xml:space="preserve"> Reviews are best to be posted as soon as works have been posted on GitHub by a team member.</w:t>
-      </w:r>
-      <w:r>
-        <w:rPr>
-          <w:rFonts w:cs="Arial"/>
-          <w:lang w:val="en-US"/>
-        </w:rPr>
-        <w:t xml:space="preserve"> </w:t>
+          <w:rFonts w:ascii="Arial" w:hAnsi="Arial" w:cs="Arial"/>
+          <w:lang w:val="en-US"/>
+        </w:rPr>
+      </w:pPr>
+      <w:r>
+        <w:rPr>
+          <w:rFonts w:ascii="Arial" w:hAnsi="Arial" w:cs="Arial"/>
+          <w:lang w:val="en-US"/>
+        </w:rPr>
+        <w:t>Remain professional.</w:t>
       </w:r>
     </w:p>
     <w:p>
@@ -5084,16 +3744,16 @@
         </w:numPr>
         <w:jc w:val="both"/>
         <w:rPr>
-          <w:rFonts w:cs="Arial"/>
-          <w:lang w:val="en-US"/>
-        </w:rPr>
-      </w:pPr>
-      <w:r>
-        <w:rPr>
-          <w:rFonts w:cs="Arial"/>
-          <w:lang w:val="en-US"/>
-        </w:rPr>
-        <w:t xml:space="preserve">It is advised that team members select ‘Watching’ on the repository. This way you will be sent an email every time someone makes changes to the repository. Team members are also advised to send a text message on Telegram every time they have posted something on their branch on GitHub. </w:t>
+          <w:rFonts w:ascii="Arial" w:hAnsi="Arial" w:cs="Arial"/>
+          <w:lang w:val="en-US"/>
+        </w:rPr>
+      </w:pPr>
+      <w:r>
+        <w:rPr>
+          <w:rFonts w:ascii="Arial" w:hAnsi="Arial" w:cs="Arial"/>
+          <w:lang w:val="en-US"/>
+        </w:rPr>
+        <w:t>Use phone calls as a last way when there is an issue.</w:t>
       </w:r>
     </w:p>
     <w:p>
@@ -5105,16 +3765,30 @@
         </w:numPr>
         <w:jc w:val="both"/>
         <w:rPr>
-          <w:rFonts w:cs="Arial"/>
-          <w:lang w:val="en-US"/>
-        </w:rPr>
-      </w:pPr>
-      <w:r>
-        <w:rPr>
-          <w:rFonts w:cs="Arial"/>
-          <w:lang w:val="en-US"/>
-        </w:rPr>
-        <w:t>After every everything is agreed upon, documents or code are to be pushed to the master branch.</w:t>
+          <w:rFonts w:ascii="Arial" w:hAnsi="Arial" w:cs="Arial"/>
+          <w:lang w:val="en-US"/>
+        </w:rPr>
+      </w:pPr>
+      <w:r>
+        <w:rPr>
+          <w:rFonts w:ascii="Arial" w:hAnsi="Arial" w:cs="Arial"/>
+          <w:lang w:val="en-US"/>
+        </w:rPr>
+        <w:t xml:space="preserve">Some excuses for missing work such as: doctor or dentist </w:t>
+      </w:r>
+      <w:r>
+        <w:rPr>
+          <w:rFonts w:ascii="Arial" w:hAnsi="Arial" w:cs="Arial"/>
+          <w:lang w:val="en-US"/>
+        </w:rPr>
+        <w:t>appointment</w:t>
+      </w:r>
+      <w:r>
+        <w:rPr>
+          <w:rFonts w:ascii="Arial" w:hAnsi="Arial" w:cs="Arial"/>
+          <w:lang w:val="en-US"/>
+        </w:rPr>
+        <w:t>, illness, medical procedures, etc. can be acceptable.</w:t>
       </w:r>
     </w:p>
     <w:p>
@@ -5126,273 +3800,33 @@
         </w:numPr>
         <w:jc w:val="both"/>
         <w:rPr>
-          <w:rFonts w:cs="Arial"/>
-          <w:lang w:val="en-US"/>
-        </w:rPr>
-      </w:pPr>
-      <w:r>
-        <w:rPr>
-          <w:rFonts w:cs="Arial"/>
-          <w:lang w:val="en-US"/>
-        </w:rPr>
-        <w:t>P</w:t>
-      </w:r>
-      <w:r>
-        <w:rPr>
-          <w:rFonts w:cs="Arial"/>
-          <w:lang w:val="en-US"/>
-        </w:rPr>
-        <w:t xml:space="preserve">ositive strong </w:t>
-      </w:r>
-      <w:r>
-        <w:rPr>
-          <w:rFonts w:cs="Arial"/>
-          <w:lang w:val="en-US"/>
-        </w:rPr>
-        <w:t>communication</w:t>
-      </w:r>
-      <w:r>
-        <w:rPr>
-          <w:rFonts w:cs="Arial"/>
-          <w:lang w:val="en-US"/>
-        </w:rPr>
-        <w:t xml:space="preserve"> between everyone</w:t>
-      </w:r>
-      <w:r>
-        <w:rPr>
-          <w:rFonts w:cs="Arial"/>
-          <w:lang w:val="en-US"/>
-        </w:rPr>
-        <w:t xml:space="preserve"> is a must so that everyone is on the same page and up to date.</w:t>
+          <w:rFonts w:ascii="Arial" w:hAnsi="Arial" w:cs="Arial"/>
+          <w:lang w:val="en-US"/>
+        </w:rPr>
+      </w:pPr>
+      <w:r>
+        <w:rPr>
+          <w:rFonts w:ascii="Arial" w:hAnsi="Arial" w:cs="Arial"/>
+          <w:lang w:val="en-US"/>
+        </w:rPr>
+        <w:t>Using brainstorming technique for group decision-making.</w:t>
       </w:r>
     </w:p>
     <w:p>
       <w:pPr>
-        <w:pStyle w:val="ListParagraph"/>
-        <w:numPr>
-          <w:ilvl w:val="0"/>
-          <w:numId w:val="16"/>
-        </w:numPr>
-        <w:jc w:val="both"/>
-        <w:rPr>
-          <w:rFonts w:cs="Arial"/>
-          <w:lang w:val="en-US"/>
-        </w:rPr>
-      </w:pPr>
-      <w:r>
-        <w:rPr>
-          <w:rFonts w:cs="Arial"/>
-          <w:lang w:val="en-US"/>
-        </w:rPr>
-        <w:t>Remain professional.</w:t>
-      </w:r>
-    </w:p>
-    <w:p>
-      <w:pPr>
-        <w:pStyle w:val="ListParagraph"/>
-        <w:numPr>
-          <w:ilvl w:val="0"/>
-          <w:numId w:val="16"/>
-        </w:numPr>
-        <w:jc w:val="both"/>
-        <w:rPr>
-          <w:rFonts w:cs="Arial"/>
-          <w:lang w:val="en-US"/>
-        </w:rPr>
-      </w:pPr>
-      <w:r>
-        <w:rPr>
-          <w:rFonts w:cs="Arial"/>
-          <w:lang w:val="en-US"/>
-        </w:rPr>
-        <w:t xml:space="preserve">Use </w:t>
-      </w:r>
-      <w:r>
-        <w:rPr>
-          <w:rFonts w:cs="Arial"/>
-          <w:lang w:val="en-US"/>
-        </w:rPr>
-        <w:t xml:space="preserve">untimely </w:t>
-      </w:r>
-      <w:r>
-        <w:rPr>
-          <w:rFonts w:cs="Arial"/>
-          <w:lang w:val="en-US"/>
-        </w:rPr>
-        <w:t xml:space="preserve">phone calls </w:t>
-      </w:r>
-      <w:r>
-        <w:rPr>
-          <w:rFonts w:cs="Arial"/>
-          <w:lang w:val="en-US"/>
-        </w:rPr>
-        <w:t xml:space="preserve">only </w:t>
-      </w:r>
-      <w:r>
-        <w:rPr>
-          <w:rFonts w:cs="Arial"/>
-          <w:lang w:val="en-US"/>
-        </w:rPr>
-        <w:t xml:space="preserve">as a </w:t>
-      </w:r>
-      <w:r>
-        <w:rPr>
-          <w:rFonts w:cs="Arial"/>
-          <w:lang w:val="en-US"/>
-        </w:rPr>
-        <w:t xml:space="preserve">final mode of communication </w:t>
-      </w:r>
-      <w:r>
-        <w:rPr>
-          <w:rFonts w:cs="Arial"/>
-          <w:lang w:val="en-US"/>
-        </w:rPr>
-        <w:t>when there is an issue.</w:t>
-      </w:r>
-    </w:p>
-    <w:p>
-      <w:pPr>
-        <w:pStyle w:val="ListParagraph"/>
-        <w:numPr>
-          <w:ilvl w:val="0"/>
-          <w:numId w:val="16"/>
-        </w:numPr>
-        <w:jc w:val="both"/>
-        <w:rPr>
-          <w:rFonts w:cs="Arial"/>
-          <w:lang w:val="en-US"/>
-        </w:rPr>
-      </w:pPr>
-      <w:r>
-        <w:rPr>
-          <w:rFonts w:cs="Arial"/>
-          <w:lang w:val="en-US"/>
-        </w:rPr>
-        <w:t>Every member is expected to participate in the overall work of the team.</w:t>
-      </w:r>
-    </w:p>
-    <w:p>
-      <w:pPr>
-        <w:pStyle w:val="ListParagraph"/>
-        <w:numPr>
-          <w:ilvl w:val="0"/>
-          <w:numId w:val="16"/>
-        </w:numPr>
-        <w:jc w:val="both"/>
-        <w:rPr>
-          <w:rFonts w:cs="Arial"/>
-          <w:lang w:val="en-US"/>
-        </w:rPr>
-      </w:pPr>
-      <w:r>
-        <w:rPr>
-          <w:rFonts w:cs="Arial"/>
-          <w:lang w:val="en-US"/>
-        </w:rPr>
-        <w:t xml:space="preserve">Physical and verbal violence and insult will not be tolerated. If done so, the team member will be reported, and necessary action will be conducted. </w:t>
-      </w:r>
-    </w:p>
-    <w:p>
-      <w:pPr>
-        <w:pStyle w:val="ListParagraph"/>
-        <w:numPr>
-          <w:ilvl w:val="0"/>
-          <w:numId w:val="16"/>
-        </w:numPr>
-        <w:jc w:val="both"/>
-        <w:rPr>
-          <w:rFonts w:cs="Arial"/>
-          <w:lang w:val="en-US"/>
-        </w:rPr>
-      </w:pPr>
-      <w:r>
-        <w:rPr>
-          <w:rFonts w:cs="Arial"/>
-          <w:lang w:val="en-US"/>
-        </w:rPr>
-        <w:t xml:space="preserve">All decisions will be taken by the team. If something cannot be agreed upon, democratic voting will take place for decision making. </w:t>
-      </w:r>
-    </w:p>
-    <w:p>
-      <w:pPr>
-        <w:pStyle w:val="ListParagraph"/>
-        <w:numPr>
-          <w:ilvl w:val="0"/>
-          <w:numId w:val="16"/>
-        </w:numPr>
-        <w:jc w:val="both"/>
-        <w:rPr>
-          <w:rFonts w:cs="Arial"/>
-          <w:lang w:val="en-US"/>
-        </w:rPr>
-      </w:pPr>
-      <w:r>
-        <w:rPr>
-          <w:rFonts w:cs="Arial"/>
-          <w:lang w:val="en-US"/>
-        </w:rPr>
-        <w:t xml:space="preserve">Emergency meeting is to be held if any other issues occur and decision needs to be made. </w:t>
-      </w:r>
-    </w:p>
-    <w:p>
-      <w:pPr>
-        <w:pStyle w:val="ListParagraph"/>
-        <w:ind w:left="785"/>
-        <w:jc w:val="both"/>
-        <w:rPr>
-          <w:rFonts w:cs="Arial"/>
-          <w:lang w:val="en-US"/>
-        </w:rPr>
-      </w:pPr>
-    </w:p>
-    <w:p>
-      <w:pPr>
         <w:pStyle w:val="Heading2"/>
-        <w:rPr>
-          <w:rFonts w:asciiTheme="minorHAnsi" w:hAnsiTheme="minorHAnsi"/>
-          <w:sz w:val="28"/>
-          <w:szCs w:val="28"/>
-        </w:rPr>
-      </w:pPr>
-      <w:bookmarkStart w:id="11" w:name="_Toc507771648"/>
-      <w:r>
-        <w:rPr>
-          <w:rFonts w:asciiTheme="minorHAnsi" w:hAnsiTheme="minorHAnsi"/>
-          <w:sz w:val="28"/>
-          <w:szCs w:val="28"/>
-        </w:rPr>
+      </w:pPr>
+      <w:bookmarkStart w:id="12" w:name="_Toc507771648"/>
+      <w:r>
         <w:t xml:space="preserve">Conflict </w:t>
       </w:r>
       <w:r>
-        <w:rPr>
-          <w:rFonts w:asciiTheme="minorHAnsi" w:hAnsiTheme="minorHAnsi"/>
-          <w:sz w:val="28"/>
-          <w:szCs w:val="28"/>
-        </w:rPr>
         <w:t>Resolution</w:t>
       </w:r>
       <w:r>
-        <w:rPr>
-          <w:rFonts w:asciiTheme="minorHAnsi" w:hAnsiTheme="minorHAnsi"/>
-          <w:sz w:val="28"/>
-          <w:szCs w:val="28"/>
-        </w:rPr>
         <w:t xml:space="preserve"> Mechanisms</w:t>
       </w:r>
-      <w:bookmarkEnd w:id="11"/>
-    </w:p>
-    <w:p>
-      <w:pPr>
-        <w:rPr>
-          <w:lang w:val="en-US"/>
-        </w:rPr>
-      </w:pPr>
-      <w:r>
-        <w:rPr>
-          <w:lang w:val="en-US"/>
-        </w:rPr>
-        <w:t>Potential conflict sources:</w:t>
-      </w:r>
+      <w:bookmarkEnd w:id="12"/>
     </w:p>
     <w:p>
       <w:pPr>
@@ -5403,13 +3837,13 @@
         </w:numPr>
         <w:jc w:val="both"/>
         <w:rPr>
-          <w:rFonts w:cs="Arial"/>
-          <w:lang w:val="en-US"/>
-        </w:rPr>
-      </w:pPr>
-      <w:r>
-        <w:rPr>
-          <w:rFonts w:cs="Arial"/>
+          <w:rFonts w:ascii="Arial" w:hAnsi="Arial" w:cs="Arial"/>
+          <w:lang w:val="en-US"/>
+        </w:rPr>
+      </w:pPr>
+      <w:r>
+        <w:rPr>
+          <w:rFonts w:ascii="Arial" w:hAnsi="Arial" w:cs="Arial"/>
           <w:lang w:val="en-US"/>
         </w:rPr>
         <w:t>Team members not meeting their obligations to the team.</w:t>
@@ -5424,23 +3858,16 @@
         </w:numPr>
         <w:jc w:val="both"/>
         <w:rPr>
-          <w:rFonts w:cs="Arial"/>
-          <w:lang w:val="en-US"/>
-        </w:rPr>
-      </w:pPr>
-      <w:r>
-        <w:rPr>
-          <w:rFonts w:cs="Arial"/>
-          <w:lang w:val="en-US"/>
-        </w:rPr>
-        <w:t>Difference in</w:t>
-      </w:r>
-      <w:r>
-        <w:rPr>
-          <w:rFonts w:cs="Arial"/>
-          <w:lang w:val="en-US"/>
-        </w:rPr>
-        <w:t xml:space="preserve"> perceptions of quality work or necessary content.</w:t>
+          <w:rFonts w:ascii="Arial" w:hAnsi="Arial" w:cs="Arial"/>
+          <w:lang w:val="en-US"/>
+        </w:rPr>
+      </w:pPr>
+      <w:r>
+        <w:rPr>
+          <w:rFonts w:ascii="Arial" w:hAnsi="Arial" w:cs="Arial"/>
+          <w:lang w:val="en-US"/>
+        </w:rPr>
+        <w:t>Potential conflict could be due to member’s different perceptions of quality work or necessary content.</w:t>
       </w:r>
     </w:p>
     <w:p>
@@ -5452,16 +3879,44 @@
         </w:numPr>
         <w:jc w:val="both"/>
         <w:rPr>
-          <w:rFonts w:cs="Arial"/>
-          <w:lang w:val="en-US"/>
-        </w:rPr>
-      </w:pPr>
-      <w:r>
-        <w:rPr>
-          <w:rFonts w:cs="Arial"/>
-          <w:lang w:val="en-US"/>
-        </w:rPr>
-        <w:t xml:space="preserve">Difference in beliefs. </w:t>
+          <w:rFonts w:ascii="Arial" w:hAnsi="Arial" w:cs="Arial"/>
+          <w:lang w:val="en-US"/>
+        </w:rPr>
+      </w:pPr>
+      <w:r>
+        <w:rPr>
+          <w:rFonts w:ascii="Arial" w:hAnsi="Arial" w:cs="Arial"/>
+          <w:lang w:val="en-US"/>
+        </w:rPr>
+        <w:t xml:space="preserve">Within a team, we should address any issues first, and as a last resort consult our instructor with any conflict that cannot be resolved. As professional </w:t>
+      </w:r>
+      <w:r>
+        <w:rPr>
+          <w:rFonts w:ascii="Arial" w:hAnsi="Arial" w:cs="Arial"/>
+          <w:lang w:val="en-US"/>
+        </w:rPr>
+        <w:t>teammates</w:t>
+      </w:r>
+      <w:r>
+        <w:rPr>
+          <w:rFonts w:ascii="Arial" w:hAnsi="Arial" w:cs="Arial"/>
+          <w:lang w:val="en-US"/>
+        </w:rPr>
+        <w:t xml:space="preserve">, we will be able to </w:t>
+      </w:r>
+      <w:r>
+        <w:rPr>
+          <w:rFonts w:ascii="Arial" w:hAnsi="Arial" w:cs="Arial"/>
+          <w:lang w:val="en-US"/>
+        </w:rPr>
+        <w:t>resolve</w:t>
+      </w:r>
+      <w:r>
+        <w:rPr>
+          <w:rFonts w:ascii="Arial" w:hAnsi="Arial" w:cs="Arial"/>
+          <w:lang w:val="en-US"/>
+        </w:rPr>
+        <w:t xml:space="preserve"> any potential conflict.</w:t>
       </w:r>
     </w:p>
     <w:p>
@@ -5473,41 +3928,23 @@
         </w:numPr>
         <w:jc w:val="both"/>
         <w:rPr>
-          <w:rFonts w:cs="Arial"/>
-          <w:lang w:val="en-US"/>
-        </w:rPr>
-      </w:pPr>
-      <w:r>
-        <w:rPr>
-          <w:rFonts w:cs="Arial"/>
-          <w:lang w:val="en-US"/>
-        </w:rPr>
-        <w:t xml:space="preserve">Work and other personal obligation. </w:t>
-      </w:r>
-    </w:p>
-    <w:p>
-      <w:pPr>
-        <w:jc w:val="both"/>
-        <w:rPr>
-          <w:rFonts w:cs="Arial"/>
-          <w:lang w:val="en-US"/>
-        </w:rPr>
-      </w:pPr>
-    </w:p>
-    <w:p>
-      <w:pPr>
-        <w:jc w:val="both"/>
-        <w:rPr>
-          <w:rFonts w:cs="Arial"/>
-          <w:lang w:val="en-US"/>
-        </w:rPr>
-      </w:pPr>
-      <w:r>
-        <w:rPr>
-          <w:rFonts w:cs="Arial"/>
-          <w:lang w:val="en-US"/>
-        </w:rPr>
-        <w:t>Conflict resolution:</w:t>
+          <w:rFonts w:ascii="Arial" w:hAnsi="Arial" w:cs="Arial"/>
+          <w:lang w:val="en-US"/>
+        </w:rPr>
+      </w:pPr>
+      <w:r>
+        <w:rPr>
+          <w:rFonts w:ascii="Arial" w:hAnsi="Arial" w:cs="Arial"/>
+          <w:lang w:val="en-US"/>
+        </w:rPr>
+        <w:t xml:space="preserve">To avoid some complications of misunderstandings, we need to stay updated and current with all the postings within the group </w:t>
+      </w:r>
+      <w:r>
+        <w:rPr>
+          <w:rFonts w:ascii="Arial" w:hAnsi="Arial" w:cs="Arial"/>
+          <w:lang w:val="en-US"/>
+        </w:rPr>
+        <w:t>(but also take into considerations those items when things are sometimes accidentally overlooked).</w:t>
       </w:r>
     </w:p>
     <w:p>
@@ -5519,447 +3956,97 @@
         </w:numPr>
         <w:jc w:val="both"/>
         <w:rPr>
-          <w:rFonts w:cs="Arial"/>
-          <w:lang w:val="en-US"/>
-        </w:rPr>
-      </w:pPr>
-      <w:r>
-        <w:rPr>
-          <w:rFonts w:cs="Arial"/>
-          <w:lang w:val="en-US"/>
-        </w:rPr>
-        <w:t>Within a team,</w:t>
-      </w:r>
-      <w:r>
-        <w:rPr>
-          <w:rFonts w:cs="Arial"/>
-          <w:lang w:val="en-US"/>
-        </w:rPr>
-        <w:t xml:space="preserve"> issues will be </w:t>
-      </w:r>
-      <w:r>
-        <w:rPr>
-          <w:rFonts w:cs="Arial"/>
-          <w:lang w:val="en-US"/>
-        </w:rPr>
-        <w:t>discussed,</w:t>
-      </w:r>
-      <w:r>
-        <w:rPr>
-          <w:rFonts w:cs="Arial"/>
-          <w:lang w:val="en-US"/>
-        </w:rPr>
-        <w:t xml:space="preserve"> and decisions will be made. Only </w:t>
-      </w:r>
-      <w:r>
-        <w:rPr>
-          <w:rFonts w:cs="Arial"/>
-          <w:lang w:val="en-US"/>
-        </w:rPr>
-        <w:t>as a last resort instructor</w:t>
-      </w:r>
-      <w:r>
-        <w:rPr>
-          <w:rFonts w:cs="Arial"/>
-          <w:lang w:val="en-US"/>
-        </w:rPr>
-        <w:t xml:space="preserve"> will be consulted</w:t>
-      </w:r>
-      <w:r>
-        <w:rPr>
-          <w:rFonts w:cs="Arial"/>
-          <w:lang w:val="en-US"/>
-        </w:rPr>
-        <w:t xml:space="preserve">. As professional </w:t>
-      </w:r>
-      <w:r>
-        <w:rPr>
-          <w:rFonts w:cs="Arial"/>
-          <w:lang w:val="en-US"/>
-        </w:rPr>
-        <w:t>teammates</w:t>
-      </w:r>
-      <w:r>
-        <w:rPr>
-          <w:rFonts w:cs="Arial"/>
-          <w:lang w:val="en-US"/>
-        </w:rPr>
-        <w:t>, we</w:t>
-      </w:r>
-      <w:r>
-        <w:rPr>
-          <w:rFonts w:cs="Arial"/>
-          <w:lang w:val="en-US"/>
-        </w:rPr>
-        <w:t xml:space="preserve"> believe we</w:t>
-      </w:r>
-      <w:r>
-        <w:rPr>
-          <w:rFonts w:cs="Arial"/>
-          <w:lang w:val="en-US"/>
-        </w:rPr>
-        <w:t xml:space="preserve"> will be able to </w:t>
-      </w:r>
-      <w:r>
-        <w:rPr>
-          <w:rFonts w:cs="Arial"/>
-          <w:lang w:val="en-US"/>
-        </w:rPr>
-        <w:t>resolve</w:t>
-      </w:r>
-      <w:r>
-        <w:rPr>
-          <w:rFonts w:cs="Arial"/>
-          <w:lang w:val="en-US"/>
-        </w:rPr>
-        <w:t xml:space="preserve"> any potential conflict.</w:t>
+          <w:rFonts w:ascii="Arial" w:hAnsi="Arial" w:cs="Arial"/>
+          <w:lang w:val="en-US"/>
+        </w:rPr>
+      </w:pPr>
+      <w:r>
+        <w:rPr>
+          <w:rFonts w:ascii="Arial" w:hAnsi="Arial" w:cs="Arial"/>
+          <w:lang w:val="en-US"/>
+        </w:rPr>
+        <w:t>Making sure that everyone is at a good understanding of the assignment when doing them. Everyone staying professional and not prejudging immaturely on each other.</w:t>
       </w:r>
     </w:p>
     <w:p>
       <w:pPr>
-        <w:pStyle w:val="ListParagraph"/>
-        <w:numPr>
-          <w:ilvl w:val="0"/>
-          <w:numId w:val="18"/>
-        </w:numPr>
-        <w:jc w:val="both"/>
-        <w:rPr>
-          <w:rFonts w:cs="Arial"/>
-          <w:lang w:val="en-US"/>
-        </w:rPr>
-      </w:pPr>
-      <w:r>
-        <w:rPr>
-          <w:rFonts w:cs="Arial"/>
-          <w:lang w:val="en-US"/>
-        </w:rPr>
-        <w:t xml:space="preserve">To avoid some complications </w:t>
-      </w:r>
-      <w:r>
-        <w:rPr>
-          <w:rFonts w:cs="Arial"/>
-          <w:lang w:val="en-US"/>
-        </w:rPr>
-        <w:t>or</w:t>
-      </w:r>
-      <w:r>
-        <w:rPr>
-          <w:rFonts w:cs="Arial"/>
-          <w:lang w:val="en-US"/>
-        </w:rPr>
-        <w:t xml:space="preserve"> misunderstandings, </w:t>
-      </w:r>
-      <w:r>
-        <w:rPr>
-          <w:rFonts w:cs="Arial"/>
-          <w:lang w:val="en-US"/>
-        </w:rPr>
-        <w:t>team members will</w:t>
-      </w:r>
-      <w:r>
-        <w:rPr>
-          <w:rFonts w:cs="Arial"/>
-          <w:lang w:val="en-US"/>
-        </w:rPr>
-        <w:t xml:space="preserve"> stay updated</w:t>
-      </w:r>
-      <w:r>
-        <w:rPr>
-          <w:rFonts w:cs="Arial"/>
-          <w:lang w:val="en-US"/>
-        </w:rPr>
-        <w:t xml:space="preserve"> </w:t>
-      </w:r>
-      <w:r>
-        <w:rPr>
-          <w:rFonts w:cs="Arial"/>
-          <w:lang w:val="en-US"/>
-        </w:rPr>
-        <w:t>with all the postings within the group</w:t>
-      </w:r>
-      <w:r>
-        <w:rPr>
-          <w:rFonts w:cs="Arial"/>
-          <w:lang w:val="en-US"/>
-        </w:rPr>
-        <w:t>.</w:t>
-      </w:r>
+        <w:pStyle w:val="NormalWeb"/>
+        <w:spacing w:before="0" w:beforeAutospacing="0" w:after="320" w:afterAutospacing="0"/>
+        <w:ind w:left="1080"/>
+        <w:textAlignment w:val="baseline"/>
+        <w:rPr>
+          <w:rFonts w:ascii="Arial" w:eastAsia="Times New Roman" w:hAnsi="Arial" w:cs="Arial"/>
+        </w:rPr>
+      </w:pPr>
     </w:p>
     <w:p>
       <w:pPr>
-        <w:pStyle w:val="ListParagraph"/>
-        <w:numPr>
-          <w:ilvl w:val="0"/>
-          <w:numId w:val="18"/>
-        </w:numPr>
-        <w:jc w:val="both"/>
-        <w:rPr>
-          <w:rFonts w:cs="Arial"/>
-          <w:lang w:val="en-US"/>
-        </w:rPr>
-      </w:pPr>
-      <w:r>
-        <w:rPr>
-          <w:rFonts w:cs="Arial"/>
-          <w:lang w:val="en-US"/>
-        </w:rPr>
-        <w:t xml:space="preserve">Empathetic and humble behavior will be encouraged. </w:t>
-      </w:r>
+        <w:pStyle w:val="NormalWeb"/>
+        <w:spacing w:before="0" w:beforeAutospacing="0" w:after="320" w:afterAutospacing="0"/>
+        <w:ind w:left="1080"/>
+        <w:textAlignment w:val="baseline"/>
+        <w:rPr>
+          <w:rFonts w:ascii="Arial" w:eastAsia="Times New Roman" w:hAnsi="Arial" w:cs="Arial"/>
+        </w:rPr>
+      </w:pPr>
     </w:p>
     <w:p>
       <w:pPr>
-        <w:pStyle w:val="ListParagraph"/>
-        <w:numPr>
-          <w:ilvl w:val="0"/>
-          <w:numId w:val="18"/>
-        </w:numPr>
-        <w:jc w:val="both"/>
-        <w:rPr>
-          <w:rFonts w:cs="Arial"/>
-          <w:lang w:val="en-US"/>
-        </w:rPr>
-      </w:pPr>
-      <w:r>
-        <w:rPr>
-          <w:rFonts w:cs="Arial"/>
-          <w:lang w:val="en-US"/>
-        </w:rPr>
-        <w:t xml:space="preserve">Team members will encourage each other in times of difficulties and help each other on tasks if confusions arise. </w:t>
-      </w:r>
+        <w:pStyle w:val="NormalWeb"/>
+        <w:spacing w:before="0" w:beforeAutospacing="0" w:after="320" w:afterAutospacing="0"/>
+        <w:ind w:left="1080"/>
+        <w:textAlignment w:val="baseline"/>
+        <w:rPr>
+          <w:rFonts w:ascii="Arial" w:eastAsia="Times New Roman" w:hAnsi="Arial" w:cs="Arial"/>
+        </w:rPr>
+      </w:pPr>
     </w:p>
     <w:p>
       <w:pPr>
-        <w:pStyle w:val="ListParagraph"/>
-        <w:numPr>
-          <w:ilvl w:val="0"/>
-          <w:numId w:val="18"/>
-        </w:numPr>
-        <w:jc w:val="both"/>
-        <w:rPr>
-          <w:rFonts w:cs="Arial"/>
-          <w:lang w:val="en-US"/>
-        </w:rPr>
-      </w:pPr>
-      <w:r>
-        <w:rPr>
-          <w:rFonts w:cs="Arial"/>
-          <w:lang w:val="en-US"/>
-        </w:rPr>
-        <w:t xml:space="preserve">Once agreed upon, the rules and regulations will strictly be implemented. </w:t>
-      </w:r>
+        <w:pStyle w:val="NormalWeb"/>
+        <w:spacing w:before="0" w:beforeAutospacing="0" w:after="320" w:afterAutospacing="0"/>
+        <w:ind w:left="1080"/>
+        <w:textAlignment w:val="baseline"/>
+        <w:rPr>
+          <w:rFonts w:ascii="Arial" w:eastAsia="Times New Roman" w:hAnsi="Arial" w:cs="Arial"/>
+        </w:rPr>
+      </w:pPr>
     </w:p>
     <w:p>
       <w:pPr>
-        <w:pStyle w:val="ListParagraph"/>
-        <w:numPr>
-          <w:ilvl w:val="0"/>
-          <w:numId w:val="18"/>
-        </w:numPr>
-        <w:jc w:val="both"/>
-        <w:rPr>
-          <w:rFonts w:cs="Arial"/>
-          <w:lang w:val="en-US"/>
-        </w:rPr>
-      </w:pPr>
-      <w:r>
-        <w:rPr>
-          <w:rFonts w:cs="Arial"/>
-          <w:lang w:val="en-US"/>
-        </w:rPr>
-        <w:t xml:space="preserve">Making sure that everyone is at a good understanding of the assignment when doing them. Everyone </w:t>
-      </w:r>
-      <w:r>
-        <w:rPr>
-          <w:rFonts w:cs="Arial"/>
-          <w:lang w:val="en-US"/>
-        </w:rPr>
-        <w:t xml:space="preserve">will be expected to stay </w:t>
-      </w:r>
-      <w:r>
-        <w:rPr>
-          <w:rFonts w:cs="Arial"/>
-          <w:lang w:val="en-US"/>
-        </w:rPr>
-        <w:t>professional and not prejudg</w:t>
-      </w:r>
-      <w:r>
-        <w:rPr>
-          <w:rFonts w:cs="Arial"/>
-          <w:lang w:val="en-US"/>
-        </w:rPr>
-        <w:t>e</w:t>
-      </w:r>
-      <w:r>
-        <w:rPr>
-          <w:rFonts w:cs="Arial"/>
-          <w:lang w:val="en-US"/>
-        </w:rPr>
-        <w:t xml:space="preserve"> immaturel</w:t>
-      </w:r>
-      <w:r>
-        <w:rPr>
-          <w:rFonts w:cs="Arial"/>
-          <w:lang w:val="en-US"/>
-        </w:rPr>
-        <w:t>y</w:t>
-      </w:r>
-      <w:r>
-        <w:rPr>
-          <w:rFonts w:cs="Arial"/>
-          <w:lang w:val="en-US"/>
-        </w:rPr>
-        <w:t>.</w:t>
-      </w:r>
+        <w:pStyle w:val="Heading2"/>
+      </w:pPr>
+      <w:bookmarkStart w:id="13" w:name="_Toc492669959"/>
+      <w:bookmarkStart w:id="14" w:name="_Toc507771649"/>
+      <w:r>
+        <w:lastRenderedPageBreak/>
+        <w:t>Sign</w:t>
+      </w:r>
+      <w:bookmarkEnd w:id="13"/>
+      <w:r>
+        <w:t xml:space="preserve"> Off</w:t>
+      </w:r>
+      <w:bookmarkEnd w:id="14"/>
     </w:p>
     <w:p>
       <w:pPr>
-        <w:pStyle w:val="ListParagraph"/>
-        <w:numPr>
-          <w:ilvl w:val="0"/>
-          <w:numId w:val="18"/>
-        </w:numPr>
-        <w:jc w:val="both"/>
-        <w:rPr>
-          <w:rFonts w:cs="Arial"/>
-          <w:lang w:val="en-US"/>
-        </w:rPr>
-      </w:pPr>
-      <w:r>
-        <w:rPr>
-          <w:rFonts w:cs="Arial"/>
-          <w:lang w:val="en-US"/>
-        </w:rPr>
-        <w:t xml:space="preserve">Blame game will be avoided. Instead of dwelling on spoilt milk, dealing with the problem </w:t>
-      </w:r>
-      <w:r>
-        <w:rPr>
-          <w:rFonts w:cs="Arial"/>
-          <w:lang w:val="en-US"/>
-        </w:rPr>
-        <w:t xml:space="preserve">and fixing it to succeed </w:t>
-      </w:r>
-      <w:r>
-        <w:rPr>
-          <w:rFonts w:cs="Arial"/>
-          <w:lang w:val="en-US"/>
-        </w:rPr>
-        <w:t>the project as a</w:t>
-      </w:r>
-      <w:r>
-        <w:rPr>
-          <w:rFonts w:cs="Arial"/>
-          <w:lang w:val="en-US"/>
-        </w:rPr>
-        <w:t xml:space="preserve"> whole will be encouraged. </w:t>
+        <w:rPr>
+          <w:rFonts w:ascii="Arial" w:hAnsi="Arial" w:cs="Arial"/>
+          <w:color w:val="000000"/>
+        </w:rPr>
+      </w:pPr>
+      <w:r>
+        <w:rPr>
+          <w:rFonts w:ascii="Arial" w:hAnsi="Arial" w:cs="Arial"/>
+          <w:color w:val="000000"/>
+        </w:rPr>
+        <w:t>I have participated in the development of this charter and agree to it.</w:t>
       </w:r>
     </w:p>
     <w:p>
       <w:pPr>
-        <w:pStyle w:val="ListParagraph"/>
-        <w:jc w:val="both"/>
-        <w:rPr>
-          <w:rFonts w:cs="Arial"/>
-          <w:lang w:val="en-US"/>
-        </w:rPr>
-      </w:pPr>
-    </w:p>
-    <w:p>
-      <w:pPr>
-        <w:pStyle w:val="ListParagraph"/>
-        <w:jc w:val="both"/>
-        <w:rPr>
-          <w:rFonts w:cs="Arial"/>
-          <w:lang w:val="en-US"/>
-        </w:rPr>
-      </w:pPr>
-    </w:p>
-    <w:p>
-      <w:pPr>
-        <w:pStyle w:val="ListParagraph"/>
-        <w:jc w:val="both"/>
-        <w:rPr>
-          <w:rFonts w:cs="Arial"/>
-          <w:lang w:val="en-US"/>
-        </w:rPr>
-      </w:pPr>
-    </w:p>
-    <w:p>
-      <w:pPr>
-        <w:pStyle w:val="ListParagraph"/>
-        <w:jc w:val="both"/>
-        <w:rPr>
-          <w:rFonts w:cs="Arial"/>
-          <w:lang w:val="en-US"/>
-        </w:rPr>
-      </w:pPr>
-    </w:p>
-    <w:p>
-      <w:pPr>
-        <w:pStyle w:val="ListParagraph"/>
-        <w:jc w:val="both"/>
-        <w:rPr>
-          <w:rFonts w:cs="Arial"/>
-          <w:lang w:val="en-US"/>
-        </w:rPr>
-      </w:pPr>
-    </w:p>
-    <w:p>
-      <w:pPr>
-        <w:pStyle w:val="Heading2"/>
-        <w:rPr>
-          <w:rFonts w:asciiTheme="minorHAnsi" w:hAnsiTheme="minorHAnsi"/>
-          <w:sz w:val="28"/>
-          <w:szCs w:val="28"/>
-        </w:rPr>
-      </w:pPr>
-      <w:bookmarkStart w:id="12" w:name="_Toc492669959"/>
-      <w:bookmarkStart w:id="13" w:name="_Toc507771649"/>
-      <w:r>
-        <w:rPr>
-          <w:rFonts w:asciiTheme="minorHAnsi" w:hAnsiTheme="minorHAnsi"/>
-          <w:sz w:val="28"/>
-          <w:szCs w:val="28"/>
-        </w:rPr>
-        <w:lastRenderedPageBreak/>
-        <w:t>Sign</w:t>
-      </w:r>
-      <w:bookmarkEnd w:id="12"/>
-      <w:r>
-        <w:rPr>
-          <w:rFonts w:asciiTheme="minorHAnsi" w:hAnsiTheme="minorHAnsi"/>
-          <w:sz w:val="28"/>
-          <w:szCs w:val="28"/>
-        </w:rPr>
-        <w:t xml:space="preserve"> Off</w:t>
-      </w:r>
-      <w:bookmarkEnd w:id="13"/>
-    </w:p>
-    <w:p>
-      <w:pPr>
-        <w:rPr>
-          <w:lang w:val="en-US"/>
-        </w:rPr>
-      </w:pPr>
-    </w:p>
-    <w:p>
-      <w:pPr>
-        <w:rPr>
-          <w:rFonts w:cs="Arial"/>
-          <w:color w:val="000000"/>
-        </w:rPr>
-      </w:pPr>
-      <w:r>
-        <w:rPr>
-          <w:rFonts w:cs="Arial"/>
-          <w:color w:val="000000"/>
-        </w:rPr>
-        <w:t>I have participated in the development of this charter and agree to it.</w:t>
-      </w:r>
-    </w:p>
-    <w:p>
-      <w:pPr>
-        <w:rPr>
-          <w:rFonts w:cs="Arial"/>
+        <w:rPr>
+          <w:rFonts w:ascii="Arial" w:hAnsi="Arial" w:cs="Arial"/>
           <w:color w:val="000000"/>
         </w:rPr>
       </w:pPr>
@@ -5977,9 +4064,9 @@
         <w:tblLook w:val="04A0" w:firstRow="1" w:lastRow="0" w:firstColumn="1" w:lastColumn="0" w:noHBand="0" w:noVBand="1"/>
       </w:tblPr>
       <w:tblGrid>
-        <w:gridCol w:w="1889"/>
-        <w:gridCol w:w="1889"/>
-        <w:gridCol w:w="1592"/>
+        <w:gridCol w:w="1960"/>
+        <w:gridCol w:w="1890"/>
+        <w:gridCol w:w="1520"/>
       </w:tblGrid>
       <w:tr>
         <w:tc>
@@ -6004,17 +4091,17 @@
               <w:pStyle w:val="NormalWeb"/>
               <w:spacing w:before="0" w:beforeAutospacing="0" w:after="0" w:afterAutospacing="0"/>
               <w:rPr>
-                <w:rFonts w:asciiTheme="minorHAnsi" w:hAnsiTheme="minorHAnsi" w:cs="Arial"/>
+                <w:rFonts w:ascii="Arial" w:hAnsi="Arial" w:cs="Arial"/>
               </w:rPr>
             </w:pPr>
             <w:r>
               <w:rPr>
-                <w:rFonts w:asciiTheme="minorHAnsi" w:hAnsiTheme="minorHAnsi" w:cs="Arial"/>
+                <w:rFonts w:ascii="Arial" w:hAnsi="Arial" w:cs="Arial"/>
                 <w:noProof/>
                 <w:color w:val="000000"/>
               </w:rPr>
               <w:drawing>
-                <wp:inline distT="0" distB="0" distL="0" distR="0" wp14:anchorId="0F4C805F" wp14:editId="04E57862">
+                <wp:inline distT="0" distB="0" distL="0" distR="0" wp14:anchorId="60002692" wp14:editId="00D4A7D4">
                   <wp:extent cx="1054100" cy="596900"/>
                   <wp:effectExtent l="0" t="0" r="12700" b="12700"/>
                   <wp:docPr id="17" name="Picture 17" descr="https://lh4.googleusercontent.com/l6NJjVuLgfbJbrkcBT5RE4SAiDb2cFr6UDhz4wf_vn5slONb3abn2nUlxKD-Kt4HCL0yfViM9rU7PFQoFRrBjF3Mo5bflB1ogE2QKy0jlmBLuXTwgRhGGFoydiIhk7WkqxWN5PZX"/>
@@ -6086,17 +4173,17 @@
               <w:pStyle w:val="NormalWeb"/>
               <w:spacing w:before="0" w:beforeAutospacing="0" w:after="0" w:afterAutospacing="0"/>
               <w:rPr>
-                <w:rFonts w:asciiTheme="minorHAnsi" w:hAnsiTheme="minorHAnsi" w:cs="Arial"/>
+                <w:rFonts w:ascii="Arial" w:hAnsi="Arial" w:cs="Arial"/>
               </w:rPr>
             </w:pPr>
             <w:r>
               <w:rPr>
-                <w:rFonts w:asciiTheme="minorHAnsi" w:hAnsiTheme="minorHAnsi" w:cs="Arial"/>
+                <w:rFonts w:ascii="Arial" w:hAnsi="Arial" w:cs="Arial"/>
                 <w:noProof/>
                 <w:color w:val="000000"/>
               </w:rPr>
               <w:drawing>
-                <wp:inline distT="0" distB="0" distL="0" distR="0" wp14:anchorId="72480018" wp14:editId="4F389746">
+                <wp:inline distT="0" distB="0" distL="0" distR="0" wp14:anchorId="79371BFF" wp14:editId="5239F761">
                   <wp:extent cx="1054100" cy="711200"/>
                   <wp:effectExtent l="0" t="0" r="12700" b="0"/>
                   <wp:docPr id="16" name="Picture 16" descr="https://lh6.googleusercontent.com/3ZTy9Hf8Vclg3L8_uURvwJHF_0JGS8AEpS0Lw5yA31yUxCNUPPf3MGMAuaIGgFZpIzIwjgm6bnyiwa55DHIBETjPIYSGUBpYR95OeRZSWwkskH-2zWWXjZf1N_0Twe_5MNT8bGB4"/>
@@ -6168,7 +4255,7 @@
               <w:pStyle w:val="NormalWeb"/>
               <w:spacing w:before="0" w:beforeAutospacing="0" w:after="0" w:afterAutospacing="0"/>
               <w:rPr>
-                <w:rFonts w:asciiTheme="minorHAnsi" w:hAnsiTheme="minorHAnsi" w:cs="Arial"/>
+                <w:rFonts w:ascii="Arial" w:hAnsi="Arial" w:cs="Arial"/>
               </w:rPr>
             </w:pPr>
           </w:p>
@@ -6198,12 +4285,12 @@
               <w:spacing w:before="0" w:beforeAutospacing="0" w:after="0" w:afterAutospacing="0"/>
               <w:jc w:val="center"/>
               <w:rPr>
-                <w:rFonts w:asciiTheme="minorHAnsi" w:hAnsiTheme="minorHAnsi" w:cs="Arial"/>
+                <w:rFonts w:ascii="Arial" w:hAnsi="Arial" w:cs="Arial"/>
               </w:rPr>
             </w:pPr>
             <w:r>
               <w:rPr>
-                <w:rFonts w:asciiTheme="minorHAnsi" w:hAnsiTheme="minorHAnsi" w:cs="Arial"/>
+                <w:rFonts w:ascii="Arial" w:hAnsi="Arial" w:cs="Arial"/>
                 <w:color w:val="000000"/>
               </w:rPr>
               <w:t>Shirish Maharjan</w:t>
@@ -6233,12 +4320,12 @@
               <w:spacing w:before="0" w:beforeAutospacing="0" w:after="0" w:afterAutospacing="0"/>
               <w:jc w:val="center"/>
               <w:rPr>
-                <w:rFonts w:asciiTheme="minorHAnsi" w:hAnsiTheme="minorHAnsi" w:cs="Arial"/>
+                <w:rFonts w:ascii="Arial" w:hAnsi="Arial" w:cs="Arial"/>
               </w:rPr>
             </w:pPr>
             <w:r>
               <w:rPr>
-                <w:rFonts w:asciiTheme="minorHAnsi" w:hAnsiTheme="minorHAnsi" w:cs="Arial"/>
+                <w:rFonts w:ascii="Arial" w:hAnsi="Arial" w:cs="Arial"/>
                 <w:color w:val="000000"/>
               </w:rPr>
               <w:t>Hieu Hanh Tran</w:t>
@@ -6268,12 +4355,12 @@
               <w:spacing w:before="0" w:beforeAutospacing="0" w:after="0" w:afterAutospacing="0"/>
               <w:jc w:val="center"/>
               <w:rPr>
-                <w:rFonts w:asciiTheme="minorHAnsi" w:hAnsiTheme="minorHAnsi" w:cs="Arial"/>
+                <w:rFonts w:ascii="Arial" w:hAnsi="Arial" w:cs="Arial"/>
               </w:rPr>
             </w:pPr>
             <w:r>
               <w:rPr>
-                <w:rFonts w:asciiTheme="minorHAnsi" w:hAnsiTheme="minorHAnsi" w:cs="Arial"/>
+                <w:rFonts w:ascii="Arial" w:hAnsi="Arial" w:cs="Arial"/>
                 <w:color w:val="000000"/>
               </w:rPr>
               <w:t>Arik Maharjan</w:t>
@@ -6285,24 +4372,22 @@
     <w:p>
       <w:pPr>
         <w:rPr>
-          <w:rFonts w:cs="Arial"/>
+          <w:rFonts w:ascii="Arial" w:hAnsi="Arial" w:cs="Arial"/>
         </w:rPr>
       </w:pPr>
     </w:p>
     <w:p>
       <w:pPr>
         <w:rPr>
-          <w:rFonts w:cs="Arial"/>
-        </w:rPr>
-      </w:pPr>
-      <w:r>
-        <w:rPr>
-          <w:rFonts w:cs="Arial"/>
+          <w:rFonts w:ascii="Arial" w:hAnsi="Arial" w:cs="Arial"/>
+        </w:rPr>
+      </w:pPr>
+      <w:r>
+        <w:rPr>
+          <w:rFonts w:ascii="Arial" w:hAnsi="Arial" w:cs="Arial"/>
         </w:rPr>
         <w:t xml:space="preserve">Date: </w:t>
       </w:r>
-      <w:bookmarkStart w:id="14" w:name="_GoBack"/>
-      <w:bookmarkEnd w:id="14"/>
     </w:p>
     <w:sectPr>
       <w:footerReference w:type="even" r:id="rId12"/>
@@ -6319,7 +4404,7 @@
 </file>
 
 <file path=word/endnotes.xml><?xml version="1.0" encoding="utf-8"?>
-<w:endnotes xmlns:wpc="http://schemas.microsoft.com/office/word/2010/wordprocessingCanvas" xmlns:cx="http://schemas.microsoft.com/office/drawing/2014/chartex" xmlns:cx1="http://schemas.microsoft.com/office/drawing/2015/9/8/chartex" xmlns:cx2="http://schemas.microsoft.com/office/drawing/2015/10/21/chartex" xmlns:cx3="http://schemas.microsoft.com/office/drawing/2016/5/9/chartex" xmlns:cx4="http://schemas.microsoft.com/office/drawing/2016/5/10/chartex" xmlns:cx5="http://schemas.microsoft.com/office/drawing/2016/5/11/chartex" xmlns:cx6="http://schemas.microsoft.com/office/drawing/2016/5/12/chartex" xmlns:cx7="http://schemas.microsoft.com/office/drawing/2016/5/13/chartex" xmlns:cx8="http://schemas.microsoft.com/office/drawing/2016/5/14/chartex" xmlns:mc="http://schemas.openxmlformats.org/markup-compatibility/2006" xmlns:aink="http://schemas.microsoft.com/office/drawing/2016/ink" xmlns:am3d="http://schemas.microsoft.com/office/drawing/2017/model3d" xmlns:o="urn:schemas-microsoft-com:office:office" xmlns:r="http://schemas.openxmlformats.org/officeDocument/2006/relationships" xmlns:m="http://schemas.openxmlformats.org/officeDocument/2006/math" xmlns:v="urn:schemas-microsoft-com:vml" xmlns:wp14="http://schemas.microsoft.com/office/word/2010/wordprocessingDrawing" xmlns:wp="http://schemas.openxmlformats.org/drawingml/2006/wordprocessingDrawing" xmlns:w10="urn:schemas-microsoft-com:office:word" xmlns:w="http://schemas.openxmlformats.org/wordprocessingml/2006/main" xmlns:w14="http://schemas.microsoft.com/office/word/2010/wordml" xmlns:w15="http://schemas.microsoft.com/office/word/2012/wordml" xmlns:w16cid="http://schemas.microsoft.com/office/word/2016/wordml/cid" xmlns:w16se="http://schemas.microsoft.com/office/word/2015/wordml/symex" xmlns:wpg="http://schemas.microsoft.com/office/word/2010/wordprocessingGroup" xmlns:wpi="http://schemas.microsoft.com/office/word/2010/wordprocessingInk" xmlns:wne="http://schemas.microsoft.com/office/word/2006/wordml" xmlns:wps="http://schemas.microsoft.com/office/word/2010/wordprocessingShape" mc:Ignorable="w14 w15 w16se w16cid wp14">
+<w:endnotes xmlns:wpc="http://schemas.microsoft.com/office/word/2010/wordprocessingCanvas" xmlns:mo="http://schemas.microsoft.com/office/mac/office/2008/main" xmlns:mc="http://schemas.openxmlformats.org/markup-compatibility/2006" xmlns:mv="urn:schemas-microsoft-com:mac:vml" xmlns:o="urn:schemas-microsoft-com:office:office" xmlns:r="http://schemas.openxmlformats.org/officeDocument/2006/relationships" xmlns:m="http://schemas.openxmlformats.org/officeDocument/2006/math" xmlns:v="urn:schemas-microsoft-com:vml" xmlns:wp14="http://schemas.microsoft.com/office/word/2010/wordprocessingDrawing" xmlns:wp="http://schemas.openxmlformats.org/drawingml/2006/wordprocessingDrawing" xmlns:w10="urn:schemas-microsoft-com:office:word" xmlns:w="http://schemas.openxmlformats.org/wordprocessingml/2006/main" xmlns:w14="http://schemas.microsoft.com/office/word/2010/wordml" xmlns:w15="http://schemas.microsoft.com/office/word/2012/wordml" xmlns:wpg="http://schemas.microsoft.com/office/word/2010/wordprocessingGroup" xmlns:wpi="http://schemas.microsoft.com/office/word/2010/wordprocessingInk" xmlns:wne="http://schemas.microsoft.com/office/word/2006/wordml" xmlns:wps="http://schemas.microsoft.com/office/word/2010/wordprocessingShape" mc:Ignorable="w14 w15 wp14">
   <w:endnote w:type="separator" w:id="-1">
     <w:p>
       <w:r>
@@ -6338,7 +4423,7 @@
 </file>
 
 <file path=word/footer1.xml><?xml version="1.0" encoding="utf-8"?>
-<w:ftr xmlns:wpc="http://schemas.microsoft.com/office/word/2010/wordprocessingCanvas" xmlns:cx="http://schemas.microsoft.com/office/drawing/2014/chartex" xmlns:cx1="http://schemas.microsoft.com/office/drawing/2015/9/8/chartex" xmlns:cx2="http://schemas.microsoft.com/office/drawing/2015/10/21/chartex" xmlns:cx3="http://schemas.microsoft.com/office/drawing/2016/5/9/chartex" xmlns:cx4="http://schemas.microsoft.com/office/drawing/2016/5/10/chartex" xmlns:cx5="http://schemas.microsoft.com/office/drawing/2016/5/11/chartex" xmlns:cx6="http://schemas.microsoft.com/office/drawing/2016/5/12/chartex" xmlns:cx7="http://schemas.microsoft.com/office/drawing/2016/5/13/chartex" xmlns:cx8="http://schemas.microsoft.com/office/drawing/2016/5/14/chartex" xmlns:mc="http://schemas.openxmlformats.org/markup-compatibility/2006" xmlns:aink="http://schemas.microsoft.com/office/drawing/2016/ink" xmlns:am3d="http://schemas.microsoft.com/office/drawing/2017/model3d" xmlns:o="urn:schemas-microsoft-com:office:office" xmlns:r="http://schemas.openxmlformats.org/officeDocument/2006/relationships" xmlns:m="http://schemas.openxmlformats.org/officeDocument/2006/math" xmlns:v="urn:schemas-microsoft-com:vml" xmlns:wp14="http://schemas.microsoft.com/office/word/2010/wordprocessingDrawing" xmlns:wp="http://schemas.openxmlformats.org/drawingml/2006/wordprocessingDrawing" xmlns:w10="urn:schemas-microsoft-com:office:word" xmlns:w="http://schemas.openxmlformats.org/wordprocessingml/2006/main" xmlns:w14="http://schemas.microsoft.com/office/word/2010/wordml" xmlns:w15="http://schemas.microsoft.com/office/word/2012/wordml" xmlns:w16cid="http://schemas.microsoft.com/office/word/2016/wordml/cid" xmlns:w16se="http://schemas.microsoft.com/office/word/2015/wordml/symex" xmlns:wpg="http://schemas.microsoft.com/office/word/2010/wordprocessingGroup" xmlns:wpi="http://schemas.microsoft.com/office/word/2010/wordprocessingInk" xmlns:wne="http://schemas.microsoft.com/office/word/2006/wordml" xmlns:wps="http://schemas.microsoft.com/office/word/2010/wordprocessingShape" mc:Ignorable="w14 w15 w16se w16cid wp14">
+<w:ftr xmlns:wpc="http://schemas.microsoft.com/office/word/2010/wordprocessingCanvas" xmlns:mo="http://schemas.microsoft.com/office/mac/office/2008/main" xmlns:mc="http://schemas.openxmlformats.org/markup-compatibility/2006" xmlns:mv="urn:schemas-microsoft-com:mac:vml" xmlns:o="urn:schemas-microsoft-com:office:office" xmlns:r="http://schemas.openxmlformats.org/officeDocument/2006/relationships" xmlns:m="http://schemas.openxmlformats.org/officeDocument/2006/math" xmlns:v="urn:schemas-microsoft-com:vml" xmlns:wp14="http://schemas.microsoft.com/office/word/2010/wordprocessingDrawing" xmlns:wp="http://schemas.openxmlformats.org/drawingml/2006/wordprocessingDrawing" xmlns:w10="urn:schemas-microsoft-com:office:word" xmlns:w="http://schemas.openxmlformats.org/wordprocessingml/2006/main" xmlns:w14="http://schemas.microsoft.com/office/word/2010/wordml" xmlns:w15="http://schemas.microsoft.com/office/word/2012/wordml" xmlns:wpg="http://schemas.microsoft.com/office/word/2010/wordprocessingGroup" xmlns:wpi="http://schemas.microsoft.com/office/word/2010/wordprocessingInk" xmlns:wne="http://schemas.microsoft.com/office/word/2006/wordml" xmlns:wps="http://schemas.microsoft.com/office/word/2010/wordprocessingShape" mc:Ignorable="w14 w15 wp14">
   <w:sdt>
     <w:sdtPr>
       <w:rPr>
@@ -6350,6 +4435,11 @@
         <w:docPartUnique/>
       </w:docPartObj>
     </w:sdtPr>
+    <w:sdtEndPr>
+      <w:rPr>
+        <w:rStyle w:val="PageNumber"/>
+      </w:rPr>
+    </w:sdtEndPr>
     <w:sdtContent>
       <w:p>
         <w:pPr>
@@ -6389,7 +4479,7 @@
 </file>
 
 <file path=word/footer2.xml><?xml version="1.0" encoding="utf-8"?>
-<w:ftr xmlns:wpc="http://schemas.microsoft.com/office/word/2010/wordprocessingCanvas" xmlns:cx="http://schemas.microsoft.com/office/drawing/2014/chartex" xmlns:cx1="http://schemas.microsoft.com/office/drawing/2015/9/8/chartex" xmlns:cx2="http://schemas.microsoft.com/office/drawing/2015/10/21/chartex" xmlns:cx3="http://schemas.microsoft.com/office/drawing/2016/5/9/chartex" xmlns:cx4="http://schemas.microsoft.com/office/drawing/2016/5/10/chartex" xmlns:cx5="http://schemas.microsoft.com/office/drawing/2016/5/11/chartex" xmlns:cx6="http://schemas.microsoft.com/office/drawing/2016/5/12/chartex" xmlns:cx7="http://schemas.microsoft.com/office/drawing/2016/5/13/chartex" xmlns:cx8="http://schemas.microsoft.com/office/drawing/2016/5/14/chartex" xmlns:mc="http://schemas.openxmlformats.org/markup-compatibility/2006" xmlns:aink="http://schemas.microsoft.com/office/drawing/2016/ink" xmlns:am3d="http://schemas.microsoft.com/office/drawing/2017/model3d" xmlns:o="urn:schemas-microsoft-com:office:office" xmlns:r="http://schemas.openxmlformats.org/officeDocument/2006/relationships" xmlns:m="http://schemas.openxmlformats.org/officeDocument/2006/math" xmlns:v="urn:schemas-microsoft-com:vml" xmlns:wp14="http://schemas.microsoft.com/office/word/2010/wordprocessingDrawing" xmlns:wp="http://schemas.openxmlformats.org/drawingml/2006/wordprocessingDrawing" xmlns:w10="urn:schemas-microsoft-com:office:word" xmlns:w="http://schemas.openxmlformats.org/wordprocessingml/2006/main" xmlns:w14="http://schemas.microsoft.com/office/word/2010/wordml" xmlns:w15="http://schemas.microsoft.com/office/word/2012/wordml" xmlns:w16cid="http://schemas.microsoft.com/office/word/2016/wordml/cid" xmlns:w16se="http://schemas.microsoft.com/office/word/2015/wordml/symex" xmlns:wpg="http://schemas.microsoft.com/office/word/2010/wordprocessingGroup" xmlns:wpi="http://schemas.microsoft.com/office/word/2010/wordprocessingInk" xmlns:wne="http://schemas.microsoft.com/office/word/2006/wordml" xmlns:wps="http://schemas.microsoft.com/office/word/2010/wordprocessingShape" mc:Ignorable="w14 w15 w16se w16cid wp14">
+<w:ftr xmlns:wpc="http://schemas.microsoft.com/office/word/2010/wordprocessingCanvas" xmlns:mo="http://schemas.microsoft.com/office/mac/office/2008/main" xmlns:mc="http://schemas.openxmlformats.org/markup-compatibility/2006" xmlns:mv="urn:schemas-microsoft-com:mac:vml" xmlns:o="urn:schemas-microsoft-com:office:office" xmlns:r="http://schemas.openxmlformats.org/officeDocument/2006/relationships" xmlns:m="http://schemas.openxmlformats.org/officeDocument/2006/math" xmlns:v="urn:schemas-microsoft-com:vml" xmlns:wp14="http://schemas.microsoft.com/office/word/2010/wordprocessingDrawing" xmlns:wp="http://schemas.openxmlformats.org/drawingml/2006/wordprocessingDrawing" xmlns:w10="urn:schemas-microsoft-com:office:word" xmlns:w="http://schemas.openxmlformats.org/wordprocessingml/2006/main" xmlns:w14="http://schemas.microsoft.com/office/word/2010/wordml" xmlns:w15="http://schemas.microsoft.com/office/word/2012/wordml" xmlns:wpg="http://schemas.microsoft.com/office/word/2010/wordprocessingGroup" xmlns:wpi="http://schemas.microsoft.com/office/word/2010/wordprocessingInk" xmlns:wne="http://schemas.microsoft.com/office/word/2006/wordml" xmlns:wps="http://schemas.microsoft.com/office/word/2010/wordprocessingShape" mc:Ignorable="w14 w15 wp14">
   <w:sdt>
     <w:sdtPr>
       <w:rPr>
@@ -6401,6 +4491,11 @@
         <w:docPartUnique/>
       </w:docPartObj>
     </w:sdtPr>
+    <w:sdtEndPr>
+      <w:rPr>
+        <w:rStyle w:val="PageNumber"/>
+      </w:rPr>
+    </w:sdtEndPr>
     <w:sdtContent>
       <w:p>
         <w:pPr>
@@ -6433,7 +4528,7 @@
             <w:rStyle w:val="PageNumber"/>
             <w:noProof/>
           </w:rPr>
-          <w:t>6</w:t>
+          <w:t>1</w:t>
         </w:r>
         <w:r>
           <w:rPr>
@@ -6453,7 +4548,7 @@
 </file>
 
 <file path=word/footnotes.xml><?xml version="1.0" encoding="utf-8"?>
-<w:footnotes xmlns:wpc="http://schemas.microsoft.com/office/word/2010/wordprocessingCanvas" xmlns:cx="http://schemas.microsoft.com/office/drawing/2014/chartex" xmlns:cx1="http://schemas.microsoft.com/office/drawing/2015/9/8/chartex" xmlns:cx2="http://schemas.microsoft.com/office/drawing/2015/10/21/chartex" xmlns:cx3="http://schemas.microsoft.com/office/drawing/2016/5/9/chartex" xmlns:cx4="http://schemas.microsoft.com/office/drawing/2016/5/10/chartex" xmlns:cx5="http://schemas.microsoft.com/office/drawing/2016/5/11/chartex" xmlns:cx6="http://schemas.microsoft.com/office/drawing/2016/5/12/chartex" xmlns:cx7="http://schemas.microsoft.com/office/drawing/2016/5/13/chartex" xmlns:cx8="http://schemas.microsoft.com/office/drawing/2016/5/14/chartex" xmlns:mc="http://schemas.openxmlformats.org/markup-compatibility/2006" xmlns:aink="http://schemas.microsoft.com/office/drawing/2016/ink" xmlns:am3d="http://schemas.microsoft.com/office/drawing/2017/model3d" xmlns:o="urn:schemas-microsoft-com:office:office" xmlns:r="http://schemas.openxmlformats.org/officeDocument/2006/relationships" xmlns:m="http://schemas.openxmlformats.org/officeDocument/2006/math" xmlns:v="urn:schemas-microsoft-com:vml" xmlns:wp14="http://schemas.microsoft.com/office/word/2010/wordprocessingDrawing" xmlns:wp="http://schemas.openxmlformats.org/drawingml/2006/wordprocessingDrawing" xmlns:w10="urn:schemas-microsoft-com:office:word" xmlns:w="http://schemas.openxmlformats.org/wordprocessingml/2006/main" xmlns:w14="http://schemas.microsoft.com/office/word/2010/wordml" xmlns:w15="http://schemas.microsoft.com/office/word/2012/wordml" xmlns:w16cid="http://schemas.microsoft.com/office/word/2016/wordml/cid" xmlns:w16se="http://schemas.microsoft.com/office/word/2015/wordml/symex" xmlns:wpg="http://schemas.microsoft.com/office/word/2010/wordprocessingGroup" xmlns:wpi="http://schemas.microsoft.com/office/word/2010/wordprocessingInk" xmlns:wne="http://schemas.microsoft.com/office/word/2006/wordml" xmlns:wps="http://schemas.microsoft.com/office/word/2010/wordprocessingShape" mc:Ignorable="w14 w15 w16se w16cid wp14">
+<w:footnotes xmlns:wpc="http://schemas.microsoft.com/office/word/2010/wordprocessingCanvas" xmlns:mo="http://schemas.microsoft.com/office/mac/office/2008/main" xmlns:mc="http://schemas.openxmlformats.org/markup-compatibility/2006" xmlns:mv="urn:schemas-microsoft-com:mac:vml" xmlns:o="urn:schemas-microsoft-com:office:office" xmlns:r="http://schemas.openxmlformats.org/officeDocument/2006/relationships" xmlns:m="http://schemas.openxmlformats.org/officeDocument/2006/math" xmlns:v="urn:schemas-microsoft-com:vml" xmlns:wp14="http://schemas.microsoft.com/office/word/2010/wordprocessingDrawing" xmlns:wp="http://schemas.openxmlformats.org/drawingml/2006/wordprocessingDrawing" xmlns:w10="urn:schemas-microsoft-com:office:word" xmlns:w="http://schemas.openxmlformats.org/wordprocessingml/2006/main" xmlns:w14="http://schemas.microsoft.com/office/word/2010/wordml" xmlns:w15="http://schemas.microsoft.com/office/word/2012/wordml" xmlns:wpg="http://schemas.microsoft.com/office/word/2010/wordprocessingGroup" xmlns:wpi="http://schemas.microsoft.com/office/word/2010/wordprocessingInk" xmlns:wne="http://schemas.microsoft.com/office/word/2006/wordml" xmlns:wps="http://schemas.microsoft.com/office/word/2010/wordprocessingShape" mc:Ignorable="w14 w15 wp14">
   <w:footnote w:type="separator" w:id="-1">
     <w:p>
       <w:r>
@@ -6472,8 +4567,8 @@
 </file>
 
 <file path=word/numbering.xml><?xml version="1.0" encoding="utf-8"?>
-<w:numbering xmlns:wpc="http://schemas.microsoft.com/office/word/2010/wordprocessingCanvas" xmlns:cx="http://schemas.microsoft.com/office/drawing/2014/chartex" xmlns:cx1="http://schemas.microsoft.com/office/drawing/2015/9/8/chartex" xmlns:cx2="http://schemas.microsoft.com/office/drawing/2015/10/21/chartex" xmlns:cx3="http://schemas.microsoft.com/office/drawing/2016/5/9/chartex" xmlns:cx4="http://schemas.microsoft.com/office/drawing/2016/5/10/chartex" xmlns:cx5="http://schemas.microsoft.com/office/drawing/2016/5/11/chartex" xmlns:cx6="http://schemas.microsoft.com/office/drawing/2016/5/12/chartex" xmlns:cx7="http://schemas.microsoft.com/office/drawing/2016/5/13/chartex" xmlns:cx8="http://schemas.microsoft.com/office/drawing/2016/5/14/chartex" xmlns:mc="http://schemas.openxmlformats.org/markup-compatibility/2006" xmlns:aink="http://schemas.microsoft.com/office/drawing/2016/ink" xmlns:am3d="http://schemas.microsoft.com/office/drawing/2017/model3d" xmlns:o="urn:schemas-microsoft-com:office:office" xmlns:r="http://schemas.openxmlformats.org/officeDocument/2006/relationships" xmlns:m="http://schemas.openxmlformats.org/officeDocument/2006/math" xmlns:v="urn:schemas-microsoft-com:vml" xmlns:wp14="http://schemas.microsoft.com/office/word/2010/wordprocessingDrawing" xmlns:wp="http://schemas.openxmlformats.org/drawingml/2006/wordprocessingDrawing" xmlns:w10="urn:schemas-microsoft-com:office:word" xmlns:w="http://schemas.openxmlformats.org/wordprocessingml/2006/main" xmlns:w14="http://schemas.microsoft.com/office/word/2010/wordml" xmlns:w15="http://schemas.microsoft.com/office/word/2012/wordml" xmlns:w16cid="http://schemas.microsoft.com/office/word/2016/wordml/cid" xmlns:w16se="http://schemas.microsoft.com/office/word/2015/wordml/symex" xmlns:wpg="http://schemas.microsoft.com/office/word/2010/wordprocessingGroup" xmlns:wpi="http://schemas.microsoft.com/office/word/2010/wordprocessingInk" xmlns:wne="http://schemas.microsoft.com/office/word/2006/wordml" xmlns:wps="http://schemas.microsoft.com/office/word/2010/wordprocessingShape" mc:Ignorable="w14 w15 w16se w16cid wp14">
-  <w:abstractNum w:abstractNumId="0" w15:restartNumberingAfterBreak="0">
+<w:numbering xmlns:wpc="http://schemas.microsoft.com/office/word/2010/wordprocessingCanvas" xmlns:mo="http://schemas.microsoft.com/office/mac/office/2008/main" xmlns:mc="http://schemas.openxmlformats.org/markup-compatibility/2006" xmlns:mv="urn:schemas-microsoft-com:mac:vml" xmlns:o="urn:schemas-microsoft-com:office:office" xmlns:r="http://schemas.openxmlformats.org/officeDocument/2006/relationships" xmlns:m="http://schemas.openxmlformats.org/officeDocument/2006/math" xmlns:v="urn:schemas-microsoft-com:vml" xmlns:wp14="http://schemas.microsoft.com/office/word/2010/wordprocessingDrawing" xmlns:wp="http://schemas.openxmlformats.org/drawingml/2006/wordprocessingDrawing" xmlns:w10="urn:schemas-microsoft-com:office:word" xmlns:w="http://schemas.openxmlformats.org/wordprocessingml/2006/main" xmlns:w14="http://schemas.microsoft.com/office/word/2010/wordml" xmlns:w15="http://schemas.microsoft.com/office/word/2012/wordml" xmlns:wpg="http://schemas.microsoft.com/office/word/2010/wordprocessingGroup" xmlns:wpi="http://schemas.microsoft.com/office/word/2010/wordprocessingInk" xmlns:wne="http://schemas.microsoft.com/office/word/2006/wordml" xmlns:wps="http://schemas.microsoft.com/office/word/2010/wordprocessingShape" mc:Ignorable="w14 w15 wp14">
+  <w:abstractNum w:abstractNumId="0">
     <w:nsid w:val="053041D0"/>
     <w:multiLevelType w:val="hybridMultilevel"/>
     <w:tmpl w:val="FB221056"/>
@@ -6586,7 +4681,7 @@
       </w:rPr>
     </w:lvl>
   </w:abstractNum>
-  <w:abstractNum w:abstractNumId="1" w15:restartNumberingAfterBreak="0">
+  <w:abstractNum w:abstractNumId="1">
     <w:nsid w:val="05B64E2D"/>
     <w:multiLevelType w:val="multilevel"/>
     <w:tmpl w:val="BB3A1B00"/>
@@ -6735,7 +4830,7 @@
       </w:rPr>
     </w:lvl>
   </w:abstractNum>
-  <w:abstractNum w:abstractNumId="2" w15:restartNumberingAfterBreak="0">
+  <w:abstractNum w:abstractNumId="2">
     <w:nsid w:val="06633178"/>
     <w:multiLevelType w:val="hybridMultilevel"/>
     <w:tmpl w:val="0D74859A"/>
@@ -6848,7 +4943,7 @@
       </w:rPr>
     </w:lvl>
   </w:abstractNum>
-  <w:abstractNum w:abstractNumId="3" w15:restartNumberingAfterBreak="0">
+  <w:abstractNum w:abstractNumId="3">
     <w:nsid w:val="09CC0F9F"/>
     <w:multiLevelType w:val="multilevel"/>
     <w:tmpl w:val="F8A2F20E"/>
@@ -6997,7 +5092,7 @@
       </w:rPr>
     </w:lvl>
   </w:abstractNum>
-  <w:abstractNum w:abstractNumId="4" w15:restartNumberingAfterBreak="0">
+  <w:abstractNum w:abstractNumId="4">
     <w:nsid w:val="0A7F65BB"/>
     <w:multiLevelType w:val="multilevel"/>
     <w:tmpl w:val="11843EBC"/>
@@ -7146,7 +5241,7 @@
       </w:rPr>
     </w:lvl>
   </w:abstractNum>
-  <w:abstractNum w:abstractNumId="5" w15:restartNumberingAfterBreak="0">
+  <w:abstractNum w:abstractNumId="5">
     <w:nsid w:val="0C34655F"/>
     <w:multiLevelType w:val="hybridMultilevel"/>
     <w:tmpl w:val="6F684C18"/>
@@ -7259,7 +5354,7 @@
       </w:rPr>
     </w:lvl>
   </w:abstractNum>
-  <w:abstractNum w:abstractNumId="6" w15:restartNumberingAfterBreak="0">
+  <w:abstractNum w:abstractNumId="6">
     <w:nsid w:val="0EC836C9"/>
     <w:multiLevelType w:val="multilevel"/>
     <w:tmpl w:val="EB2A38CA"/>
@@ -7408,7 +5503,7 @@
       </w:rPr>
     </w:lvl>
   </w:abstractNum>
-  <w:abstractNum w:abstractNumId="7" w15:restartNumberingAfterBreak="0">
+  <w:abstractNum w:abstractNumId="7">
     <w:nsid w:val="117F68A3"/>
     <w:multiLevelType w:val="multilevel"/>
     <w:tmpl w:val="2A764426"/>
@@ -7557,7 +5652,7 @@
       </w:rPr>
     </w:lvl>
   </w:abstractNum>
-  <w:abstractNum w:abstractNumId="8" w15:restartNumberingAfterBreak="0">
+  <w:abstractNum w:abstractNumId="8">
     <w:nsid w:val="1219092C"/>
     <w:multiLevelType w:val="multilevel"/>
     <w:tmpl w:val="2D5A5656"/>
@@ -7706,7 +5801,7 @@
       </w:rPr>
     </w:lvl>
   </w:abstractNum>
-  <w:abstractNum w:abstractNumId="9" w15:restartNumberingAfterBreak="0">
+  <w:abstractNum w:abstractNumId="9">
     <w:nsid w:val="24143A25"/>
     <w:multiLevelType w:val="multilevel"/>
     <w:tmpl w:val="AEC6675A"/>
@@ -7855,7 +5950,7 @@
       </w:rPr>
     </w:lvl>
   </w:abstractNum>
-  <w:abstractNum w:abstractNumId="10" w15:restartNumberingAfterBreak="0">
+  <w:abstractNum w:abstractNumId="10">
     <w:nsid w:val="32510ECE"/>
     <w:multiLevelType w:val="multilevel"/>
     <w:tmpl w:val="710A0B20"/>
@@ -8004,7 +6099,7 @@
       </w:rPr>
     </w:lvl>
   </w:abstractNum>
-  <w:abstractNum w:abstractNumId="11" w15:restartNumberingAfterBreak="0">
+  <w:abstractNum w:abstractNumId="11">
     <w:nsid w:val="3C2758E5"/>
     <w:multiLevelType w:val="hybridMultilevel"/>
     <w:tmpl w:val="38A46B84"/>
@@ -8117,7 +6212,7 @@
       </w:rPr>
     </w:lvl>
   </w:abstractNum>
-  <w:abstractNum w:abstractNumId="12" w15:restartNumberingAfterBreak="0">
+  <w:abstractNum w:abstractNumId="12">
     <w:nsid w:val="49FA4484"/>
     <w:multiLevelType w:val="hybridMultilevel"/>
     <w:tmpl w:val="B8C4BF1C"/>
@@ -8139,7 +6234,7 @@
       <w:lvlText w:val=""/>
       <w:lvlJc w:val="left"/>
       <w:pPr>
-        <w:ind w:left="810" w:hanging="360"/>
+        <w:ind w:left="1440" w:hanging="360"/>
       </w:pPr>
       <w:rPr>
         <w:rFonts w:ascii="Wingdings" w:hAnsi="Wingdings" w:hint="default"/>
@@ -8230,7 +6325,7 @@
       </w:rPr>
     </w:lvl>
   </w:abstractNum>
-  <w:abstractNum w:abstractNumId="13" w15:restartNumberingAfterBreak="0">
+  <w:abstractNum w:abstractNumId="13">
     <w:nsid w:val="56B6517F"/>
     <w:multiLevelType w:val="multilevel"/>
     <w:tmpl w:val="92B6EB42"/>
@@ -8379,7 +6474,7 @@
       </w:rPr>
     </w:lvl>
   </w:abstractNum>
-  <w:abstractNum w:abstractNumId="14" w15:restartNumberingAfterBreak="0">
+  <w:abstractNum w:abstractNumId="14">
     <w:nsid w:val="617B6425"/>
     <w:multiLevelType w:val="multilevel"/>
     <w:tmpl w:val="3184F9A6"/>
@@ -8528,7 +6623,7 @@
       </w:rPr>
     </w:lvl>
   </w:abstractNum>
-  <w:abstractNum w:abstractNumId="15" w15:restartNumberingAfterBreak="0">
+  <w:abstractNum w:abstractNumId="15">
     <w:nsid w:val="627326CF"/>
     <w:multiLevelType w:val="hybridMultilevel"/>
     <w:tmpl w:val="FC18E0E6"/>
@@ -8641,7 +6736,7 @@
       </w:rPr>
     </w:lvl>
   </w:abstractNum>
-  <w:abstractNum w:abstractNumId="16" w15:restartNumberingAfterBreak="0">
+  <w:abstractNum w:abstractNumId="16">
     <w:nsid w:val="63CB2FA2"/>
     <w:multiLevelType w:val="multilevel"/>
     <w:tmpl w:val="474C9F1E"/>
@@ -8790,7 +6885,7 @@
       </w:rPr>
     </w:lvl>
   </w:abstractNum>
-  <w:abstractNum w:abstractNumId="17" w15:restartNumberingAfterBreak="0">
+  <w:abstractNum w:abstractNumId="17">
     <w:nsid w:val="6E172D03"/>
     <w:multiLevelType w:val="multilevel"/>
     <w:tmpl w:val="154C493E"/>
@@ -8939,7 +7034,7 @@
       </w:rPr>
     </w:lvl>
   </w:abstractNum>
-  <w:abstractNum w:abstractNumId="18" w15:restartNumberingAfterBreak="0">
+  <w:abstractNum w:abstractNumId="18">
     <w:nsid w:val="732700D0"/>
     <w:multiLevelType w:val="multilevel"/>
     <w:tmpl w:val="D8B2DF54"/>
@@ -9088,7 +7183,7 @@
       </w:rPr>
     </w:lvl>
   </w:abstractNum>
-  <w:abstractNum w:abstractNumId="19" w15:restartNumberingAfterBreak="0">
+  <w:abstractNum w:abstractNumId="19">
     <w:nsid w:val="77B77290"/>
     <w:multiLevelType w:val="multilevel"/>
     <w:tmpl w:val="88C46DA6"/>
@@ -9301,7 +7396,7 @@
 </file>
 
 <file path=word/styles.xml><?xml version="1.0" encoding="utf-8"?>
-<w:styles xmlns:mc="http://schemas.openxmlformats.org/markup-compatibility/2006" xmlns:r="http://schemas.openxmlformats.org/officeDocument/2006/relationships" xmlns:w="http://schemas.openxmlformats.org/wordprocessingml/2006/main" xmlns:w14="http://schemas.microsoft.com/office/word/2010/wordml" xmlns:w15="http://schemas.microsoft.com/office/word/2012/wordml" xmlns:w16cid="http://schemas.microsoft.com/office/word/2016/wordml/cid" xmlns:w16se="http://schemas.microsoft.com/office/word/2015/wordml/symex" mc:Ignorable="w14 w15 w16se w16cid">
+<w:styles xmlns:mc="http://schemas.openxmlformats.org/markup-compatibility/2006" xmlns:r="http://schemas.openxmlformats.org/officeDocument/2006/relationships" xmlns:w="http://schemas.openxmlformats.org/wordprocessingml/2006/main" xmlns:w14="http://schemas.microsoft.com/office/word/2010/wordml" xmlns:w15="http://schemas.microsoft.com/office/word/2012/wordml" mc:Ignorable="w14 w15">
   <w:docDefaults>
     <w:rPrDefault>
       <w:rPr>
@@ -9313,7 +7408,7 @@
     </w:rPrDefault>
     <w:pPrDefault/>
   </w:docDefaults>
-  <w:latentStyles w:defLockedState="0" w:defUIPriority="99" w:defSemiHidden="0" w:defUnhideWhenUsed="0" w:defQFormat="0" w:count="375">
+  <w:latentStyles w:defLockedState="0" w:defUIPriority="99" w:defSemiHidden="0" w:defUnhideWhenUsed="0" w:defQFormat="0" w:count="382">
     <w:lsdException w:name="Normal" w:uiPriority="0" w:qFormat="1"/>
     <w:lsdException w:name="heading 1" w:uiPriority="9" w:qFormat="1"/>
     <w:lsdException w:name="heading 2" w:semiHidden="1" w:uiPriority="9" w:unhideWhenUsed="1" w:qFormat="1"/>
@@ -10229,7 +8324,7 @@
 </file>
 
 <file path=customXml/itemProps1.xml><?xml version="1.0" encoding="utf-8"?>
-<ds:datastoreItem xmlns:ds="http://schemas.openxmlformats.org/officeDocument/2006/customXml" ds:itemID="{002C4896-6CDA-4580-8F45-02B9EE7C8D1B}">
+<ds:datastoreItem xmlns:ds="http://schemas.openxmlformats.org/officeDocument/2006/customXml" ds:itemID="{D4A4F046-42E8-5247-AF67-77DF5A3EB450}">
   <ds:schemaRefs>
     <ds:schemaRef ds:uri="http://schemas.openxmlformats.org/officeDocument/2006/bibliography"/>
   </ds:schemaRefs>
